--- a/documents/SD1087_HuynhMinhTu_AZURE_Assignment_3.docx
+++ b/documents/SD1087_HuynhMinhTu_AZURE_Assignment_3.docx
@@ -355,7 +355,15 @@
     </w:p>
     <w:p>
       <w:r>
-        <w:t>View terraform plan</w:t>
+        <w:t xml:space="preserve">View </w:t>
+      </w:r>
+      <w:proofErr w:type="gramStart"/>
+      <w:r>
+        <w:t>terraform</w:t>
+      </w:r>
+      <w:proofErr w:type="gramEnd"/>
+      <w:r>
+        <w:t xml:space="preserve"> plan</w:t>
       </w:r>
     </w:p>
     <w:p>
@@ -866,30 +874,68 @@
           <w:szCs w:val="20"/>
         </w:rPr>
       </w:pPr>
+      <w:proofErr w:type="spellStart"/>
       <w:r>
         <w:rPr>
           <w:rFonts w:ascii="Courier New" w:hAnsi="Courier New" w:cs="Courier New"/>
           <w:sz w:val="20"/>
           <w:szCs w:val="20"/>
         </w:rPr>
-        <w:t>az aks get-credentials --resource-group sd1087-tuhuynh-aks --name sd1087-tuhuynh-aks --admin</w:t>
-      </w:r>
-    </w:p>
-    <w:p>
-      <w:pPr>
+        <w:t>az</w:t>
+      </w:r>
+      <w:proofErr w:type="spellEnd"/>
+      <w:r>
         <w:rPr>
           <w:rFonts w:ascii="Courier New" w:hAnsi="Courier New" w:cs="Courier New"/>
           <w:sz w:val="20"/>
           <w:szCs w:val="20"/>
         </w:rPr>
-      </w:pPr>
+        <w:t xml:space="preserve"> </w:t>
+      </w:r>
+      <w:proofErr w:type="spellStart"/>
       <w:r>
         <w:rPr>
           <w:rFonts w:ascii="Courier New" w:hAnsi="Courier New" w:cs="Courier New"/>
           <w:sz w:val="20"/>
           <w:szCs w:val="20"/>
         </w:rPr>
-        <w:t>kubectl get nodes</w:t>
+        <w:t>aks</w:t>
+      </w:r>
+      <w:proofErr w:type="spellEnd"/>
+      <w:r>
+        <w:rPr>
+          <w:rFonts w:ascii="Courier New" w:hAnsi="Courier New" w:cs="Courier New"/>
+          <w:sz w:val="20"/>
+          <w:szCs w:val="20"/>
+        </w:rPr>
+        <w:t xml:space="preserve"> get-credentials --resource-group sd1087-tuhuynh-aks --name sd1087-tuhuynh-aks --admin</w:t>
+      </w:r>
+    </w:p>
+    <w:p>
+      <w:pPr>
+        <w:rPr>
+          <w:rFonts w:ascii="Courier New" w:hAnsi="Courier New" w:cs="Courier New"/>
+          <w:sz w:val="20"/>
+          <w:szCs w:val="20"/>
+        </w:rPr>
+      </w:pPr>
+      <w:proofErr w:type="spellStart"/>
+      <w:r>
+        <w:rPr>
+          <w:rFonts w:ascii="Courier New" w:hAnsi="Courier New" w:cs="Courier New"/>
+          <w:sz w:val="20"/>
+          <w:szCs w:val="20"/>
+        </w:rPr>
+        <w:t>kubectl</w:t>
+      </w:r>
+      <w:proofErr w:type="spellEnd"/>
+      <w:r>
+        <w:rPr>
+          <w:rFonts w:ascii="Courier New" w:hAnsi="Courier New" w:cs="Courier New"/>
+          <w:sz w:val="20"/>
+          <w:szCs w:val="20"/>
+        </w:rPr>
+        <w:t xml:space="preserve"> get nodes</w:t>
       </w:r>
     </w:p>
     <w:p>
@@ -967,8 +1013,18 @@
           <w:b/>
           <w:bCs/>
         </w:rPr>
-        <w:t>Create CI pipeline on Azure Devops</w:t>
-      </w:r>
+        <w:t xml:space="preserve">Create CI pipeline on Azure </w:t>
+      </w:r>
+      <w:proofErr w:type="spellStart"/>
+      <w:r>
+        <w:rPr>
+          <w:rFonts w:ascii="Roboto Serif Medium" w:eastAsia="Roboto Serif Medium" w:hAnsi="Roboto Serif Medium" w:cs="Roboto Serif Medium"/>
+          <w:b/>
+          <w:bCs/>
+        </w:rPr>
+        <w:t>Devops</w:t>
+      </w:r>
+      <w:proofErr w:type="spellEnd"/>
     </w:p>
     <w:p>
       <w:pPr>
@@ -984,7 +1040,25 @@
           <w:sz w:val="20"/>
           <w:szCs w:val="20"/>
         </w:rPr>
-        <w:t>Create new Devops Project</w:t>
+        <w:t xml:space="preserve">Create new </w:t>
+      </w:r>
+      <w:proofErr w:type="spellStart"/>
+      <w:r>
+        <w:rPr>
+          <w:rFonts w:ascii="Roboto Serif Medium" w:eastAsia="Roboto Serif Medium" w:hAnsi="Roboto Serif Medium" w:cs="Roboto Serif Medium"/>
+          <w:sz w:val="20"/>
+          <w:szCs w:val="20"/>
+        </w:rPr>
+        <w:t>Devops</w:t>
+      </w:r>
+      <w:proofErr w:type="spellEnd"/>
+      <w:r>
+        <w:rPr>
+          <w:rFonts w:ascii="Roboto Serif Medium" w:eastAsia="Roboto Serif Medium" w:hAnsi="Roboto Serif Medium" w:cs="Roboto Serif Medium"/>
+          <w:sz w:val="20"/>
+          <w:szCs w:val="20"/>
+        </w:rPr>
+        <w:t xml:space="preserve"> Project</w:t>
       </w:r>
     </w:p>
     <w:p>
@@ -1574,6 +1648,7 @@
       <w:r>
         <w:rPr>
           <w:rFonts w:ascii="Roboto Serif Medium" w:eastAsia="Roboto Serif Medium" w:hAnsi="Roboto Serif Medium" w:cs="Roboto Serif Medium"/>
+          <w:noProof/>
         </w:rPr>
         <w:drawing>
           <wp:inline distT="0" distB="0" distL="0" distR="0" wp14:anchorId="753C08E3" wp14:editId="2B451969">
@@ -1621,68 +1696,45 @@
     </w:p>
     <w:p>
       <w:pPr>
-        <w:numPr>
-          <w:ilvl w:val="0"/>
-          <w:numId w:val="10"/>
-        </w:numPr>
-        <w:spacing w:after="0" w:line="276" w:lineRule="auto"/>
-        <w:rPr>
-          <w:rFonts w:ascii="Roboto Serif Medium" w:eastAsia="Roboto Serif Medium" w:hAnsi="Roboto Serif Medium" w:cs="Roboto Serif Medium"/>
-        </w:rPr>
-      </w:pPr>
-      <w:r>
-        <w:rPr>
-          <w:rFonts w:ascii="Roboto Serif Medium" w:eastAsia="Roboto Serif Medium" w:hAnsi="Roboto Serif Medium" w:cs="Roboto Serif Medium"/>
-        </w:rPr>
-        <w:t>In left section -&gt; Click Pipeline -&gt; New Pipeline</w:t>
-      </w:r>
-    </w:p>
-    <w:p>
-      <w:pPr>
-        <w:numPr>
-          <w:ilvl w:val="0"/>
-          <w:numId w:val="10"/>
-        </w:numPr>
-        <w:spacing w:after="0" w:line="276" w:lineRule="auto"/>
-        <w:rPr>
-          <w:rFonts w:ascii="Roboto Serif Medium" w:eastAsia="Roboto Serif Medium" w:hAnsi="Roboto Serif Medium" w:cs="Roboto Serif Medium"/>
-        </w:rPr>
-      </w:pPr>
-      <w:r>
-        <w:rPr>
-          <w:rFonts w:ascii="Roboto Serif Medium" w:eastAsia="Roboto Serif Medium" w:hAnsi="Roboto Serif Medium" w:cs="Roboto Serif Medium"/>
-        </w:rPr>
-        <w:t>Choose Azure Repos git</w:t>
-      </w:r>
-    </w:p>
-    <w:p>
-      <w:pPr>
-        <w:rPr>
-          <w:rFonts w:ascii="Roboto Serif Medium" w:eastAsia="Roboto Serif Medium" w:hAnsi="Roboto Serif Medium" w:cs="Roboto Serif Medium"/>
-        </w:rPr>
-      </w:pPr>
-      <w:r>
-        <w:rPr>
-          <w:rFonts w:ascii="Roboto Serif Medium" w:eastAsia="Roboto Serif Medium" w:hAnsi="Roboto Serif Medium" w:cs="Roboto Serif Medium"/>
-          <w:noProof/>
+        <w:rPr>
+          <w:rFonts w:ascii="Roboto Serif Medium" w:eastAsia="Roboto Serif Medium" w:hAnsi="Roboto Serif Medium" w:cs="Roboto Serif Medium"/>
+        </w:rPr>
+      </w:pPr>
+      <w:r>
+        <w:rPr>
+          <w:rFonts w:ascii="Roboto Serif Medium" w:eastAsia="Roboto Serif Medium" w:hAnsi="Roboto Serif Medium" w:cs="Roboto Serif Medium"/>
+        </w:rPr>
+        <w:t>Create Kubernetes Connection</w:t>
+      </w:r>
+    </w:p>
+    <w:p>
+      <w:pPr>
+        <w:rPr>
+          <w:rFonts w:ascii="Roboto Serif Medium" w:eastAsia="Roboto Serif Medium" w:hAnsi="Roboto Serif Medium" w:cs="Roboto Serif Medium"/>
+        </w:rPr>
+      </w:pPr>
+      <w:r>
+        <w:rPr>
+          <w:rFonts w:ascii="Roboto Serif Medium" w:eastAsia="Roboto Serif Medium" w:hAnsi="Roboto Serif Medium" w:cs="Roboto Serif Medium"/>
         </w:rPr>
         <w:lastRenderedPageBreak/>
         <w:drawing>
-          <wp:inline distT="114300" distB="114300" distL="114300" distR="114300" wp14:anchorId="73450040" wp14:editId="392789BE">
-            <wp:extent cx="5943600" cy="3124200"/>
-            <wp:effectExtent l="0" t="0" r="0" b="0"/>
-            <wp:docPr id="13" name="image14.png"/>
-            <wp:cNvGraphicFramePr/>
+          <wp:inline distT="0" distB="0" distL="0" distR="0" wp14:anchorId="2B06D774" wp14:editId="7BBCCFE5">
+            <wp:extent cx="5943600" cy="3136900"/>
+            <wp:effectExtent l="0" t="0" r="0" b="6350"/>
+            <wp:docPr id="1513365171" name="Picture 1"/>
+            <wp:cNvGraphicFramePr>
+              <a:graphicFrameLocks xmlns:a="http://schemas.openxmlformats.org/drawingml/2006/main" noChangeAspect="1"/>
+            </wp:cNvGraphicFramePr>
             <a:graphic xmlns:a="http://schemas.openxmlformats.org/drawingml/2006/main">
               <a:graphicData uri="http://schemas.openxmlformats.org/drawingml/2006/picture">
                 <pic:pic xmlns:pic="http://schemas.openxmlformats.org/drawingml/2006/picture">
                   <pic:nvPicPr>
-                    <pic:cNvPr id="0" name="image14.png"/>
-                    <pic:cNvPicPr preferRelativeResize="0"/>
+                    <pic:cNvPr id="1513365171" name=""/>
+                    <pic:cNvPicPr/>
                   </pic:nvPicPr>
                   <pic:blipFill>
                     <a:blip r:embed="rId26"/>
-                    <a:srcRect/>
                     <a:stretch>
                       <a:fillRect/>
                     </a:stretch>
@@ -1690,12 +1742,11 @@
                   <pic:spPr>
                     <a:xfrm>
                       <a:off x="0" y="0"/>
-                      <a:ext cx="5943600" cy="3124200"/>
+                      <a:ext cx="5943600" cy="3136900"/>
                     </a:xfrm>
                     <a:prstGeom prst="rect">
                       <a:avLst/>
                     </a:prstGeom>
-                    <a:ln/>
                   </pic:spPr>
                 </pic:pic>
               </a:graphicData>
@@ -1710,52 +1761,27 @@
           <w:rFonts w:ascii="Roboto Serif Medium" w:eastAsia="Roboto Serif Medium" w:hAnsi="Roboto Serif Medium" w:cs="Roboto Serif Medium"/>
         </w:rPr>
       </w:pPr>
-    </w:p>
-    <w:p>
-      <w:pPr>
-        <w:numPr>
-          <w:ilvl w:val="0"/>
-          <w:numId w:val="8"/>
-        </w:numPr>
-        <w:spacing w:after="0" w:line="276" w:lineRule="auto"/>
-        <w:rPr>
-          <w:rFonts w:ascii="Roboto Serif Medium" w:eastAsia="Roboto Serif Medium" w:hAnsi="Roboto Serif Medium" w:cs="Roboto Serif Medium"/>
-        </w:rPr>
-      </w:pPr>
-      <w:r>
-        <w:rPr>
-          <w:rFonts w:ascii="Roboto Serif Medium" w:eastAsia="Roboto Serif Medium" w:hAnsi="Roboto Serif Medium" w:cs="Roboto Serif Medium"/>
-        </w:rPr>
-        <w:t>Select repository</w:t>
-      </w:r>
-    </w:p>
-    <w:p>
-      <w:pPr>
-        <w:rPr>
-          <w:rFonts w:ascii="Roboto Serif Medium" w:eastAsia="Roboto Serif Medium" w:hAnsi="Roboto Serif Medium" w:cs="Roboto Serif Medium"/>
-        </w:rPr>
-      </w:pPr>
-      <w:r>
-        <w:rPr>
-          <w:rFonts w:ascii="Roboto Serif Medium" w:eastAsia="Roboto Serif Medium" w:hAnsi="Roboto Serif Medium" w:cs="Roboto Serif Medium"/>
-          <w:noProof/>
+      <w:r>
+        <w:rPr>
+          <w:rFonts w:ascii="Roboto Serif Medium" w:eastAsia="Roboto Serif Medium" w:hAnsi="Roboto Serif Medium" w:cs="Roboto Serif Medium"/>
         </w:rPr>
         <w:drawing>
-          <wp:inline distT="114300" distB="114300" distL="114300" distR="114300" wp14:anchorId="3CDC067B" wp14:editId="5FF168F5">
-            <wp:extent cx="5943600" cy="2578100"/>
-            <wp:effectExtent l="0" t="0" r="0" b="0"/>
-            <wp:docPr id="15" name="image8.png"/>
-            <wp:cNvGraphicFramePr/>
+          <wp:inline distT="0" distB="0" distL="0" distR="0" wp14:anchorId="0978CE55" wp14:editId="3A8A2F1C">
+            <wp:extent cx="3998254" cy="4912385"/>
+            <wp:effectExtent l="0" t="0" r="2540" b="2540"/>
+            <wp:docPr id="1143638927" name="Picture 1"/>
+            <wp:cNvGraphicFramePr>
+              <a:graphicFrameLocks xmlns:a="http://schemas.openxmlformats.org/drawingml/2006/main" noChangeAspect="1"/>
+            </wp:cNvGraphicFramePr>
             <a:graphic xmlns:a="http://schemas.openxmlformats.org/drawingml/2006/main">
               <a:graphicData uri="http://schemas.openxmlformats.org/drawingml/2006/picture">
                 <pic:pic xmlns:pic="http://schemas.openxmlformats.org/drawingml/2006/picture">
                   <pic:nvPicPr>
-                    <pic:cNvPr id="0" name="image8.png"/>
-                    <pic:cNvPicPr preferRelativeResize="0"/>
+                    <pic:cNvPr id="1143638927" name=""/>
+                    <pic:cNvPicPr/>
                   </pic:nvPicPr>
                   <pic:blipFill>
                     <a:blip r:embed="rId27"/>
-                    <a:srcRect/>
                     <a:stretch>
                       <a:fillRect/>
                     </a:stretch>
@@ -1763,12 +1789,11 @@
                   <pic:spPr>
                     <a:xfrm>
                       <a:off x="0" y="0"/>
-                      <a:ext cx="5943600" cy="2578100"/>
+                      <a:ext cx="4003111" cy="4918353"/>
                     </a:xfrm>
                     <a:prstGeom prst="rect">
                       <a:avLst/>
                     </a:prstGeom>
-                    <a:ln/>
                   </pic:spPr>
                 </pic:pic>
               </a:graphicData>
@@ -1779,65 +1804,9 @@
     </w:p>
     <w:p>
       <w:pPr>
-        <w:rPr>
-          <w:rFonts w:ascii="Roboto Serif Medium" w:eastAsia="Roboto Serif Medium" w:hAnsi="Roboto Serif Medium" w:cs="Roboto Serif Medium"/>
-        </w:rPr>
-      </w:pPr>
-    </w:p>
-    <w:p>
-      <w:pPr>
-        <w:rPr>
-          <w:rFonts w:ascii="Roboto Serif Medium" w:eastAsia="Roboto Serif Medium" w:hAnsi="Roboto Serif Medium" w:cs="Roboto Serif Medium"/>
-        </w:rPr>
-      </w:pPr>
-    </w:p>
-    <w:p>
-      <w:pPr>
-        <w:rPr>
-          <w:rFonts w:ascii="Roboto Serif Medium" w:eastAsia="Roboto Serif Medium" w:hAnsi="Roboto Serif Medium" w:cs="Roboto Serif Medium"/>
-        </w:rPr>
-      </w:pPr>
-    </w:p>
-    <w:p>
-      <w:pPr>
-        <w:rPr>
-          <w:rFonts w:ascii="Roboto Serif Medium" w:eastAsia="Roboto Serif Medium" w:hAnsi="Roboto Serif Medium" w:cs="Roboto Serif Medium"/>
-        </w:rPr>
-      </w:pPr>
-    </w:p>
-    <w:p>
-      <w:pPr>
-        <w:rPr>
-          <w:rFonts w:ascii="Roboto Serif Medium" w:eastAsia="Roboto Serif Medium" w:hAnsi="Roboto Serif Medium" w:cs="Roboto Serif Medium"/>
-        </w:rPr>
-      </w:pPr>
-    </w:p>
-    <w:p>
-      <w:pPr>
-        <w:rPr>
-          <w:rFonts w:ascii="Roboto Serif Medium" w:eastAsia="Roboto Serif Medium" w:hAnsi="Roboto Serif Medium" w:cs="Roboto Serif Medium"/>
-        </w:rPr>
-      </w:pPr>
-    </w:p>
-    <w:p>
-      <w:pPr>
-        <w:rPr>
-          <w:rFonts w:ascii="Roboto Serif Medium" w:eastAsia="Roboto Serif Medium" w:hAnsi="Roboto Serif Medium" w:cs="Roboto Serif Medium"/>
-        </w:rPr>
-      </w:pPr>
-    </w:p>
-    <w:p>
-      <w:pPr>
-        <w:rPr>
-          <w:rFonts w:ascii="Roboto Serif Medium" w:eastAsia="Roboto Serif Medium" w:hAnsi="Roboto Serif Medium" w:cs="Roboto Serif Medium"/>
-        </w:rPr>
-      </w:pPr>
-    </w:p>
-    <w:p>
-      <w:pPr>
         <w:numPr>
           <w:ilvl w:val="0"/>
-          <w:numId w:val="5"/>
+          <w:numId w:val="10"/>
         </w:numPr>
         <w:spacing w:after="0" w:line="276" w:lineRule="auto"/>
         <w:rPr>
@@ -1848,36 +1817,55 @@
         <w:rPr>
           <w:rFonts w:ascii="Roboto Serif Medium" w:eastAsia="Roboto Serif Medium" w:hAnsi="Roboto Serif Medium" w:cs="Roboto Serif Medium"/>
         </w:rPr>
-        <w:t>Select Starter Pipeline</w:t>
-      </w:r>
-    </w:p>
-    <w:p>
-      <w:pPr>
-        <w:rPr>
-          <w:rFonts w:ascii="Roboto Serif Medium" w:eastAsia="Roboto Serif Medium" w:hAnsi="Roboto Serif Medium" w:cs="Roboto Serif Medium"/>
-        </w:rPr>
-      </w:pPr>
-      <w:r>
-        <w:rPr>
-          <w:rFonts w:ascii="Roboto Serif Medium" w:eastAsia="Roboto Serif Medium" w:hAnsi="Roboto Serif Medium" w:cs="Roboto Serif Medium"/>
-          <w:noProof/>
+        <w:lastRenderedPageBreak/>
+        <w:t>In left section -&gt; Click Pipeline -&gt; New Pipeline</w:t>
+      </w:r>
+    </w:p>
+    <w:p>
+      <w:pPr>
+        <w:numPr>
+          <w:ilvl w:val="0"/>
+          <w:numId w:val="10"/>
+        </w:numPr>
+        <w:spacing w:after="0" w:line="276" w:lineRule="auto"/>
+        <w:rPr>
+          <w:rFonts w:ascii="Roboto Serif Medium" w:eastAsia="Roboto Serif Medium" w:hAnsi="Roboto Serif Medium" w:cs="Roboto Serif Medium"/>
+        </w:rPr>
+      </w:pPr>
+      <w:r>
+        <w:rPr>
+          <w:rFonts w:ascii="Roboto Serif Medium" w:eastAsia="Roboto Serif Medium" w:hAnsi="Roboto Serif Medium" w:cs="Roboto Serif Medium"/>
+        </w:rPr>
+        <w:t>Choose Azure Repos git</w:t>
+      </w:r>
+    </w:p>
+    <w:p>
+      <w:pPr>
+        <w:rPr>
+          <w:rFonts w:ascii="Roboto Serif Medium" w:eastAsia="Roboto Serif Medium" w:hAnsi="Roboto Serif Medium" w:cs="Roboto Serif Medium"/>
+        </w:rPr>
+      </w:pPr>
+      <w:r>
+        <w:rPr>
+          <w:rFonts w:ascii="Roboto Serif Medium" w:eastAsia="Roboto Serif Medium" w:hAnsi="Roboto Serif Medium" w:cs="Roboto Serif Medium"/>
         </w:rPr>
         <w:drawing>
-          <wp:inline distT="114300" distB="114300" distL="114300" distR="114300" wp14:anchorId="4B547BC2" wp14:editId="031CABE1">
-            <wp:extent cx="5943600" cy="7391400"/>
+          <wp:inline distT="0" distB="0" distL="0" distR="0" wp14:anchorId="5CD29052" wp14:editId="4946D69D">
+            <wp:extent cx="5943600" cy="2915920"/>
             <wp:effectExtent l="0" t="0" r="0" b="0"/>
-            <wp:docPr id="35" name="image49.png"/>
-            <wp:cNvGraphicFramePr/>
+            <wp:docPr id="86426919" name="Picture 1"/>
+            <wp:cNvGraphicFramePr>
+              <a:graphicFrameLocks xmlns:a="http://schemas.openxmlformats.org/drawingml/2006/main" noChangeAspect="1"/>
+            </wp:cNvGraphicFramePr>
             <a:graphic xmlns:a="http://schemas.openxmlformats.org/drawingml/2006/main">
               <a:graphicData uri="http://schemas.openxmlformats.org/drawingml/2006/picture">
                 <pic:pic xmlns:pic="http://schemas.openxmlformats.org/drawingml/2006/picture">
                   <pic:nvPicPr>
-                    <pic:cNvPr id="0" name="image49.png"/>
-                    <pic:cNvPicPr preferRelativeResize="0"/>
+                    <pic:cNvPr id="86426919" name=""/>
+                    <pic:cNvPicPr/>
                   </pic:nvPicPr>
                   <pic:blipFill>
                     <a:blip r:embed="rId28"/>
-                    <a:srcRect/>
                     <a:stretch>
                       <a:fillRect/>
                     </a:stretch>
@@ -1885,12 +1873,11 @@
                   <pic:spPr>
                     <a:xfrm>
                       <a:off x="0" y="0"/>
-                      <a:ext cx="5943600" cy="7391400"/>
+                      <a:ext cx="5943600" cy="2915920"/>
                     </a:xfrm>
                     <a:prstGeom prst="rect">
                       <a:avLst/>
                     </a:prstGeom>
-                    <a:ln/>
                   </pic:spPr>
                 </pic:pic>
               </a:graphicData>
@@ -1908,23 +1895,9 @@
     </w:p>
     <w:p>
       <w:pPr>
-        <w:rPr>
-          <w:rFonts w:ascii="Roboto Serif Medium" w:eastAsia="Roboto Serif Medium" w:hAnsi="Roboto Serif Medium" w:cs="Roboto Serif Medium"/>
-        </w:rPr>
-      </w:pPr>
-    </w:p>
-    <w:p>
-      <w:pPr>
-        <w:rPr>
-          <w:rFonts w:ascii="Roboto Serif Medium" w:eastAsia="Roboto Serif Medium" w:hAnsi="Roboto Serif Medium" w:cs="Roboto Serif Medium"/>
-        </w:rPr>
-      </w:pPr>
-    </w:p>
-    <w:p>
-      <w:pPr>
         <w:numPr>
           <w:ilvl w:val="0"/>
-          <w:numId w:val="9"/>
+          <w:numId w:val="8"/>
         </w:numPr>
         <w:spacing w:after="0" w:line="276" w:lineRule="auto"/>
         <w:rPr>
@@ -1935,54 +1908,36 @@
         <w:rPr>
           <w:rFonts w:ascii="Roboto Serif Medium" w:eastAsia="Roboto Serif Medium" w:hAnsi="Roboto Serif Medium" w:cs="Roboto Serif Medium"/>
         </w:rPr>
-        <w:t>Add pipeline script and name as azure-pipeline.yml</w:t>
-      </w:r>
-    </w:p>
-    <w:p>
-      <w:pPr>
-        <w:numPr>
-          <w:ilvl w:val="0"/>
-          <w:numId w:val="9"/>
-        </w:numPr>
-        <w:spacing w:after="0" w:line="276" w:lineRule="auto"/>
-        <w:rPr>
-          <w:rFonts w:ascii="Roboto Serif Medium" w:eastAsia="Roboto Serif Medium" w:hAnsi="Roboto Serif Medium" w:cs="Roboto Serif Medium"/>
-        </w:rPr>
-      </w:pPr>
-      <w:r>
-        <w:rPr>
-          <w:rFonts w:ascii="Roboto Serif Medium" w:eastAsia="Roboto Serif Medium" w:hAnsi="Roboto Serif Medium" w:cs="Roboto Serif Medium"/>
-        </w:rPr>
-        <w:t>Click Save and Run</w:t>
-      </w:r>
-    </w:p>
-    <w:p>
-      <w:pPr>
-        <w:rPr>
-          <w:rFonts w:ascii="Roboto Serif Medium" w:eastAsia="Roboto Serif Medium" w:hAnsi="Roboto Serif Medium" w:cs="Roboto Serif Medium"/>
-        </w:rPr>
-      </w:pPr>
-      <w:r>
-        <w:rPr>
-          <w:rFonts w:ascii="Roboto Serif Medium" w:eastAsia="Roboto Serif Medium" w:hAnsi="Roboto Serif Medium" w:cs="Roboto Serif Medium"/>
-          <w:noProof/>
+        <w:t>Select repository</w:t>
+      </w:r>
+    </w:p>
+    <w:p>
+      <w:pPr>
+        <w:rPr>
+          <w:rFonts w:ascii="Roboto Serif Medium" w:eastAsia="Roboto Serif Medium" w:hAnsi="Roboto Serif Medium" w:cs="Roboto Serif Medium"/>
+        </w:rPr>
+      </w:pPr>
+      <w:r>
+        <w:rPr>
+          <w:rFonts w:ascii="Roboto Serif Medium" w:eastAsia="Roboto Serif Medium" w:hAnsi="Roboto Serif Medium" w:cs="Roboto Serif Medium"/>
         </w:rPr>
         <w:drawing>
-          <wp:inline distT="114300" distB="114300" distL="114300" distR="114300" wp14:anchorId="7DFA8783" wp14:editId="0F2DB650">
-            <wp:extent cx="5943600" cy="3187700"/>
-            <wp:effectExtent l="0" t="0" r="0" b="0"/>
-            <wp:docPr id="40" name="image42.png"/>
-            <wp:cNvGraphicFramePr/>
+          <wp:inline distT="0" distB="0" distL="0" distR="0" wp14:anchorId="0A1C0321" wp14:editId="2BCACFB1">
+            <wp:extent cx="5943600" cy="2507615"/>
+            <wp:effectExtent l="0" t="0" r="0" b="6985"/>
+            <wp:docPr id="1444434417" name="Picture 1"/>
+            <wp:cNvGraphicFramePr>
+              <a:graphicFrameLocks xmlns:a="http://schemas.openxmlformats.org/drawingml/2006/main" noChangeAspect="1"/>
+            </wp:cNvGraphicFramePr>
             <a:graphic xmlns:a="http://schemas.openxmlformats.org/drawingml/2006/main">
               <a:graphicData uri="http://schemas.openxmlformats.org/drawingml/2006/picture">
                 <pic:pic xmlns:pic="http://schemas.openxmlformats.org/drawingml/2006/picture">
                   <pic:nvPicPr>
-                    <pic:cNvPr id="0" name="image42.png"/>
-                    <pic:cNvPicPr preferRelativeResize="0"/>
+                    <pic:cNvPr id="1444434417" name=""/>
+                    <pic:cNvPicPr/>
                   </pic:nvPicPr>
                   <pic:blipFill>
                     <a:blip r:embed="rId29"/>
-                    <a:srcRect/>
                     <a:stretch>
                       <a:fillRect/>
                     </a:stretch>
@@ -1990,12 +1945,11 @@
                   <pic:spPr>
                     <a:xfrm>
                       <a:off x="0" y="0"/>
-                      <a:ext cx="5943600" cy="3187700"/>
+                      <a:ext cx="5943600" cy="2507615"/>
                     </a:xfrm>
                     <a:prstGeom prst="rect">
                       <a:avLst/>
                     </a:prstGeom>
-                    <a:ln/>
                   </pic:spPr>
                 </pic:pic>
               </a:graphicData>
@@ -2017,27 +1971,138 @@
           <w:rFonts w:ascii="Roboto Serif Medium" w:eastAsia="Roboto Serif Medium" w:hAnsi="Roboto Serif Medium" w:cs="Roboto Serif Medium"/>
         </w:rPr>
       </w:pPr>
-      <w:r>
-        <w:rPr>
-          <w:rFonts w:ascii="Roboto Serif Medium" w:eastAsia="Roboto Serif Medium" w:hAnsi="Roboto Serif Medium" w:cs="Roboto Serif Medium"/>
-          <w:noProof/>
+    </w:p>
+    <w:p>
+      <w:pPr>
+        <w:rPr>
+          <w:rFonts w:ascii="Roboto Serif Medium" w:eastAsia="Roboto Serif Medium" w:hAnsi="Roboto Serif Medium" w:cs="Roboto Serif Medium"/>
+        </w:rPr>
+      </w:pPr>
+    </w:p>
+    <w:p>
+      <w:pPr>
+        <w:rPr>
+          <w:rFonts w:ascii="Roboto Serif Medium" w:eastAsia="Roboto Serif Medium" w:hAnsi="Roboto Serif Medium" w:cs="Roboto Serif Medium"/>
+        </w:rPr>
+      </w:pPr>
+    </w:p>
+    <w:p>
+      <w:pPr>
+        <w:rPr>
+          <w:rFonts w:ascii="Roboto Serif Medium" w:eastAsia="Roboto Serif Medium" w:hAnsi="Roboto Serif Medium" w:cs="Roboto Serif Medium"/>
+        </w:rPr>
+      </w:pPr>
+    </w:p>
+    <w:p>
+      <w:pPr>
+        <w:rPr>
+          <w:rFonts w:ascii="Roboto Serif Medium" w:eastAsia="Roboto Serif Medium" w:hAnsi="Roboto Serif Medium" w:cs="Roboto Serif Medium"/>
+        </w:rPr>
+      </w:pPr>
+    </w:p>
+    <w:p>
+      <w:pPr>
+        <w:rPr>
+          <w:rFonts w:ascii="Roboto Serif Medium" w:eastAsia="Roboto Serif Medium" w:hAnsi="Roboto Serif Medium" w:cs="Roboto Serif Medium"/>
+        </w:rPr>
+      </w:pPr>
+    </w:p>
+    <w:p>
+      <w:pPr>
+        <w:rPr>
+          <w:rFonts w:ascii="Roboto Serif Medium" w:eastAsia="Roboto Serif Medium" w:hAnsi="Roboto Serif Medium" w:cs="Roboto Serif Medium"/>
+        </w:rPr>
+      </w:pPr>
+    </w:p>
+    <w:p>
+      <w:pPr>
+        <w:numPr>
+          <w:ilvl w:val="0"/>
+          <w:numId w:val="5"/>
+        </w:numPr>
+        <w:spacing w:after="0" w:line="276" w:lineRule="auto"/>
+        <w:rPr>
+          <w:rFonts w:ascii="Roboto Serif Medium" w:eastAsia="Roboto Serif Medium" w:hAnsi="Roboto Serif Medium" w:cs="Roboto Serif Medium"/>
+        </w:rPr>
+      </w:pPr>
+      <w:r>
+        <w:rPr>
+          <w:rFonts w:ascii="Roboto Serif Medium" w:eastAsia="Roboto Serif Medium" w:hAnsi="Roboto Serif Medium" w:cs="Roboto Serif Medium"/>
+        </w:rPr>
+        <w:t>Select Starter Pipeline</w:t>
+      </w:r>
+    </w:p>
+    <w:p>
+      <w:pPr>
+        <w:numPr>
+          <w:ilvl w:val="0"/>
+          <w:numId w:val="9"/>
+        </w:numPr>
+        <w:spacing w:after="0" w:line="276" w:lineRule="auto"/>
+        <w:rPr>
+          <w:rFonts w:ascii="Roboto Serif Medium" w:eastAsia="Roboto Serif Medium" w:hAnsi="Roboto Serif Medium" w:cs="Roboto Serif Medium"/>
+        </w:rPr>
+      </w:pPr>
+      <w:r>
+        <w:rPr>
+          <w:rFonts w:ascii="Roboto Serif Medium" w:eastAsia="Roboto Serif Medium" w:hAnsi="Roboto Serif Medium" w:cs="Roboto Serif Medium"/>
+        </w:rPr>
+        <w:t>Add pipeline script and name as azure-</w:t>
+      </w:r>
+      <w:proofErr w:type="spellStart"/>
+      <w:r>
+        <w:rPr>
+          <w:rFonts w:ascii="Roboto Serif Medium" w:eastAsia="Roboto Serif Medium" w:hAnsi="Roboto Serif Medium" w:cs="Roboto Serif Medium"/>
+        </w:rPr>
+        <w:t>pipeline.yml</w:t>
+      </w:r>
+      <w:proofErr w:type="spellEnd"/>
+    </w:p>
+    <w:p>
+      <w:pPr>
+        <w:numPr>
+          <w:ilvl w:val="0"/>
+          <w:numId w:val="9"/>
+        </w:numPr>
+        <w:spacing w:after="0" w:line="276" w:lineRule="auto"/>
+        <w:rPr>
+          <w:rFonts w:ascii="Roboto Serif Medium" w:eastAsia="Roboto Serif Medium" w:hAnsi="Roboto Serif Medium" w:cs="Roboto Serif Medium"/>
+        </w:rPr>
+      </w:pPr>
+      <w:r>
+        <w:rPr>
+          <w:rFonts w:ascii="Roboto Serif Medium" w:eastAsia="Roboto Serif Medium" w:hAnsi="Roboto Serif Medium" w:cs="Roboto Serif Medium"/>
+        </w:rPr>
+        <w:t>Click Save and Run</w:t>
+      </w:r>
+    </w:p>
+    <w:p>
+      <w:pPr>
+        <w:rPr>
+          <w:rFonts w:ascii="Roboto Serif Medium" w:eastAsia="Roboto Serif Medium" w:hAnsi="Roboto Serif Medium" w:cs="Roboto Serif Medium"/>
+        </w:rPr>
+      </w:pPr>
+      <w:r>
+        <w:rPr>
+          <w:rFonts w:ascii="Roboto Serif Medium" w:eastAsia="Roboto Serif Medium" w:hAnsi="Roboto Serif Medium" w:cs="Roboto Serif Medium"/>
         </w:rPr>
         <w:drawing>
-          <wp:inline distT="114300" distB="114300" distL="114300" distR="114300" wp14:anchorId="67B7E012" wp14:editId="141BF78C">
-            <wp:extent cx="5943600" cy="3683000"/>
+          <wp:inline distT="0" distB="0" distL="0" distR="0" wp14:anchorId="70DA377F" wp14:editId="1E564A87">
+            <wp:extent cx="5943600" cy="2686685"/>
             <wp:effectExtent l="0" t="0" r="0" b="0"/>
-            <wp:docPr id="16" name="image15.png"/>
-            <wp:cNvGraphicFramePr/>
+            <wp:docPr id="481239700" name="Picture 1"/>
+            <wp:cNvGraphicFramePr>
+              <a:graphicFrameLocks xmlns:a="http://schemas.openxmlformats.org/drawingml/2006/main" noChangeAspect="1"/>
+            </wp:cNvGraphicFramePr>
             <a:graphic xmlns:a="http://schemas.openxmlformats.org/drawingml/2006/main">
               <a:graphicData uri="http://schemas.openxmlformats.org/drawingml/2006/picture">
                 <pic:pic xmlns:pic="http://schemas.openxmlformats.org/drawingml/2006/picture">
                   <pic:nvPicPr>
-                    <pic:cNvPr id="0" name="image15.png"/>
-                    <pic:cNvPicPr preferRelativeResize="0"/>
+                    <pic:cNvPr id="481239700" name=""/>
+                    <pic:cNvPicPr/>
                   </pic:nvPicPr>
                   <pic:blipFill>
                     <a:blip r:embed="rId30"/>
-                    <a:srcRect/>
                     <a:stretch>
                       <a:fillRect/>
                     </a:stretch>
@@ -2045,12 +2110,11 @@
                   <pic:spPr>
                     <a:xfrm>
                       <a:off x="0" y="0"/>
-                      <a:ext cx="5943600" cy="3683000"/>
+                      <a:ext cx="5943600" cy="2686685"/>
                     </a:xfrm>
                     <a:prstGeom prst="rect">
                       <a:avLst/>
                     </a:prstGeom>
-                    <a:ln/>
                   </pic:spPr>
                 </pic:pic>
               </a:graphicData>
@@ -2072,165 +2136,27 @@
           <w:rFonts w:ascii="Roboto Serif Medium" w:eastAsia="Roboto Serif Medium" w:hAnsi="Roboto Serif Medium" w:cs="Roboto Serif Medium"/>
         </w:rPr>
       </w:pPr>
-    </w:p>
-    <w:p>
-      <w:pPr>
-        <w:rPr>
-          <w:rFonts w:ascii="Roboto Serif Medium" w:eastAsia="Roboto Serif Medium" w:hAnsi="Roboto Serif Medium" w:cs="Roboto Serif Medium"/>
-        </w:rPr>
-      </w:pPr>
-    </w:p>
-    <w:p>
-      <w:pPr>
-        <w:numPr>
-          <w:ilvl w:val="0"/>
-          <w:numId w:val="13"/>
-        </w:numPr>
-        <w:spacing w:after="0" w:line="276" w:lineRule="auto"/>
-        <w:rPr>
-          <w:rFonts w:ascii="Roboto Serif Medium" w:eastAsia="Roboto Serif Medium" w:hAnsi="Roboto Serif Medium" w:cs="Roboto Serif Medium"/>
-        </w:rPr>
-      </w:pPr>
-      <w:r>
-        <w:rPr>
-          <w:rFonts w:ascii="Roboto Serif Medium" w:eastAsia="Roboto Serif Medium" w:hAnsi="Roboto Serif Medium" w:cs="Roboto Serif Medium"/>
-        </w:rPr>
-        <w:t>After pipeline run success</w:t>
-      </w:r>
-    </w:p>
-    <w:p>
-      <w:pPr>
-        <w:numPr>
-          <w:ilvl w:val="0"/>
-          <w:numId w:val="13"/>
-        </w:numPr>
-        <w:spacing w:after="0" w:line="276" w:lineRule="auto"/>
-        <w:rPr>
-          <w:rFonts w:ascii="Roboto Serif Medium" w:eastAsia="Roboto Serif Medium" w:hAnsi="Roboto Serif Medium" w:cs="Roboto Serif Medium"/>
-        </w:rPr>
-      </w:pPr>
-      <w:r>
-        <w:rPr>
-          <w:rFonts w:ascii="Roboto Serif Medium" w:eastAsia="Roboto Serif Medium" w:hAnsi="Roboto Serif Medium" w:cs="Roboto Serif Medium"/>
-        </w:rPr>
-        <w:t>Go to Container Registry (BNDZACR)</w:t>
-      </w:r>
-    </w:p>
-    <w:p>
-      <w:pPr>
-        <w:numPr>
-          <w:ilvl w:val="0"/>
-          <w:numId w:val="13"/>
-        </w:numPr>
-        <w:spacing w:after="0" w:line="276" w:lineRule="auto"/>
-        <w:rPr>
-          <w:rFonts w:ascii="Roboto Serif Medium" w:eastAsia="Roboto Serif Medium" w:hAnsi="Roboto Serif Medium" w:cs="Roboto Serif Medium"/>
-        </w:rPr>
-      </w:pPr>
-      <w:r>
-        <w:rPr>
-          <w:rFonts w:ascii="Roboto Serif Medium" w:eastAsia="Roboto Serif Medium" w:hAnsi="Roboto Serif Medium" w:cs="Roboto Serif Medium"/>
-        </w:rPr>
-        <w:t>Click Repositories -&gt; will see 2 images backend and frontend</w:t>
-      </w:r>
-    </w:p>
-    <w:p>
-      <w:pPr>
-        <w:rPr>
-          <w:rFonts w:ascii="Roboto Serif Medium" w:eastAsia="Roboto Serif Medium" w:hAnsi="Roboto Serif Medium" w:cs="Roboto Serif Medium"/>
-        </w:rPr>
-      </w:pPr>
-    </w:p>
-    <w:p>
-      <w:pPr>
-        <w:rPr>
-          <w:rFonts w:ascii="Roboto Serif Medium" w:eastAsia="Roboto Serif Medium" w:hAnsi="Roboto Serif Medium" w:cs="Roboto Serif Medium"/>
-        </w:rPr>
-      </w:pPr>
-      <w:r>
-        <w:rPr>
-          <w:rFonts w:ascii="Roboto Serif Medium" w:eastAsia="Roboto Serif Medium" w:hAnsi="Roboto Serif Medium" w:cs="Roboto Serif Medium"/>
-        </w:rPr>
-        <w:t>7. Create CD pipeline on Azure Devops</w:t>
-      </w:r>
-    </w:p>
-    <w:p>
-      <w:pPr>
-        <w:rPr>
-          <w:rFonts w:ascii="Roboto Serif Medium" w:eastAsia="Roboto Serif Medium" w:hAnsi="Roboto Serif Medium" w:cs="Roboto Serif Medium"/>
-        </w:rPr>
-      </w:pPr>
-    </w:p>
-    <w:p>
-      <w:pPr>
-        <w:numPr>
-          <w:ilvl w:val="0"/>
-          <w:numId w:val="6"/>
-        </w:numPr>
-        <w:spacing w:after="0" w:line="276" w:lineRule="auto"/>
-        <w:rPr>
-          <w:rFonts w:ascii="Roboto Serif Medium" w:eastAsia="Roboto Serif Medium" w:hAnsi="Roboto Serif Medium" w:cs="Roboto Serif Medium"/>
-        </w:rPr>
-      </w:pPr>
-      <w:r>
-        <w:rPr>
-          <w:rFonts w:ascii="Roboto Serif Medium" w:eastAsia="Roboto Serif Medium" w:hAnsi="Roboto Serif Medium" w:cs="Roboto Serif Medium"/>
-        </w:rPr>
-        <w:t>Create a project named azure infrastructure</w:t>
-      </w:r>
-    </w:p>
-    <w:p>
-      <w:pPr>
-        <w:numPr>
-          <w:ilvl w:val="0"/>
-          <w:numId w:val="6"/>
-        </w:numPr>
-        <w:spacing w:after="0" w:line="276" w:lineRule="auto"/>
-        <w:rPr>
-          <w:rFonts w:ascii="Roboto Serif Medium" w:eastAsia="Roboto Serif Medium" w:hAnsi="Roboto Serif Medium" w:cs="Roboto Serif Medium"/>
-        </w:rPr>
-      </w:pPr>
-      <w:r>
-        <w:rPr>
-          <w:rFonts w:ascii="Roboto Serif Medium" w:eastAsia="Roboto Serif Medium" w:hAnsi="Roboto Serif Medium" w:cs="Roboto Serif Medium"/>
-        </w:rPr>
-        <w:t>Import repo https://github.com/ngocdung12112000/sd5804_azure_infrastructure.git</w:t>
-      </w:r>
-    </w:p>
-    <w:p>
-      <w:pPr>
-        <w:rPr>
-          <w:rFonts w:ascii="Roboto Serif Medium" w:eastAsia="Roboto Serif Medium" w:hAnsi="Roboto Serif Medium" w:cs="Roboto Serif Medium"/>
-        </w:rPr>
-      </w:pPr>
-    </w:p>
-    <w:p>
-      <w:pPr>
-        <w:rPr>
-          <w:rFonts w:ascii="Roboto Serif Medium" w:eastAsia="Roboto Serif Medium" w:hAnsi="Roboto Serif Medium" w:cs="Roboto Serif Medium"/>
-        </w:rPr>
-      </w:pPr>
-      <w:r>
-        <w:rPr>
-          <w:rFonts w:ascii="Roboto Serif Medium" w:eastAsia="Roboto Serif Medium" w:hAnsi="Roboto Serif Medium" w:cs="Roboto Serif Medium"/>
-          <w:noProof/>
+      <w:r>
+        <w:rPr>
+          <w:rFonts w:ascii="Roboto Serif Medium" w:eastAsia="Roboto Serif Medium" w:hAnsi="Roboto Serif Medium" w:cs="Roboto Serif Medium"/>
         </w:rPr>
         <w:drawing>
-          <wp:inline distT="114300" distB="114300" distL="114300" distR="114300" wp14:anchorId="0FF463A5" wp14:editId="2D9F63BF">
-            <wp:extent cx="5943600" cy="2628900"/>
+          <wp:inline distT="0" distB="0" distL="0" distR="0" wp14:anchorId="159645EE" wp14:editId="60CEA27A">
+            <wp:extent cx="5943600" cy="3133090"/>
             <wp:effectExtent l="0" t="0" r="0" b="0"/>
-            <wp:docPr id="30" name="image30.png"/>
-            <wp:cNvGraphicFramePr/>
+            <wp:docPr id="2088236408" name="Picture 1"/>
+            <wp:cNvGraphicFramePr>
+              <a:graphicFrameLocks xmlns:a="http://schemas.openxmlformats.org/drawingml/2006/main" noChangeAspect="1"/>
+            </wp:cNvGraphicFramePr>
             <a:graphic xmlns:a="http://schemas.openxmlformats.org/drawingml/2006/main">
               <a:graphicData uri="http://schemas.openxmlformats.org/drawingml/2006/picture">
                 <pic:pic xmlns:pic="http://schemas.openxmlformats.org/drawingml/2006/picture">
                   <pic:nvPicPr>
-                    <pic:cNvPr id="0" name="image30.png"/>
-                    <pic:cNvPicPr preferRelativeResize="0"/>
+                    <pic:cNvPr id="2088236408" name=""/>
+                    <pic:cNvPicPr/>
                   </pic:nvPicPr>
                   <pic:blipFill>
                     <a:blip r:embed="rId31"/>
-                    <a:srcRect/>
                     <a:stretch>
                       <a:fillRect/>
                     </a:stretch>
@@ -2238,12 +2164,11 @@
                   <pic:spPr>
                     <a:xfrm>
                       <a:off x="0" y="0"/>
-                      <a:ext cx="5943600" cy="2628900"/>
+                      <a:ext cx="5943600" cy="3133090"/>
                     </a:xfrm>
                     <a:prstGeom prst="rect">
                       <a:avLst/>
                     </a:prstGeom>
-                    <a:ln/>
                   </pic:spPr>
                 </pic:pic>
               </a:graphicData>
@@ -2261,9 +2186,23 @@
     </w:p>
     <w:p>
       <w:pPr>
+        <w:rPr>
+          <w:rFonts w:ascii="Roboto Serif Medium" w:eastAsia="Roboto Serif Medium" w:hAnsi="Roboto Serif Medium" w:cs="Roboto Serif Medium"/>
+        </w:rPr>
+      </w:pPr>
+    </w:p>
+    <w:p>
+      <w:pPr>
+        <w:rPr>
+          <w:rFonts w:ascii="Roboto Serif Medium" w:eastAsia="Roboto Serif Medium" w:hAnsi="Roboto Serif Medium" w:cs="Roboto Serif Medium"/>
+        </w:rPr>
+      </w:pPr>
+    </w:p>
+    <w:p>
+      <w:pPr>
         <w:numPr>
           <w:ilvl w:val="0"/>
-          <w:numId w:val="1"/>
+          <w:numId w:val="13"/>
         </w:numPr>
         <w:spacing w:after="0" w:line="276" w:lineRule="auto"/>
         <w:rPr>
@@ -2274,14 +2213,15 @@
         <w:rPr>
           <w:rFonts w:ascii="Roboto Serif Medium" w:eastAsia="Roboto Serif Medium" w:hAnsi="Roboto Serif Medium" w:cs="Roboto Serif Medium"/>
         </w:rPr>
-        <w:t>Go to Project Settings -&gt; Service Connection -&gt; New service connection</w:t>
+        <w:lastRenderedPageBreak/>
+        <w:t>After pipeline run success</w:t>
       </w:r>
     </w:p>
     <w:p>
       <w:pPr>
         <w:numPr>
           <w:ilvl w:val="0"/>
-          <w:numId w:val="1"/>
+          <w:numId w:val="13"/>
         </w:numPr>
         <w:spacing w:after="0" w:line="276" w:lineRule="auto"/>
         <w:rPr>
@@ -2292,38 +2232,69 @@
         <w:rPr>
           <w:rFonts w:ascii="Roboto Serif Medium" w:eastAsia="Roboto Serif Medium" w:hAnsi="Roboto Serif Medium" w:cs="Roboto Serif Medium"/>
         </w:rPr>
-        <w:t>Select Kubernetes</w:t>
-      </w:r>
-    </w:p>
-    <w:p>
-      <w:pPr>
-        <w:ind w:left="720"/>
-        <w:rPr>
-          <w:rFonts w:ascii="Roboto Serif Medium" w:eastAsia="Roboto Serif Medium" w:hAnsi="Roboto Serif Medium" w:cs="Roboto Serif Medium"/>
-        </w:rPr>
-      </w:pPr>
-      <w:r>
-        <w:rPr>
-          <w:rFonts w:ascii="Roboto Serif Medium" w:eastAsia="Roboto Serif Medium" w:hAnsi="Roboto Serif Medium" w:cs="Roboto Serif Medium"/>
-          <w:noProof/>
-        </w:rPr>
-        <w:lastRenderedPageBreak/>
+        <w:t>Go to Container Registry (</w:t>
+      </w:r>
+      <w:r>
+        <w:rPr>
+          <w:rFonts w:ascii="Roboto Serif Medium" w:eastAsia="Roboto Serif Medium" w:hAnsi="Roboto Serif Medium" w:cs="Roboto Serif Medium"/>
+          <w:b/>
+          <w:bCs/>
+        </w:rPr>
+        <w:t>sd1087tuhuynhACR</w:t>
+      </w:r>
+      <w:r>
+        <w:rPr>
+          <w:rFonts w:ascii="Roboto Serif Medium" w:eastAsia="Roboto Serif Medium" w:hAnsi="Roboto Serif Medium" w:cs="Roboto Serif Medium"/>
+        </w:rPr>
+        <w:t>)</w:t>
+      </w:r>
+    </w:p>
+    <w:p>
+      <w:pPr>
+        <w:numPr>
+          <w:ilvl w:val="0"/>
+          <w:numId w:val="13"/>
+        </w:numPr>
+        <w:spacing w:after="0" w:line="276" w:lineRule="auto"/>
+        <w:rPr>
+          <w:rFonts w:ascii="Roboto Serif Medium" w:eastAsia="Roboto Serif Medium" w:hAnsi="Roboto Serif Medium" w:cs="Roboto Serif Medium"/>
+        </w:rPr>
+      </w:pPr>
+      <w:r>
+        <w:rPr>
+          <w:rFonts w:ascii="Roboto Serif Medium" w:eastAsia="Roboto Serif Medium" w:hAnsi="Roboto Serif Medium" w:cs="Roboto Serif Medium"/>
+        </w:rPr>
+        <w:t>Click Repositories -&gt; will see 2 images backend and frontend</w:t>
+      </w:r>
+    </w:p>
+    <w:p>
+      <w:pPr>
+        <w:ind w:left="360"/>
+        <w:rPr>
+          <w:rFonts w:ascii="Roboto Serif Medium" w:eastAsia="Roboto Serif Medium" w:hAnsi="Roboto Serif Medium" w:cs="Roboto Serif Medium"/>
+        </w:rPr>
+      </w:pPr>
+      <w:r>
+        <w:rPr>
+          <w:rFonts w:ascii="Roboto Serif Medium" w:eastAsia="Roboto Serif Medium" w:hAnsi="Roboto Serif Medium" w:cs="Roboto Serif Medium"/>
+        </w:rPr>
         <w:drawing>
-          <wp:inline distT="114300" distB="114300" distL="114300" distR="114300" wp14:anchorId="56C24FB5" wp14:editId="7778AADE">
-            <wp:extent cx="4419600" cy="5695950"/>
+          <wp:inline distT="0" distB="0" distL="0" distR="0" wp14:anchorId="7927D451" wp14:editId="5DBFF145">
+            <wp:extent cx="5943600" cy="2979420"/>
             <wp:effectExtent l="0" t="0" r="0" b="0"/>
-            <wp:docPr id="33" name="image36.png"/>
-            <wp:cNvGraphicFramePr/>
+            <wp:docPr id="748611947" name="Picture 1"/>
+            <wp:cNvGraphicFramePr>
+              <a:graphicFrameLocks xmlns:a="http://schemas.openxmlformats.org/drawingml/2006/main" noChangeAspect="1"/>
+            </wp:cNvGraphicFramePr>
             <a:graphic xmlns:a="http://schemas.openxmlformats.org/drawingml/2006/main">
               <a:graphicData uri="http://schemas.openxmlformats.org/drawingml/2006/picture">
                 <pic:pic xmlns:pic="http://schemas.openxmlformats.org/drawingml/2006/picture">
                   <pic:nvPicPr>
-                    <pic:cNvPr id="0" name="image36.png"/>
-                    <pic:cNvPicPr preferRelativeResize="0"/>
+                    <pic:cNvPr id="748611947" name=""/>
+                    <pic:cNvPicPr/>
                   </pic:nvPicPr>
                   <pic:blipFill>
                     <a:blip r:embed="rId32"/>
-                    <a:srcRect/>
                     <a:stretch>
                       <a:fillRect/>
                     </a:stretch>
@@ -2331,12 +2302,11 @@
                   <pic:spPr>
                     <a:xfrm>
                       <a:off x="0" y="0"/>
-                      <a:ext cx="4419600" cy="5695950"/>
+                      <a:ext cx="5943600" cy="2979420"/>
                     </a:xfrm>
                     <a:prstGeom prst="rect">
                       <a:avLst/>
                     </a:prstGeom>
-                    <a:ln/>
                   </pic:spPr>
                 </pic:pic>
               </a:graphicData>
@@ -2347,153 +2317,30 @@
     </w:p>
     <w:p>
       <w:pPr>
-        <w:ind w:left="720"/>
-        <w:rPr>
-          <w:rFonts w:ascii="Roboto Serif Medium" w:eastAsia="Roboto Serif Medium" w:hAnsi="Roboto Serif Medium" w:cs="Roboto Serif Medium"/>
-        </w:rPr>
-      </w:pPr>
-    </w:p>
-    <w:p>
-      <w:pPr>
-        <w:ind w:left="720"/>
-        <w:rPr>
-          <w:rFonts w:ascii="Roboto Serif Medium" w:eastAsia="Roboto Serif Medium" w:hAnsi="Roboto Serif Medium" w:cs="Roboto Serif Medium"/>
-        </w:rPr>
-      </w:pPr>
-    </w:p>
-    <w:p>
-      <w:pPr>
-        <w:ind w:left="720"/>
-        <w:rPr>
-          <w:rFonts w:ascii="Roboto Serif Medium" w:eastAsia="Roboto Serif Medium" w:hAnsi="Roboto Serif Medium" w:cs="Roboto Serif Medium"/>
-        </w:rPr>
-      </w:pPr>
-    </w:p>
-    <w:p>
-      <w:pPr>
-        <w:ind w:left="720"/>
-        <w:rPr>
-          <w:rFonts w:ascii="Roboto Serif Medium" w:eastAsia="Roboto Serif Medium" w:hAnsi="Roboto Serif Medium" w:cs="Roboto Serif Medium"/>
-        </w:rPr>
-      </w:pPr>
-    </w:p>
-    <w:p>
-      <w:pPr>
-        <w:ind w:left="720"/>
-        <w:rPr>
-          <w:rFonts w:ascii="Roboto Serif Medium" w:eastAsia="Roboto Serif Medium" w:hAnsi="Roboto Serif Medium" w:cs="Roboto Serif Medium"/>
-        </w:rPr>
-      </w:pPr>
-    </w:p>
-    <w:p>
-      <w:pPr>
-        <w:ind w:left="720"/>
-        <w:rPr>
-          <w:rFonts w:ascii="Roboto Serif Medium" w:eastAsia="Roboto Serif Medium" w:hAnsi="Roboto Serif Medium" w:cs="Roboto Serif Medium"/>
-        </w:rPr>
-      </w:pPr>
-    </w:p>
-    <w:p>
-      <w:pPr>
-        <w:ind w:left="720"/>
-        <w:rPr>
-          <w:rFonts w:ascii="Roboto Serif Medium" w:eastAsia="Roboto Serif Medium" w:hAnsi="Roboto Serif Medium" w:cs="Roboto Serif Medium"/>
-        </w:rPr>
-      </w:pPr>
-    </w:p>
-    <w:p>
-      <w:pPr>
-        <w:ind w:left="720"/>
-        <w:rPr>
-          <w:rFonts w:ascii="Roboto Serif Medium" w:eastAsia="Roboto Serif Medium" w:hAnsi="Roboto Serif Medium" w:cs="Roboto Serif Medium"/>
-        </w:rPr>
-      </w:pPr>
-    </w:p>
-    <w:p>
-      <w:pPr>
-        <w:ind w:left="720"/>
-        <w:rPr>
-          <w:rFonts w:ascii="Roboto Serif Medium" w:eastAsia="Roboto Serif Medium" w:hAnsi="Roboto Serif Medium" w:cs="Roboto Serif Medium"/>
-        </w:rPr>
-      </w:pPr>
-    </w:p>
-    <w:p>
-      <w:pPr>
-        <w:ind w:left="720"/>
-        <w:rPr>
-          <w:rFonts w:ascii="Roboto Serif Medium" w:eastAsia="Roboto Serif Medium" w:hAnsi="Roboto Serif Medium" w:cs="Roboto Serif Medium"/>
-        </w:rPr>
-      </w:pPr>
-    </w:p>
-    <w:p>
-      <w:pPr>
-        <w:ind w:left="720"/>
-        <w:rPr>
-          <w:rFonts w:ascii="Roboto Serif Medium" w:eastAsia="Roboto Serif Medium" w:hAnsi="Roboto Serif Medium" w:cs="Roboto Serif Medium"/>
-        </w:rPr>
-      </w:pPr>
-    </w:p>
-    <w:p>
-      <w:pPr>
-        <w:ind w:left="720"/>
-        <w:rPr>
-          <w:rFonts w:ascii="Roboto Serif Medium" w:eastAsia="Roboto Serif Medium" w:hAnsi="Roboto Serif Medium" w:cs="Roboto Serif Medium"/>
-        </w:rPr>
-      </w:pPr>
-    </w:p>
-    <w:p>
-      <w:pPr>
-        <w:ind w:left="720"/>
-        <w:rPr>
-          <w:rFonts w:ascii="Roboto Serif Medium" w:eastAsia="Roboto Serif Medium" w:hAnsi="Roboto Serif Medium" w:cs="Roboto Serif Medium"/>
-        </w:rPr>
-      </w:pPr>
-    </w:p>
-    <w:p>
-      <w:pPr>
         <w:numPr>
           <w:ilvl w:val="0"/>
-          <w:numId w:val="2"/>
+          <w:numId w:val="3"/>
         </w:numPr>
         <w:spacing w:after="0" w:line="276" w:lineRule="auto"/>
-        <w:rPr>
-          <w:rFonts w:ascii="Roboto Serif Medium" w:eastAsia="Roboto Serif Medium" w:hAnsi="Roboto Serif Medium" w:cs="Roboto Serif Medium"/>
-        </w:rPr>
-      </w:pPr>
-      <w:r>
-        <w:rPr>
-          <w:rFonts w:ascii="Roboto Serif Medium" w:eastAsia="Roboto Serif Medium" w:hAnsi="Roboto Serif Medium" w:cs="Roboto Serif Medium"/>
-        </w:rPr>
-        <w:t>Choose Azure Subscription</w:t>
+        <w:ind w:left="720"/>
+        <w:rPr>
+          <w:rFonts w:ascii="Roboto Serif Medium" w:eastAsia="Roboto Serif Medium" w:hAnsi="Roboto Serif Medium" w:cs="Roboto Serif Medium"/>
+        </w:rPr>
+      </w:pPr>
+      <w:r>
+        <w:rPr>
+          <w:rFonts w:ascii="Roboto Serif Medium" w:eastAsia="Roboto Serif Medium" w:hAnsi="Roboto Serif Medium" w:cs="Roboto Serif Medium"/>
+        </w:rPr>
+        <w:t>After Pipeline run success</w:t>
       </w:r>
     </w:p>
     <w:p>
       <w:pPr>
         <w:numPr>
           <w:ilvl w:val="0"/>
-          <w:numId w:val="2"/>
+          <w:numId w:val="3"/>
         </w:numPr>
         <w:spacing w:after="0" w:line="276" w:lineRule="auto"/>
-        <w:rPr>
-          <w:rFonts w:ascii="Roboto Serif Medium" w:eastAsia="Roboto Serif Medium" w:hAnsi="Roboto Serif Medium" w:cs="Roboto Serif Medium"/>
-        </w:rPr>
-      </w:pPr>
-      <w:r>
-        <w:rPr>
-          <w:rFonts w:ascii="Roboto Serif Medium" w:eastAsia="Roboto Serif Medium" w:hAnsi="Roboto Serif Medium" w:cs="Roboto Serif Medium"/>
-        </w:rPr>
-        <w:t>Select Cluster -&gt; Add Service Connection Name -&gt; Save</w:t>
-      </w:r>
-    </w:p>
-    <w:p>
-      <w:pPr>
-        <w:rPr>
-          <w:rFonts w:ascii="Roboto Serif Medium" w:eastAsia="Roboto Serif Medium" w:hAnsi="Roboto Serif Medium" w:cs="Roboto Serif Medium"/>
-        </w:rPr>
-      </w:pPr>
-    </w:p>
-    <w:p>
-      <w:pPr>
         <w:ind w:left="720"/>
         <w:rPr>
           <w:rFonts w:ascii="Roboto Serif Medium" w:eastAsia="Roboto Serif Medium" w:hAnsi="Roboto Serif Medium" w:cs="Roboto Serif Medium"/>
@@ -2502,25 +2349,24 @@
       <w:r>
         <w:rPr>
           <w:rFonts w:ascii="Roboto Serif Medium" w:eastAsia="Roboto Serif Medium" w:hAnsi="Roboto Serif Medium" w:cs="Roboto Serif Medium"/>
-          <w:noProof/>
-        </w:rPr>
-        <w:lastRenderedPageBreak/>
+        </w:rPr>
         <w:drawing>
-          <wp:inline distT="114300" distB="114300" distL="114300" distR="114300" wp14:anchorId="6B3FF7DD" wp14:editId="1014C4CF">
-            <wp:extent cx="4486275" cy="7572375"/>
+          <wp:inline distT="0" distB="0" distL="0" distR="0" wp14:anchorId="5C82B839" wp14:editId="31FD1E32">
+            <wp:extent cx="5943600" cy="3545205"/>
             <wp:effectExtent l="0" t="0" r="0" b="0"/>
-            <wp:docPr id="27" name="image27.png"/>
-            <wp:cNvGraphicFramePr/>
+            <wp:docPr id="1103990803" name="Picture 1"/>
+            <wp:cNvGraphicFramePr>
+              <a:graphicFrameLocks xmlns:a="http://schemas.openxmlformats.org/drawingml/2006/main" noChangeAspect="1"/>
+            </wp:cNvGraphicFramePr>
             <a:graphic xmlns:a="http://schemas.openxmlformats.org/drawingml/2006/main">
               <a:graphicData uri="http://schemas.openxmlformats.org/drawingml/2006/picture">
                 <pic:pic xmlns:pic="http://schemas.openxmlformats.org/drawingml/2006/picture">
                   <pic:nvPicPr>
-                    <pic:cNvPr id="0" name="image27.png"/>
-                    <pic:cNvPicPr preferRelativeResize="0"/>
+                    <pic:cNvPr id="1103990803" name=""/>
+                    <pic:cNvPicPr/>
                   </pic:nvPicPr>
                   <pic:blipFill>
                     <a:blip r:embed="rId33"/>
-                    <a:srcRect/>
                     <a:stretch>
                       <a:fillRect/>
                     </a:stretch>
@@ -2528,12 +2374,11 @@
                   <pic:spPr>
                     <a:xfrm>
                       <a:off x="0" y="0"/>
-                      <a:ext cx="4486275" cy="7572375"/>
+                      <a:ext cx="5943600" cy="3545205"/>
                     </a:xfrm>
                     <a:prstGeom prst="rect">
                       <a:avLst/>
                     </a:prstGeom>
-                    <a:ln/>
                   </pic:spPr>
                 </pic:pic>
               </a:graphicData>
@@ -2546,66 +2391,91 @@
       <w:pPr>
         <w:numPr>
           <w:ilvl w:val="0"/>
-          <w:numId w:val="10"/>
+          <w:numId w:val="3"/>
         </w:numPr>
         <w:spacing w:after="0" w:line="276" w:lineRule="auto"/>
-        <w:rPr>
-          <w:rFonts w:ascii="Roboto Serif Medium" w:eastAsia="Roboto Serif Medium" w:hAnsi="Roboto Serif Medium" w:cs="Roboto Serif Medium"/>
-        </w:rPr>
-      </w:pPr>
-      <w:r>
-        <w:rPr>
-          <w:rFonts w:ascii="Roboto Serif Medium" w:eastAsia="Roboto Serif Medium" w:hAnsi="Roboto Serif Medium" w:cs="Roboto Serif Medium"/>
-        </w:rPr>
-        <w:t>In left section -&gt; Click Pipeline -&gt; New Pipeline</w:t>
-      </w:r>
-    </w:p>
-    <w:p>
-      <w:pPr>
-        <w:numPr>
-          <w:ilvl w:val="0"/>
-          <w:numId w:val="10"/>
-        </w:numPr>
-        <w:spacing w:after="0" w:line="276" w:lineRule="auto"/>
-        <w:rPr>
-          <w:rFonts w:ascii="Roboto Serif Medium" w:eastAsia="Roboto Serif Medium" w:hAnsi="Roboto Serif Medium" w:cs="Roboto Serif Medium"/>
-        </w:rPr>
-      </w:pPr>
-      <w:r>
-        <w:rPr>
-          <w:rFonts w:ascii="Roboto Serif Medium" w:eastAsia="Roboto Serif Medium" w:hAnsi="Roboto Serif Medium" w:cs="Roboto Serif Medium"/>
-        </w:rPr>
-        <w:t>Choose Azure Repos git</w:t>
-      </w:r>
-    </w:p>
-    <w:p>
-      <w:pPr>
-        <w:rPr>
-          <w:rFonts w:ascii="Roboto Serif Medium" w:eastAsia="Roboto Serif Medium" w:hAnsi="Roboto Serif Medium" w:cs="Roboto Serif Medium"/>
-        </w:rPr>
-      </w:pPr>
-      <w:r>
-        <w:rPr>
-          <w:rFonts w:ascii="Roboto Serif Medium" w:eastAsia="Roboto Serif Medium" w:hAnsi="Roboto Serif Medium" w:cs="Roboto Serif Medium"/>
-          <w:noProof/>
+        <w:ind w:left="720"/>
+        <w:rPr>
+          <w:rFonts w:ascii="Roboto Serif Medium" w:eastAsia="Roboto Serif Medium" w:hAnsi="Roboto Serif Medium" w:cs="Roboto Serif Medium"/>
+        </w:rPr>
+      </w:pPr>
+      <w:r>
+        <w:rPr>
+          <w:rFonts w:ascii="Roboto Serif Medium" w:eastAsia="Roboto Serif Medium" w:hAnsi="Roboto Serif Medium" w:cs="Roboto Serif Medium"/>
+        </w:rPr>
+        <w:t>Run command</w:t>
+      </w:r>
+    </w:p>
+    <w:p>
+      <w:pPr>
+        <w:ind w:left="720"/>
+        <w:rPr>
+          <w:rFonts w:ascii="Roboto Serif Medium" w:eastAsia="Roboto Serif Medium" w:hAnsi="Roboto Serif Medium" w:cs="Roboto Serif Medium"/>
+          <w:color w:val="188038"/>
+        </w:rPr>
+      </w:pPr>
+      <w:proofErr w:type="spellStart"/>
+      <w:r>
+        <w:rPr>
+          <w:rFonts w:ascii="Roboto Serif Medium" w:eastAsia="Roboto Serif Medium" w:hAnsi="Roboto Serif Medium" w:cs="Roboto Serif Medium"/>
+          <w:color w:val="188038"/>
+        </w:rPr>
+        <w:t>kubectl</w:t>
+      </w:r>
+      <w:proofErr w:type="spellEnd"/>
+      <w:r>
+        <w:rPr>
+          <w:rFonts w:ascii="Roboto Serif Medium" w:eastAsia="Roboto Serif Medium" w:hAnsi="Roboto Serif Medium" w:cs="Roboto Serif Medium"/>
+          <w:color w:val="188038"/>
+        </w:rPr>
+        <w:t xml:space="preserve"> get </w:t>
+      </w:r>
+      <w:r>
+        <w:rPr>
+          <w:rFonts w:ascii="Roboto Serif Medium" w:eastAsia="Roboto Serif Medium" w:hAnsi="Roboto Serif Medium" w:cs="Roboto Serif Medium"/>
+          <w:color w:val="188038"/>
+        </w:rPr>
+        <w:t>svc</w:t>
+      </w:r>
+    </w:p>
+    <w:p>
+      <w:pPr>
+        <w:rPr>
+          <w:rFonts w:ascii="Roboto Serif Medium" w:eastAsia="Roboto Serif Medium" w:hAnsi="Roboto Serif Medium" w:cs="Roboto Serif Medium"/>
+          <w:color w:val="188038"/>
+        </w:rPr>
+      </w:pPr>
+    </w:p>
+    <w:p>
+      <w:pPr>
+        <w:rPr>
+          <w:rFonts w:ascii="Roboto Serif Medium" w:eastAsia="Roboto Serif Medium" w:hAnsi="Roboto Serif Medium" w:cs="Roboto Serif Medium"/>
+          <w:color w:val="188038"/>
+        </w:rPr>
+      </w:pPr>
+      <w:r>
+        <w:rPr>
+          <w:rFonts w:ascii="Roboto Serif Medium" w:eastAsia="Roboto Serif Medium" w:hAnsi="Roboto Serif Medium" w:cs="Roboto Serif Medium"/>
+          <w:color w:val="188038"/>
         </w:rPr>
         <w:lastRenderedPageBreak/>
         <w:drawing>
-          <wp:inline distT="114300" distB="114300" distL="114300" distR="114300" wp14:anchorId="07CF05DB" wp14:editId="2C204F11">
-            <wp:extent cx="5943600" cy="3124200"/>
-            <wp:effectExtent l="0" t="0" r="0" b="0"/>
-            <wp:docPr id="42" name="image14.png"/>
-            <wp:cNvGraphicFramePr/>
+          <wp:inline distT="0" distB="0" distL="0" distR="0" wp14:anchorId="4A0582CD" wp14:editId="17D14FC1">
+            <wp:extent cx="5943600" cy="1465580"/>
+            <wp:effectExtent l="0" t="0" r="0" b="1270"/>
+            <wp:docPr id="914889495" name="Picture 1"/>
+            <wp:cNvGraphicFramePr>
+              <a:graphicFrameLocks xmlns:a="http://schemas.openxmlformats.org/drawingml/2006/main" noChangeAspect="1"/>
+            </wp:cNvGraphicFramePr>
             <a:graphic xmlns:a="http://schemas.openxmlformats.org/drawingml/2006/main">
               <a:graphicData uri="http://schemas.openxmlformats.org/drawingml/2006/picture">
                 <pic:pic xmlns:pic="http://schemas.openxmlformats.org/drawingml/2006/picture">
                   <pic:nvPicPr>
-                    <pic:cNvPr id="0" name="image14.png"/>
-                    <pic:cNvPicPr preferRelativeResize="0"/>
+                    <pic:cNvPr id="914889495" name=""/>
+                    <pic:cNvPicPr/>
                   </pic:nvPicPr>
                   <pic:blipFill>
-                    <a:blip r:embed="rId26"/>
-                    <a:srcRect/>
+                    <a:blip r:embed="rId34"/>
                     <a:stretch>
                       <a:fillRect/>
                     </a:stretch>
@@ -2613,12 +2483,11 @@
                   <pic:spPr>
                     <a:xfrm>
                       <a:off x="0" y="0"/>
-                      <a:ext cx="5943600" cy="3124200"/>
+                      <a:ext cx="5943600" cy="1465580"/>
                     </a:xfrm>
                     <a:prstGeom prst="rect">
                       <a:avLst/>
                     </a:prstGeom>
-                    <a:ln/>
                   </pic:spPr>
                 </pic:pic>
               </a:graphicData>
@@ -2631,54 +2500,31 @@
       <w:pPr>
         <w:rPr>
           <w:rFonts w:ascii="Roboto Serif Medium" w:eastAsia="Roboto Serif Medium" w:hAnsi="Roboto Serif Medium" w:cs="Roboto Serif Medium"/>
-        </w:rPr>
-      </w:pPr>
-    </w:p>
-    <w:p>
-      <w:pPr>
-        <w:numPr>
-          <w:ilvl w:val="0"/>
-          <w:numId w:val="8"/>
-        </w:numPr>
-        <w:spacing w:after="0" w:line="276" w:lineRule="auto"/>
-        <w:rPr>
-          <w:rFonts w:ascii="Roboto Serif Medium" w:eastAsia="Roboto Serif Medium" w:hAnsi="Roboto Serif Medium" w:cs="Roboto Serif Medium"/>
-        </w:rPr>
-      </w:pPr>
-      <w:r>
-        <w:rPr>
-          <w:rFonts w:ascii="Roboto Serif Medium" w:eastAsia="Roboto Serif Medium" w:hAnsi="Roboto Serif Medium" w:cs="Roboto Serif Medium"/>
-        </w:rPr>
-        <w:t>Select repository</w:t>
-      </w:r>
-    </w:p>
-    <w:p>
-      <w:pPr>
-        <w:rPr>
-          <w:rFonts w:ascii="Roboto Serif Medium" w:eastAsia="Roboto Serif Medium" w:hAnsi="Roboto Serif Medium" w:cs="Roboto Serif Medium"/>
-        </w:rPr>
-      </w:pPr>
-      <w:r>
-        <w:rPr>
-          <w:rFonts w:ascii="Roboto Serif Medium" w:eastAsia="Roboto Serif Medium" w:hAnsi="Roboto Serif Medium" w:cs="Roboto Serif Medium"/>
-          <w:noProof/>
+          <w:color w:val="188038"/>
+        </w:rPr>
+      </w:pPr>
+      <w:r>
+        <w:rPr>
+          <w:rFonts w:ascii="Roboto Serif Medium" w:eastAsia="Roboto Serif Medium" w:hAnsi="Roboto Serif Medium" w:cs="Roboto Serif Medium"/>
+          <w:color w:val="188038"/>
         </w:rPr>
         <w:drawing>
-          <wp:inline distT="114300" distB="114300" distL="114300" distR="114300" wp14:anchorId="6E8614F7" wp14:editId="28DF471C">
-            <wp:extent cx="5943600" cy="2476500"/>
-            <wp:effectExtent l="0" t="0" r="0" b="0"/>
-            <wp:docPr id="23" name="image34.png"/>
-            <wp:cNvGraphicFramePr/>
+          <wp:inline distT="0" distB="0" distL="0" distR="0" wp14:anchorId="749BBA8D" wp14:editId="6FDAF744">
+            <wp:extent cx="5943600" cy="546735"/>
+            <wp:effectExtent l="0" t="0" r="0" b="5715"/>
+            <wp:docPr id="1759838582" name="Picture 1"/>
+            <wp:cNvGraphicFramePr>
+              <a:graphicFrameLocks xmlns:a="http://schemas.openxmlformats.org/drawingml/2006/main" noChangeAspect="1"/>
+            </wp:cNvGraphicFramePr>
             <a:graphic xmlns:a="http://schemas.openxmlformats.org/drawingml/2006/main">
               <a:graphicData uri="http://schemas.openxmlformats.org/drawingml/2006/picture">
                 <pic:pic xmlns:pic="http://schemas.openxmlformats.org/drawingml/2006/picture">
                   <pic:nvPicPr>
-                    <pic:cNvPr id="0" name="image34.png"/>
-                    <pic:cNvPicPr preferRelativeResize="0"/>
+                    <pic:cNvPr id="1759838582" name=""/>
+                    <pic:cNvPicPr/>
                   </pic:nvPicPr>
                   <pic:blipFill>
-                    <a:blip r:embed="rId34"/>
-                    <a:srcRect/>
+                    <a:blip r:embed="rId35"/>
                     <a:stretch>
                       <a:fillRect/>
                     </a:stretch>
@@ -2686,12 +2532,11 @@
                   <pic:spPr>
                     <a:xfrm>
                       <a:off x="0" y="0"/>
-                      <a:ext cx="5943600" cy="2476500"/>
+                      <a:ext cx="5943600" cy="546735"/>
                     </a:xfrm>
                     <a:prstGeom prst="rect">
                       <a:avLst/>
                     </a:prstGeom>
-                    <a:ln/>
                   </pic:spPr>
                 </pic:pic>
               </a:graphicData>
@@ -2704,62 +2549,7 @@
       <w:pPr>
         <w:rPr>
           <w:rFonts w:ascii="Roboto Serif Medium" w:eastAsia="Roboto Serif Medium" w:hAnsi="Roboto Serif Medium" w:cs="Roboto Serif Medium"/>
-        </w:rPr>
-      </w:pPr>
-    </w:p>
-    <w:p>
-      <w:pPr>
-        <w:rPr>
-          <w:rFonts w:ascii="Roboto Serif Medium" w:eastAsia="Roboto Serif Medium" w:hAnsi="Roboto Serif Medium" w:cs="Roboto Serif Medium"/>
-        </w:rPr>
-      </w:pPr>
-    </w:p>
-    <w:p>
-      <w:pPr>
-        <w:rPr>
-          <w:rFonts w:ascii="Roboto Serif Medium" w:eastAsia="Roboto Serif Medium" w:hAnsi="Roboto Serif Medium" w:cs="Roboto Serif Medium"/>
-        </w:rPr>
-      </w:pPr>
-    </w:p>
-    <w:p>
-      <w:pPr>
-        <w:rPr>
-          <w:rFonts w:ascii="Roboto Serif Medium" w:eastAsia="Roboto Serif Medium" w:hAnsi="Roboto Serif Medium" w:cs="Roboto Serif Medium"/>
-        </w:rPr>
-      </w:pPr>
-    </w:p>
-    <w:p>
-      <w:pPr>
-        <w:rPr>
-          <w:rFonts w:ascii="Roboto Serif Medium" w:eastAsia="Roboto Serif Medium" w:hAnsi="Roboto Serif Medium" w:cs="Roboto Serif Medium"/>
-        </w:rPr>
-      </w:pPr>
-    </w:p>
-    <w:p>
-      <w:pPr>
-        <w:rPr>
-          <w:rFonts w:ascii="Roboto Serif Medium" w:eastAsia="Roboto Serif Medium" w:hAnsi="Roboto Serif Medium" w:cs="Roboto Serif Medium"/>
-        </w:rPr>
-      </w:pPr>
-    </w:p>
-    <w:p>
-      <w:pPr>
-        <w:rPr>
-          <w:rFonts w:ascii="Roboto Serif Medium" w:eastAsia="Roboto Serif Medium" w:hAnsi="Roboto Serif Medium" w:cs="Roboto Serif Medium"/>
-        </w:rPr>
-      </w:pPr>
-    </w:p>
-    <w:p>
-      <w:pPr>
-        <w:rPr>
-          <w:rFonts w:ascii="Roboto Serif Medium" w:eastAsia="Roboto Serif Medium" w:hAnsi="Roboto Serif Medium" w:cs="Roboto Serif Medium"/>
-        </w:rPr>
-      </w:pPr>
-    </w:p>
-    <w:p>
-      <w:pPr>
-        <w:rPr>
-          <w:rFonts w:ascii="Roboto Serif Medium" w:eastAsia="Roboto Serif Medium" w:hAnsi="Roboto Serif Medium" w:cs="Roboto Serif Medium"/>
+          <w:color w:val="188038"/>
         </w:rPr>
       </w:pPr>
     </w:p>
@@ -2767,47 +2557,67 @@
       <w:pPr>
         <w:numPr>
           <w:ilvl w:val="0"/>
-          <w:numId w:val="5"/>
+          <w:numId w:val="7"/>
         </w:numPr>
         <w:spacing w:after="0" w:line="276" w:lineRule="auto"/>
         <w:rPr>
           <w:rFonts w:ascii="Roboto Serif Medium" w:eastAsia="Roboto Serif Medium" w:hAnsi="Roboto Serif Medium" w:cs="Roboto Serif Medium"/>
-        </w:rPr>
-      </w:pPr>
-      <w:r>
-        <w:rPr>
-          <w:rFonts w:ascii="Roboto Serif Medium" w:eastAsia="Roboto Serif Medium" w:hAnsi="Roboto Serif Medium" w:cs="Roboto Serif Medium"/>
-        </w:rPr>
-        <w:t>Select Starter Pipeline</w:t>
-      </w:r>
-    </w:p>
-    <w:p>
-      <w:pPr>
-        <w:rPr>
-          <w:rFonts w:ascii="Roboto Serif Medium" w:eastAsia="Roboto Serif Medium" w:hAnsi="Roboto Serif Medium" w:cs="Roboto Serif Medium"/>
-        </w:rPr>
-      </w:pPr>
-      <w:r>
-        <w:rPr>
-          <w:rFonts w:ascii="Roboto Serif Medium" w:eastAsia="Roboto Serif Medium" w:hAnsi="Roboto Serif Medium" w:cs="Roboto Serif Medium"/>
-          <w:noProof/>
+          <w:color w:val="212728"/>
+        </w:rPr>
+      </w:pPr>
+      <w:r>
+        <w:rPr>
+          <w:rFonts w:ascii="Roboto Serif Medium" w:eastAsia="Roboto Serif Medium" w:hAnsi="Roboto Serif Medium" w:cs="Roboto Serif Medium"/>
+          <w:color w:val="212728"/>
+        </w:rPr>
+        <w:t xml:space="preserve">Run </w:t>
+      </w:r>
+      <w:proofErr w:type="spellStart"/>
+      <w:r>
+        <w:rPr>
+          <w:rFonts w:ascii="Roboto Serif Medium" w:eastAsia="Roboto Serif Medium" w:hAnsi="Roboto Serif Medium" w:cs="Roboto Serif Medium"/>
+          <w:color w:val="188038"/>
+        </w:rPr>
+        <w:t>kubectl</w:t>
+      </w:r>
+      <w:proofErr w:type="spellEnd"/>
+      <w:r>
+        <w:rPr>
+          <w:rFonts w:ascii="Roboto Serif Medium" w:eastAsia="Roboto Serif Medium" w:hAnsi="Roboto Serif Medium" w:cs="Roboto Serif Medium"/>
+          <w:color w:val="188038"/>
+        </w:rPr>
+        <w:t xml:space="preserve"> port-forward service/frontend 3000:3000</w:t>
+      </w:r>
+    </w:p>
+    <w:p>
+      <w:pPr>
+        <w:rPr>
+          <w:rFonts w:ascii="Roboto Serif Medium" w:eastAsia="Roboto Serif Medium" w:hAnsi="Roboto Serif Medium" w:cs="Roboto Serif Medium"/>
+          <w:color w:val="188038"/>
+        </w:rPr>
+      </w:pPr>
+      <w:r>
+        <w:rPr>
+          <w:rFonts w:ascii="Roboto Serif Medium" w:eastAsia="Roboto Serif Medium" w:hAnsi="Roboto Serif Medium" w:cs="Roboto Serif Medium"/>
+          <w:color w:val="188038"/>
         </w:rPr>
         <w:drawing>
-          <wp:inline distT="114300" distB="114300" distL="114300" distR="114300" wp14:anchorId="18B7CEEC" wp14:editId="5E89EDBA">
-            <wp:extent cx="5943600" cy="2844800"/>
+          <wp:inline distT="0" distB="0" distL="0" distR="0" wp14:anchorId="0A54A3C1" wp14:editId="65D9EAC5">
+            <wp:extent cx="5943600" cy="917575"/>
             <wp:effectExtent l="0" t="0" r="0" b="0"/>
-            <wp:docPr id="49" name="image44.png"/>
-            <wp:cNvGraphicFramePr/>
+            <wp:docPr id="330647974" name="Picture 1"/>
+            <wp:cNvGraphicFramePr>
+              <a:graphicFrameLocks xmlns:a="http://schemas.openxmlformats.org/drawingml/2006/main" noChangeAspect="1"/>
+            </wp:cNvGraphicFramePr>
             <a:graphic xmlns:a="http://schemas.openxmlformats.org/drawingml/2006/main">
               <a:graphicData uri="http://schemas.openxmlformats.org/drawingml/2006/picture">
                 <pic:pic xmlns:pic="http://schemas.openxmlformats.org/drawingml/2006/picture">
                   <pic:nvPicPr>
-                    <pic:cNvPr id="0" name="image44.png"/>
-                    <pic:cNvPicPr preferRelativeResize="0"/>
+                    <pic:cNvPr id="330647974" name=""/>
+                    <pic:cNvPicPr/>
                   </pic:nvPicPr>
                   <pic:blipFill>
-                    <a:blip r:embed="rId35"/>
-                    <a:srcRect/>
+                    <a:blip r:embed="rId36"/>
                     <a:stretch>
                       <a:fillRect/>
                     </a:stretch>
@@ -2815,12 +2625,11 @@
                   <pic:spPr>
                     <a:xfrm>
                       <a:off x="0" y="0"/>
-                      <a:ext cx="5943600" cy="2844800"/>
+                      <a:ext cx="5943600" cy="917575"/>
                     </a:xfrm>
                     <a:prstGeom prst="rect">
                       <a:avLst/>
                     </a:prstGeom>
-                    <a:ln/>
                   </pic:spPr>
                 </pic:pic>
               </a:graphicData>
@@ -2833,72 +2642,37 @@
       <w:pPr>
         <w:rPr>
           <w:rFonts w:ascii="Roboto Serif Medium" w:eastAsia="Roboto Serif Medium" w:hAnsi="Roboto Serif Medium" w:cs="Roboto Serif Medium"/>
-        </w:rPr>
-      </w:pPr>
-    </w:p>
-    <w:p>
-      <w:pPr>
-        <w:numPr>
-          <w:ilvl w:val="0"/>
-          <w:numId w:val="9"/>
-        </w:numPr>
-        <w:spacing w:after="0" w:line="276" w:lineRule="auto"/>
-        <w:rPr>
-          <w:rFonts w:ascii="Roboto Serif Medium" w:eastAsia="Roboto Serif Medium" w:hAnsi="Roboto Serif Medium" w:cs="Roboto Serif Medium"/>
-        </w:rPr>
-      </w:pPr>
-      <w:r>
-        <w:rPr>
-          <w:rFonts w:ascii="Roboto Serif Medium" w:eastAsia="Roboto Serif Medium" w:hAnsi="Roboto Serif Medium" w:cs="Roboto Serif Medium"/>
-        </w:rPr>
-        <w:t>Update pipeline script azure-pipeline.yml</w:t>
-      </w:r>
-    </w:p>
-    <w:p>
-      <w:pPr>
-        <w:numPr>
-          <w:ilvl w:val="0"/>
-          <w:numId w:val="9"/>
-        </w:numPr>
-        <w:spacing w:after="0" w:line="276" w:lineRule="auto"/>
-        <w:rPr>
-          <w:rFonts w:ascii="Roboto Serif Medium" w:eastAsia="Roboto Serif Medium" w:hAnsi="Roboto Serif Medium" w:cs="Roboto Serif Medium"/>
-        </w:rPr>
-      </w:pPr>
-      <w:r>
-        <w:rPr>
-          <w:rFonts w:ascii="Roboto Serif Medium" w:eastAsia="Roboto Serif Medium" w:hAnsi="Roboto Serif Medium" w:cs="Roboto Serif Medium"/>
-        </w:rPr>
-        <w:t>Click Save and Run</w:t>
-      </w:r>
-    </w:p>
-    <w:p>
-      <w:pPr>
-        <w:rPr>
-          <w:rFonts w:ascii="Roboto Serif Medium" w:eastAsia="Roboto Serif Medium" w:hAnsi="Roboto Serif Medium" w:cs="Roboto Serif Medium"/>
-        </w:rPr>
-      </w:pPr>
-      <w:r>
-        <w:rPr>
-          <w:rFonts w:ascii="Roboto Serif Medium" w:eastAsia="Roboto Serif Medium" w:hAnsi="Roboto Serif Medium" w:cs="Roboto Serif Medium"/>
-          <w:noProof/>
+          <w:color w:val="188038"/>
+        </w:rPr>
+      </w:pPr>
+    </w:p>
+    <w:p>
+      <w:pPr>
+        <w:rPr>
+          <w:rFonts w:ascii="Roboto Serif Medium" w:eastAsia="Roboto Serif Medium" w:hAnsi="Roboto Serif Medium" w:cs="Roboto Serif Medium"/>
+        </w:rPr>
+      </w:pPr>
+      <w:r>
+        <w:rPr>
+          <w:rFonts w:ascii="Roboto Serif Medium" w:eastAsia="Roboto Serif Medium" w:hAnsi="Roboto Serif Medium" w:cs="Roboto Serif Medium"/>
         </w:rPr>
         <w:drawing>
-          <wp:inline distT="114300" distB="114300" distL="114300" distR="114300" wp14:anchorId="6C71E909" wp14:editId="6905F0C2">
-            <wp:extent cx="5943600" cy="2781300"/>
+          <wp:inline distT="0" distB="0" distL="0" distR="0" wp14:anchorId="08018973" wp14:editId="4B172121">
+            <wp:extent cx="5943600" cy="1391285"/>
             <wp:effectExtent l="0" t="0" r="0" b="0"/>
-            <wp:docPr id="5" name="image5.png"/>
-            <wp:cNvGraphicFramePr/>
+            <wp:docPr id="1610737514" name="Picture 1"/>
+            <wp:cNvGraphicFramePr>
+              <a:graphicFrameLocks xmlns:a="http://schemas.openxmlformats.org/drawingml/2006/main" noChangeAspect="1"/>
+            </wp:cNvGraphicFramePr>
             <a:graphic xmlns:a="http://schemas.openxmlformats.org/drawingml/2006/main">
               <a:graphicData uri="http://schemas.openxmlformats.org/drawingml/2006/picture">
                 <pic:pic xmlns:pic="http://schemas.openxmlformats.org/drawingml/2006/picture">
                   <pic:nvPicPr>
-                    <pic:cNvPr id="0" name="image5.png"/>
-                    <pic:cNvPicPr preferRelativeResize="0"/>
+                    <pic:cNvPr id="1610737514" name=""/>
+                    <pic:cNvPicPr/>
                   </pic:nvPicPr>
                   <pic:blipFill>
-                    <a:blip r:embed="rId36"/>
-                    <a:srcRect/>
+                    <a:blip r:embed="rId37"/>
                     <a:stretch>
                       <a:fillRect/>
                     </a:stretch>
@@ -2906,12 +2680,11 @@
                   <pic:spPr>
                     <a:xfrm>
                       <a:off x="0" y="0"/>
-                      <a:ext cx="5943600" cy="2781300"/>
+                      <a:ext cx="5943600" cy="1391285"/>
                     </a:xfrm>
                     <a:prstGeom prst="rect">
                       <a:avLst/>
                     </a:prstGeom>
-                    <a:ln/>
                   </pic:spPr>
                 </pic:pic>
               </a:graphicData>
@@ -2922,165 +2695,156 @@
     </w:p>
     <w:p>
       <w:pPr>
-        <w:ind w:left="720"/>
-        <w:rPr>
-          <w:rFonts w:ascii="Roboto Serif Medium" w:eastAsia="Roboto Serif Medium" w:hAnsi="Roboto Serif Medium" w:cs="Roboto Serif Medium"/>
-        </w:rPr>
-      </w:pPr>
-    </w:p>
-    <w:p>
-      <w:pPr>
-        <w:ind w:left="720"/>
-        <w:rPr>
-          <w:rFonts w:ascii="Roboto Serif Medium" w:eastAsia="Roboto Serif Medium" w:hAnsi="Roboto Serif Medium" w:cs="Roboto Serif Medium"/>
-        </w:rPr>
-      </w:pPr>
-    </w:p>
-    <w:p>
-      <w:pPr>
-        <w:ind w:left="720"/>
-        <w:rPr>
-          <w:rFonts w:ascii="Roboto Serif Medium" w:eastAsia="Roboto Serif Medium" w:hAnsi="Roboto Serif Medium" w:cs="Roboto Serif Medium"/>
-        </w:rPr>
-      </w:pPr>
-    </w:p>
-    <w:p>
-      <w:pPr>
-        <w:ind w:left="720"/>
-        <w:rPr>
-          <w:rFonts w:ascii="Roboto Serif Medium" w:eastAsia="Roboto Serif Medium" w:hAnsi="Roboto Serif Medium" w:cs="Roboto Serif Medium"/>
-        </w:rPr>
-      </w:pPr>
-    </w:p>
-    <w:p>
-      <w:pPr>
-        <w:ind w:left="720"/>
-        <w:rPr>
-          <w:rFonts w:ascii="Roboto Serif Medium" w:eastAsia="Roboto Serif Medium" w:hAnsi="Roboto Serif Medium" w:cs="Roboto Serif Medium"/>
-        </w:rPr>
-      </w:pPr>
-    </w:p>
-    <w:p>
-      <w:pPr>
-        <w:ind w:left="720"/>
-        <w:rPr>
-          <w:rFonts w:ascii="Roboto Serif Medium" w:eastAsia="Roboto Serif Medium" w:hAnsi="Roboto Serif Medium" w:cs="Roboto Serif Medium"/>
-        </w:rPr>
-      </w:pPr>
-    </w:p>
-    <w:p>
-      <w:pPr>
-        <w:ind w:left="720"/>
-        <w:rPr>
-          <w:rFonts w:ascii="Roboto Serif Medium" w:eastAsia="Roboto Serif Medium" w:hAnsi="Roboto Serif Medium" w:cs="Roboto Serif Medium"/>
-        </w:rPr>
-      </w:pPr>
-    </w:p>
-    <w:p>
-      <w:pPr>
-        <w:ind w:left="720"/>
-        <w:rPr>
-          <w:rFonts w:ascii="Roboto Serif Medium" w:eastAsia="Roboto Serif Medium" w:hAnsi="Roboto Serif Medium" w:cs="Roboto Serif Medium"/>
-        </w:rPr>
-      </w:pPr>
-    </w:p>
-    <w:p>
-      <w:pPr>
-        <w:ind w:left="720"/>
-        <w:rPr>
-          <w:rFonts w:ascii="Roboto Serif Medium" w:eastAsia="Roboto Serif Medium" w:hAnsi="Roboto Serif Medium" w:cs="Roboto Serif Medium"/>
-        </w:rPr>
-      </w:pPr>
+        <w:rPr>
+          <w:rFonts w:ascii="Roboto Serif Medium" w:hAnsi="Roboto Serif Medium" w:cs="Courier New"/>
+        </w:rPr>
+      </w:pPr>
+    </w:p>
+    <w:p>
+      <w:pPr>
+        <w:rPr>
+          <w:rFonts w:ascii="Roboto Serif Medium" w:hAnsi="Roboto Serif Medium" w:cs="Courier New"/>
+          <w:lang w:val="vi-VN"/>
+        </w:rPr>
+      </w:pPr>
+      <w:r>
+        <w:rPr>
+          <w:rFonts w:ascii="Roboto Serif Medium" w:hAnsi="Roboto Serif Medium" w:cs="Courier New"/>
+          <w:lang w:val="vi-VN"/>
+        </w:rPr>
+        <w:t>Set up Prometheus and Grafana</w:t>
+      </w:r>
+    </w:p>
+    <w:p>
+      <w:pPr>
+        <w:rPr>
+          <w:rFonts w:ascii="Roboto Serif Medium" w:hAnsi="Roboto Serif Medium" w:cs="Courier New"/>
+          <w:lang w:val="vi-VN"/>
+        </w:rPr>
+      </w:pPr>
+    </w:p>
+    <w:p>
+      <w:pPr>
+        <w:rPr>
+          <w:rFonts w:ascii="Roboto Serif Medium" w:hAnsi="Roboto Serif Medium" w:cs="Courier New"/>
+          <w:lang w:val="vi-VN"/>
+        </w:rPr>
+      </w:pPr>
+      <w:r>
+        <w:rPr>
+          <w:rFonts w:ascii="Roboto Serif Medium" w:hAnsi="Roboto Serif Medium" w:cs="Courier New"/>
+          <w:lang w:val="vi-VN"/>
+        </w:rPr>
+        <w:t>Run command to connect AKS cluster</w:t>
+      </w:r>
+    </w:p>
+    <w:p>
+      <w:pPr>
+        <w:rPr>
+          <w:rFonts w:cs="Courier New"/>
+        </w:rPr>
+      </w:pPr>
+      <w:r>
+        <w:rPr>
+          <w:rFonts w:ascii="Roboto Serif Medium" w:hAnsi="Roboto Serif Medium" w:cs="Courier New"/>
+          <w:i/>
+          <w:iCs/>
+          <w:lang w:val="vi-VN"/>
+        </w:rPr>
+        <w:t>az aks get-credentials --resource-group sd1087-tuhuynh-aks --name sd1087-tuhuynh-aks</w:t>
+      </w:r>
     </w:p>
     <w:p>
       <w:pPr>
         <w:numPr>
           <w:ilvl w:val="0"/>
-          <w:numId w:val="3"/>
+          <w:numId w:val="14"/>
         </w:numPr>
-        <w:spacing w:after="0" w:line="276" w:lineRule="auto"/>
-        <w:rPr>
-          <w:rFonts w:ascii="Roboto Serif Medium" w:eastAsia="Roboto Serif Medium" w:hAnsi="Roboto Serif Medium" w:cs="Roboto Serif Medium"/>
-        </w:rPr>
-      </w:pPr>
-      <w:r>
-        <w:rPr>
-          <w:rFonts w:ascii="Roboto Serif Medium" w:eastAsia="Roboto Serif Medium" w:hAnsi="Roboto Serif Medium" w:cs="Roboto Serif Medium"/>
-        </w:rPr>
-        <w:t>After Pipeline run success</w:t>
-      </w:r>
-    </w:p>
-    <w:p>
-      <w:pPr>
-        <w:numPr>
-          <w:ilvl w:val="0"/>
-          <w:numId w:val="3"/>
-        </w:numPr>
-        <w:spacing w:after="0" w:line="276" w:lineRule="auto"/>
-        <w:rPr>
-          <w:rFonts w:ascii="Roboto Serif Medium" w:eastAsia="Roboto Serif Medium" w:hAnsi="Roboto Serif Medium" w:cs="Roboto Serif Medium"/>
-        </w:rPr>
-      </w:pPr>
-      <w:r>
-        <w:rPr>
-          <w:rFonts w:ascii="Roboto Serif Medium" w:eastAsia="Roboto Serif Medium" w:hAnsi="Roboto Serif Medium" w:cs="Roboto Serif Medium"/>
-        </w:rPr>
-        <w:t>Run command</w:t>
-      </w:r>
-    </w:p>
-    <w:p>
-      <w:pPr>
-        <w:ind w:left="1440"/>
-        <w:rPr>
-          <w:rFonts w:ascii="Roboto Serif Medium" w:eastAsia="Roboto Serif Medium" w:hAnsi="Roboto Serif Medium" w:cs="Roboto Serif Medium"/>
-          <w:color w:val="188038"/>
-        </w:rPr>
-      </w:pPr>
-      <w:r>
-        <w:rPr>
-          <w:rFonts w:ascii="Roboto Serif Medium" w:eastAsia="Roboto Serif Medium" w:hAnsi="Roboto Serif Medium" w:cs="Roboto Serif Medium"/>
-          <w:color w:val="188038"/>
-        </w:rPr>
-        <w:t>kubectl get nodes</w:t>
-      </w:r>
-    </w:p>
-    <w:p>
-      <w:pPr>
-        <w:rPr>
-          <w:rFonts w:ascii="Roboto Serif Medium" w:eastAsia="Roboto Serif Medium" w:hAnsi="Roboto Serif Medium" w:cs="Roboto Serif Medium"/>
-          <w:color w:val="188038"/>
-        </w:rPr>
-      </w:pPr>
-    </w:p>
-    <w:p>
-      <w:pPr>
-        <w:rPr>
-          <w:rFonts w:ascii="Roboto Serif Medium" w:eastAsia="Roboto Serif Medium" w:hAnsi="Roboto Serif Medium" w:cs="Roboto Serif Medium"/>
-          <w:color w:val="188038"/>
-        </w:rPr>
-      </w:pPr>
-      <w:r>
-        <w:rPr>
-          <w:rFonts w:ascii="Roboto Serif Medium" w:eastAsia="Roboto Serif Medium" w:hAnsi="Roboto Serif Medium" w:cs="Roboto Serif Medium"/>
-          <w:noProof/>
-          <w:color w:val="188038"/>
-        </w:rPr>
+        <w:rPr>
+          <w:rFonts w:ascii="Roboto Serif Medium" w:hAnsi="Roboto Serif Medium" w:cs="Courier New"/>
+          <w:lang w:val="vi-VN"/>
+        </w:rPr>
+      </w:pPr>
+      <w:r>
+        <w:rPr>
+          <w:rFonts w:ascii="Roboto Serif Medium" w:hAnsi="Roboto Serif Medium" w:cs="Courier New"/>
+          <w:lang w:val="vi-VN"/>
+        </w:rPr>
+        <w:t>Set up Metrics Server</w:t>
+      </w:r>
+    </w:p>
+    <w:p>
+      <w:pPr>
+        <w:rPr>
+          <w:rFonts w:ascii="Roboto Serif Medium" w:hAnsi="Roboto Serif Medium" w:cs="Courier New"/>
+          <w:lang w:val="vi-VN"/>
+        </w:rPr>
+      </w:pPr>
+      <w:r>
+        <w:rPr>
+          <w:rFonts w:ascii="Roboto Serif Medium" w:hAnsi="Roboto Serif Medium" w:cs="Courier New"/>
+          <w:lang w:val="vi-VN"/>
+        </w:rPr>
+        <w:t>Deploy the Metrics Server with the following command:</w:t>
+      </w:r>
+    </w:p>
+    <w:p>
+      <w:pPr>
+        <w:rPr>
+          <w:rFonts w:ascii="Roboto Serif Medium" w:hAnsi="Roboto Serif Medium" w:cs="Courier New"/>
+          <w:i/>
+          <w:iCs/>
+          <w:lang w:val="vi-VN"/>
+        </w:rPr>
+      </w:pPr>
+      <w:r>
+        <w:rPr>
+          <w:rFonts w:ascii="Roboto Serif Medium" w:hAnsi="Roboto Serif Medium" w:cs="Courier New"/>
+          <w:i/>
+          <w:iCs/>
+          <w:lang w:val="vi-VN"/>
+        </w:rPr>
+        <w:t>kubectl apply -f https://github.com/kubernetes-sigs/metrics-server/releases/latest/download/components.yaml</w:t>
+      </w:r>
+    </w:p>
+    <w:p>
+      <w:pPr>
+        <w:rPr>
+          <w:rFonts w:ascii="Roboto Serif Medium" w:hAnsi="Roboto Serif Medium" w:cs="Courier New"/>
+          <w:lang w:val="vi-VN"/>
+        </w:rPr>
+      </w:pPr>
+    </w:p>
+    <w:p>
+      <w:pPr>
+        <w:rPr>
+          <w:rFonts w:ascii="Roboto Serif Medium" w:hAnsi="Roboto Serif Medium" w:cs="Courier New"/>
+          <w:lang w:val="vi-VN"/>
+        </w:rPr>
+      </w:pPr>
+      <w:r>
+        <w:rPr>
+          <w:rFonts w:ascii="Roboto Serif Medium" w:hAnsi="Roboto Serif Medium" w:cs="Courier New"/>
+          <w:lang w:val="vi-VN"/>
+        </w:rPr>
+        <w:lastRenderedPageBreak/>
         <w:drawing>
-          <wp:inline distT="114300" distB="114300" distL="114300" distR="114300" wp14:anchorId="23F2314C" wp14:editId="1D59FCE4">
-            <wp:extent cx="5943600" cy="1168400"/>
+          <wp:inline distT="0" distB="0" distL="0" distR="0" wp14:anchorId="48721367" wp14:editId="73EFEAA2">
+            <wp:extent cx="5943600" cy="1525270"/>
             <wp:effectExtent l="0" t="0" r="0" b="0"/>
-            <wp:docPr id="26" name="image25.png"/>
-            <wp:cNvGraphicFramePr/>
+            <wp:docPr id="1753334595" name="Picture 1"/>
+            <wp:cNvGraphicFramePr>
+              <a:graphicFrameLocks xmlns:a="http://schemas.openxmlformats.org/drawingml/2006/main" noChangeAspect="1"/>
+            </wp:cNvGraphicFramePr>
             <a:graphic xmlns:a="http://schemas.openxmlformats.org/drawingml/2006/main">
               <a:graphicData uri="http://schemas.openxmlformats.org/drawingml/2006/picture">
                 <pic:pic xmlns:pic="http://schemas.openxmlformats.org/drawingml/2006/picture">
                   <pic:nvPicPr>
-                    <pic:cNvPr id="0" name="image25.png"/>
-                    <pic:cNvPicPr preferRelativeResize="0"/>
+                    <pic:cNvPr id="1753334595" name=""/>
+                    <pic:cNvPicPr/>
                   </pic:nvPicPr>
                   <pic:blipFill>
-                    <a:blip r:embed="rId37"/>
-                    <a:srcRect/>
+                    <a:blip r:embed="rId38"/>
                     <a:stretch>
                       <a:fillRect/>
                     </a:stretch>
@@ -3088,12 +2852,11 @@
                   <pic:spPr>
                     <a:xfrm>
                       <a:off x="0" y="0"/>
-                      <a:ext cx="5943600" cy="1168400"/>
+                      <a:ext cx="5943600" cy="1525270"/>
                     </a:xfrm>
                     <a:prstGeom prst="rect">
                       <a:avLst/>
                     </a:prstGeom>
-                    <a:ln/>
                   </pic:spPr>
                 </pic:pic>
               </a:graphicData>
@@ -3105,67 +2868,74 @@
     <w:p>
       <w:pPr>
         <w:rPr>
-          <w:rFonts w:ascii="Roboto Serif Medium" w:eastAsia="Roboto Serif Medium" w:hAnsi="Roboto Serif Medium" w:cs="Roboto Serif Medium"/>
-          <w:color w:val="188038"/>
-        </w:rPr>
-      </w:pPr>
-    </w:p>
-    <w:p>
-      <w:pPr>
-        <w:numPr>
-          <w:ilvl w:val="0"/>
-          <w:numId w:val="7"/>
-        </w:numPr>
-        <w:spacing w:after="0" w:line="276" w:lineRule="auto"/>
-        <w:rPr>
-          <w:rFonts w:ascii="Roboto Serif Medium" w:eastAsia="Roboto Serif Medium" w:hAnsi="Roboto Serif Medium" w:cs="Roboto Serif Medium"/>
-          <w:color w:val="212728"/>
-        </w:rPr>
-      </w:pPr>
-      <w:r>
-        <w:rPr>
-          <w:rFonts w:ascii="Roboto Serif Medium" w:eastAsia="Roboto Serif Medium" w:hAnsi="Roboto Serif Medium" w:cs="Roboto Serif Medium"/>
-          <w:color w:val="212728"/>
-        </w:rPr>
-        <w:t xml:space="preserve">Run </w:t>
-      </w:r>
-      <w:r>
-        <w:rPr>
-          <w:rFonts w:ascii="Roboto Serif Medium" w:eastAsia="Roboto Serif Medium" w:hAnsi="Roboto Serif Medium" w:cs="Roboto Serif Medium"/>
-          <w:color w:val="188038"/>
-        </w:rPr>
-        <w:t>kubectl port-forward service/frontend 3000:3000</w:t>
-      </w:r>
-    </w:p>
-    <w:p>
-      <w:pPr>
-        <w:rPr>
-          <w:rFonts w:ascii="Roboto Serif Medium" w:eastAsia="Roboto Serif Medium" w:hAnsi="Roboto Serif Medium" w:cs="Roboto Serif Medium"/>
-          <w:color w:val="188038"/>
-        </w:rPr>
-      </w:pPr>
-      <w:r>
-        <w:rPr>
-          <w:rFonts w:ascii="Roboto Serif Medium" w:eastAsia="Roboto Serif Medium" w:hAnsi="Roboto Serif Medium" w:cs="Roboto Serif Medium"/>
-          <w:noProof/>
-          <w:color w:val="188038"/>
+          <w:rFonts w:ascii="Roboto Serif Medium" w:hAnsi="Roboto Serif Medium" w:cs="Courier New"/>
+          <w:lang w:val="vi-VN"/>
+        </w:rPr>
+      </w:pPr>
+    </w:p>
+    <w:p>
+      <w:pPr>
+        <w:rPr>
+          <w:rFonts w:ascii="Roboto Serif Medium" w:hAnsi="Roboto Serif Medium" w:cs="Courier New"/>
+          <w:lang w:val="vi-VN"/>
+        </w:rPr>
+      </w:pPr>
+      <w:r>
+        <w:rPr>
+          <w:rFonts w:ascii="Roboto Serif Medium" w:hAnsi="Roboto Serif Medium" w:cs="Courier New"/>
+          <w:lang w:val="vi-VN"/>
+        </w:rPr>
+        <w:t>Verify that the metric-server</w:t>
+      </w:r>
+    </w:p>
+    <w:p>
+      <w:pPr>
+        <w:rPr>
+          <w:rFonts w:ascii="Roboto Serif Medium" w:hAnsi="Roboto Serif Medium" w:cs="Courier New"/>
+          <w:i/>
+          <w:iCs/>
+          <w:lang w:val="vi-VN"/>
+        </w:rPr>
+      </w:pPr>
+      <w:r>
+        <w:rPr>
+          <w:rFonts w:ascii="Roboto Serif Medium" w:hAnsi="Roboto Serif Medium" w:cs="Courier New"/>
+          <w:i/>
+          <w:iCs/>
+          <w:lang w:val="vi-VN"/>
+        </w:rPr>
+        <w:t>kubectl get deployment metrics-server -n kube-system</w:t>
+      </w:r>
+    </w:p>
+    <w:p>
+      <w:pPr>
+        <w:rPr>
+          <w:rFonts w:ascii="Roboto Serif Medium" w:hAnsi="Roboto Serif Medium" w:cs="Courier New"/>
+          <w:lang w:val="vi-VN"/>
+        </w:rPr>
+      </w:pPr>
+      <w:r>
+        <w:rPr>
+          <w:rFonts w:ascii="Roboto Serif Medium" w:hAnsi="Roboto Serif Medium" w:cs="Courier New"/>
+          <w:lang w:val="vi-VN"/>
         </w:rPr>
         <w:drawing>
-          <wp:inline distT="114300" distB="114300" distL="114300" distR="114300" wp14:anchorId="204766DC" wp14:editId="6E41C9F4">
-            <wp:extent cx="5943600" cy="1498600"/>
-            <wp:effectExtent l="0" t="0" r="0" b="0"/>
-            <wp:docPr id="48" name="image45.png"/>
-            <wp:cNvGraphicFramePr/>
+          <wp:inline distT="0" distB="0" distL="0" distR="0" wp14:anchorId="141C77DA" wp14:editId="57D8DC71">
+            <wp:extent cx="5943600" cy="341630"/>
+            <wp:effectExtent l="0" t="0" r="0" b="1270"/>
+            <wp:docPr id="519959646" name="Picture 1"/>
+            <wp:cNvGraphicFramePr>
+              <a:graphicFrameLocks xmlns:a="http://schemas.openxmlformats.org/drawingml/2006/main" noChangeAspect="1"/>
+            </wp:cNvGraphicFramePr>
             <a:graphic xmlns:a="http://schemas.openxmlformats.org/drawingml/2006/main">
               <a:graphicData uri="http://schemas.openxmlformats.org/drawingml/2006/picture">
                 <pic:pic xmlns:pic="http://schemas.openxmlformats.org/drawingml/2006/picture">
                   <pic:nvPicPr>
-                    <pic:cNvPr id="0" name="image45.png"/>
-                    <pic:cNvPicPr preferRelativeResize="0"/>
+                    <pic:cNvPr id="519959646" name=""/>
+                    <pic:cNvPicPr/>
                   </pic:nvPicPr>
                   <pic:blipFill>
-                    <a:blip r:embed="rId38"/>
-                    <a:srcRect/>
+                    <a:blip r:embed="rId39"/>
                     <a:stretch>
                       <a:fillRect/>
                     </a:stretch>
@@ -3173,12 +2943,11 @@
                   <pic:spPr>
                     <a:xfrm>
                       <a:off x="0" y="0"/>
-                      <a:ext cx="5943600" cy="1498600"/>
+                      <a:ext cx="5943600" cy="341630"/>
                     </a:xfrm>
                     <a:prstGeom prst="rect">
                       <a:avLst/>
                     </a:prstGeom>
-                    <a:ln/>
                   </pic:spPr>
                 </pic:pic>
               </a:graphicData>
@@ -3190,39 +2959,90 @@
     <w:p>
       <w:pPr>
         <w:rPr>
-          <w:rFonts w:ascii="Roboto Serif Medium" w:eastAsia="Roboto Serif Medium" w:hAnsi="Roboto Serif Medium" w:cs="Roboto Serif Medium"/>
-          <w:color w:val="188038"/>
-        </w:rPr>
-      </w:pPr>
-    </w:p>
-    <w:p>
-      <w:pPr>
-        <w:rPr>
-          <w:rFonts w:ascii="Roboto Serif Medium" w:eastAsia="Roboto Serif Medium" w:hAnsi="Roboto Serif Medium" w:cs="Roboto Serif Medium"/>
-        </w:rPr>
-      </w:pPr>
-      <w:r>
-        <w:rPr>
-          <w:rFonts w:ascii="Roboto Serif Medium" w:eastAsia="Roboto Serif Medium" w:hAnsi="Roboto Serif Medium" w:cs="Roboto Serif Medium"/>
-          <w:noProof/>
-        </w:rPr>
-        <w:lastRenderedPageBreak/>
+          <w:rFonts w:ascii="Roboto Serif Medium" w:hAnsi="Roboto Serif Medium" w:cs="Courier New"/>
+          <w:lang w:val="vi-VN"/>
+        </w:rPr>
+      </w:pPr>
+    </w:p>
+    <w:p>
+      <w:pPr>
+        <w:rPr>
+          <w:rFonts w:ascii="Roboto Serif Medium" w:hAnsi="Roboto Serif Medium" w:cs="Courier New"/>
+          <w:lang w:val="vi-VN"/>
+        </w:rPr>
+      </w:pPr>
+      <w:r>
+        <w:rPr>
+          <w:rFonts w:ascii="Roboto Serif Medium" w:hAnsi="Roboto Serif Medium" w:cs="Courier New"/>
+          <w:lang w:val="vi-VN"/>
+        </w:rPr>
+        <w:t>-  Deploy Prometheus using Helm</w:t>
+      </w:r>
+    </w:p>
+    <w:p>
+      <w:pPr>
+        <w:rPr>
+          <w:rFonts w:ascii="Roboto Serif Medium" w:hAnsi="Roboto Serif Medium" w:cs="Courier New"/>
+          <w:lang w:val="vi-VN"/>
+        </w:rPr>
+      </w:pPr>
+      <w:r>
+        <w:rPr>
+          <w:rFonts w:ascii="Roboto Serif Medium" w:hAnsi="Roboto Serif Medium" w:cs="Courier New"/>
+          <w:lang w:val="vi-VN"/>
+        </w:rPr>
+        <w:t>Create a Prometheus namespace.</w:t>
+      </w:r>
+    </w:p>
+    <w:p>
+      <w:pPr>
+        <w:rPr>
+          <w:rFonts w:cs="Courier New"/>
+          <w:i/>
+          <w:iCs/>
+        </w:rPr>
+      </w:pPr>
+      <w:r>
+        <w:rPr>
+          <w:rFonts w:ascii="Roboto Serif Medium" w:hAnsi="Roboto Serif Medium" w:cs="Courier New"/>
+          <w:i/>
+          <w:iCs/>
+          <w:lang w:val="vi-VN"/>
+        </w:rPr>
+        <w:t>kubectl create namespace prometheus</w:t>
+      </w:r>
+    </w:p>
+    <w:p>
+      <w:pPr>
+        <w:rPr>
+          <w:rFonts w:cs="Courier New"/>
+          <w:i/>
+          <w:iCs/>
+        </w:rPr>
+      </w:pPr>
+      <w:r>
+        <w:rPr>
+          <w:rFonts w:cs="Courier New"/>
+          <w:i/>
+          <w:iCs/>
+        </w:rPr>
         <w:drawing>
-          <wp:inline distT="114300" distB="114300" distL="114300" distR="114300" wp14:anchorId="6CED9325" wp14:editId="7132D5DE">
-            <wp:extent cx="5943600" cy="3149600"/>
-            <wp:effectExtent l="0" t="0" r="0" b="0"/>
-            <wp:docPr id="28" name="image18.png"/>
-            <wp:cNvGraphicFramePr/>
+          <wp:inline distT="0" distB="0" distL="0" distR="0" wp14:anchorId="5BB41B04" wp14:editId="2B42B39B">
+            <wp:extent cx="5943600" cy="226695"/>
+            <wp:effectExtent l="0" t="0" r="0" b="1905"/>
+            <wp:docPr id="789255990" name="Picture 1"/>
+            <wp:cNvGraphicFramePr>
+              <a:graphicFrameLocks xmlns:a="http://schemas.openxmlformats.org/drawingml/2006/main" noChangeAspect="1"/>
+            </wp:cNvGraphicFramePr>
             <a:graphic xmlns:a="http://schemas.openxmlformats.org/drawingml/2006/main">
               <a:graphicData uri="http://schemas.openxmlformats.org/drawingml/2006/picture">
                 <pic:pic xmlns:pic="http://schemas.openxmlformats.org/drawingml/2006/picture">
                   <pic:nvPicPr>
-                    <pic:cNvPr id="0" name="image18.png"/>
-                    <pic:cNvPicPr preferRelativeResize="0"/>
+                    <pic:cNvPr id="789255990" name=""/>
+                    <pic:cNvPicPr/>
                   </pic:nvPicPr>
                   <pic:blipFill>
-                    <a:blip r:embed="rId39"/>
-                    <a:srcRect/>
+                    <a:blip r:embed="rId40"/>
                     <a:stretch>
                       <a:fillRect/>
                     </a:stretch>
@@ -3230,12 +3050,11 @@
                   <pic:spPr>
                     <a:xfrm>
                       <a:off x="0" y="0"/>
-                      <a:ext cx="5943600" cy="3149600"/>
+                      <a:ext cx="5943600" cy="226695"/>
                     </a:xfrm>
                     <a:prstGeom prst="rect">
                       <a:avLst/>
                     </a:prstGeom>
-                    <a:ln/>
                   </pic:spPr>
                 </pic:pic>
               </a:graphicData>
@@ -3247,9 +3066,1890 @@
     <w:p>
       <w:pPr>
         <w:rPr>
-          <w:rFonts w:ascii="Courier New" w:hAnsi="Courier New" w:cs="Courier New"/>
-          <w:sz w:val="20"/>
-          <w:szCs w:val="20"/>
+          <w:rFonts w:ascii="Roboto Serif Medium" w:hAnsi="Roboto Serif Medium" w:cs="Courier New"/>
+          <w:lang w:val="vi-VN"/>
+        </w:rPr>
+      </w:pPr>
+    </w:p>
+    <w:p>
+      <w:pPr>
+        <w:rPr>
+          <w:rFonts w:ascii="Roboto Serif Medium" w:hAnsi="Roboto Serif Medium" w:cs="Courier New"/>
+          <w:lang w:val="vi-VN"/>
+        </w:rPr>
+      </w:pPr>
+      <w:r>
+        <w:rPr>
+          <w:rFonts w:ascii="Roboto Serif Medium" w:hAnsi="Roboto Serif Medium" w:cs="Courier New"/>
+          <w:lang w:val="vi-VN"/>
+        </w:rPr>
+        <w:t>Add the prometheus-community chart repository.</w:t>
+      </w:r>
+    </w:p>
+    <w:p>
+      <w:pPr>
+        <w:rPr>
+          <w:rFonts w:ascii="Roboto Serif Medium" w:hAnsi="Roboto Serif Medium" w:cs="Courier New"/>
+          <w:i/>
+          <w:iCs/>
+          <w:lang w:val="vi-VN"/>
+        </w:rPr>
+      </w:pPr>
+      <w:r>
+        <w:rPr>
+          <w:rFonts w:ascii="Roboto Serif Medium" w:hAnsi="Roboto Serif Medium" w:cs="Courier New"/>
+          <w:i/>
+          <w:iCs/>
+          <w:lang w:val="vi-VN"/>
+        </w:rPr>
+        <w:t xml:space="preserve">helm repo add prometheus-community </w:t>
+      </w:r>
+      <w:hyperlink r:id="rId41" w:history="1">
+        <w:r>
+          <w:rPr>
+            <w:rStyle w:val="Hyperlink"/>
+            <w:rFonts w:ascii="Roboto Serif Medium" w:hAnsi="Roboto Serif Medium" w:cs="Courier New"/>
+            <w:i/>
+            <w:iCs/>
+            <w:lang w:val="vi-VN"/>
+          </w:rPr>
+          <w:t>https://prometheus-community.github.io/helm-charts</w:t>
+        </w:r>
+      </w:hyperlink>
+    </w:p>
+    <w:p>
+      <w:pPr>
+        <w:rPr>
+          <w:rFonts w:ascii="Roboto Serif Medium" w:hAnsi="Roboto Serif Medium" w:cs="Courier New"/>
+          <w:lang w:val="vi-VN"/>
+        </w:rPr>
+      </w:pPr>
+    </w:p>
+    <w:p>
+      <w:pPr>
+        <w:rPr>
+          <w:rFonts w:ascii="Roboto Serif Medium" w:hAnsi="Roboto Serif Medium" w:cs="Courier New"/>
+          <w:lang w:val="vi-VN"/>
+        </w:rPr>
+      </w:pPr>
+      <w:r>
+        <w:rPr>
+          <w:rFonts w:ascii="Roboto Serif Medium" w:hAnsi="Roboto Serif Medium" w:cs="Courier New"/>
+          <w:lang w:val="vi-VN"/>
+        </w:rPr>
+        <w:drawing>
+          <wp:inline distT="0" distB="0" distL="0" distR="0" wp14:anchorId="4D1E45A8" wp14:editId="480DA5AB">
+            <wp:extent cx="5943600" cy="1028700"/>
+            <wp:effectExtent l="0" t="0" r="0" b="0"/>
+            <wp:docPr id="1013243166" name="Picture 74"/>
+            <wp:cNvGraphicFramePr>
+              <a:graphicFrameLocks xmlns:a="http://schemas.openxmlformats.org/drawingml/2006/main" noChangeAspect="1"/>
+            </wp:cNvGraphicFramePr>
+            <a:graphic xmlns:a="http://schemas.openxmlformats.org/drawingml/2006/main">
+              <a:graphicData uri="http://schemas.openxmlformats.org/drawingml/2006/picture">
+                <pic:pic xmlns:pic="http://schemas.openxmlformats.org/drawingml/2006/picture">
+                  <pic:nvPicPr>
+                    <pic:cNvPr id="0" name="image23.png"/>
+                    <pic:cNvPicPr>
+                      <a:picLocks noChangeAspect="1" noChangeArrowheads="1"/>
+                    </pic:cNvPicPr>
+                  </pic:nvPicPr>
+                  <pic:blipFill>
+                    <a:blip r:embed="rId42">
+                      <a:extLst>
+                        <a:ext uri="{28A0092B-C50C-407E-A947-70E740481C1C}">
+                          <a14:useLocalDpi xmlns:a14="http://schemas.microsoft.com/office/drawing/2010/main" val="0"/>
+                        </a:ext>
+                      </a:extLst>
+                    </a:blip>
+                    <a:srcRect/>
+                    <a:stretch>
+                      <a:fillRect/>
+                    </a:stretch>
+                  </pic:blipFill>
+                  <pic:spPr bwMode="auto">
+                    <a:xfrm>
+                      <a:off x="0" y="0"/>
+                      <a:ext cx="5943600" cy="1028700"/>
+                    </a:xfrm>
+                    <a:prstGeom prst="rect">
+                      <a:avLst/>
+                    </a:prstGeom>
+                    <a:noFill/>
+                    <a:ln>
+                      <a:noFill/>
+                    </a:ln>
+                  </pic:spPr>
+                </pic:pic>
+              </a:graphicData>
+            </a:graphic>
+          </wp:inline>
+        </w:drawing>
+      </w:r>
+    </w:p>
+    <w:p>
+      <w:pPr>
+        <w:rPr>
+          <w:rFonts w:ascii="Roboto Serif Medium" w:hAnsi="Roboto Serif Medium" w:cs="Courier New"/>
+          <w:lang w:val="vi-VN"/>
+        </w:rPr>
+      </w:pPr>
+    </w:p>
+    <w:p>
+      <w:pPr>
+        <w:rPr>
+          <w:rFonts w:ascii="Roboto Serif Medium" w:hAnsi="Roboto Serif Medium" w:cs="Courier New"/>
+          <w:lang w:val="vi-VN"/>
+        </w:rPr>
+      </w:pPr>
+      <w:r>
+        <w:rPr>
+          <w:rFonts w:ascii="Roboto Serif Medium" w:hAnsi="Roboto Serif Medium" w:cs="Courier New"/>
+          <w:lang w:val="vi-VN"/>
+        </w:rPr>
+        <w:t>Install prometheus</w:t>
+      </w:r>
+    </w:p>
+    <w:p>
+      <w:pPr>
+        <w:rPr>
+          <w:rFonts w:ascii="Roboto Serif Medium" w:hAnsi="Roboto Serif Medium" w:cs="Courier New"/>
+          <w:lang w:val="vi-VN"/>
+        </w:rPr>
+      </w:pPr>
+      <w:r>
+        <w:rPr>
+          <w:rFonts w:ascii="Roboto Serif Medium" w:hAnsi="Roboto Serif Medium" w:cs="Courier New"/>
+          <w:lang w:val="vi-VN"/>
+        </w:rPr>
+        <w:t>helm install prometheus prometheus-community/prometheus</w:t>
+      </w:r>
+    </w:p>
+    <w:p>
+      <w:pPr>
+        <w:rPr>
+          <w:rFonts w:ascii="Roboto Serif Medium" w:hAnsi="Roboto Serif Medium" w:cs="Courier New"/>
+          <w:lang w:val="vi-VN"/>
+        </w:rPr>
+      </w:pPr>
+      <w:r>
+        <w:rPr>
+          <w:rFonts w:ascii="Roboto Serif Medium" w:hAnsi="Roboto Serif Medium" w:cs="Courier New"/>
+          <w:lang w:val="vi-VN"/>
+        </w:rPr>
+        <w:lastRenderedPageBreak/>
+        <w:drawing>
+          <wp:inline distT="0" distB="0" distL="0" distR="0" wp14:anchorId="1D631E64" wp14:editId="3661CAC5">
+            <wp:extent cx="5943600" cy="4013200"/>
+            <wp:effectExtent l="0" t="0" r="0" b="6350"/>
+            <wp:docPr id="574023917" name="Picture 73"/>
+            <wp:cNvGraphicFramePr>
+              <a:graphicFrameLocks xmlns:a="http://schemas.openxmlformats.org/drawingml/2006/main" noChangeAspect="1"/>
+            </wp:cNvGraphicFramePr>
+            <a:graphic xmlns:a="http://schemas.openxmlformats.org/drawingml/2006/main">
+              <a:graphicData uri="http://schemas.openxmlformats.org/drawingml/2006/picture">
+                <pic:pic xmlns:pic="http://schemas.openxmlformats.org/drawingml/2006/picture">
+                  <pic:nvPicPr>
+                    <pic:cNvPr id="0" name="image3.png"/>
+                    <pic:cNvPicPr>
+                      <a:picLocks noChangeAspect="1" noChangeArrowheads="1"/>
+                    </pic:cNvPicPr>
+                  </pic:nvPicPr>
+                  <pic:blipFill>
+                    <a:blip r:embed="rId43">
+                      <a:extLst>
+                        <a:ext uri="{28A0092B-C50C-407E-A947-70E740481C1C}">
+                          <a14:useLocalDpi xmlns:a14="http://schemas.microsoft.com/office/drawing/2010/main" val="0"/>
+                        </a:ext>
+                      </a:extLst>
+                    </a:blip>
+                    <a:srcRect/>
+                    <a:stretch>
+                      <a:fillRect/>
+                    </a:stretch>
+                  </pic:blipFill>
+                  <pic:spPr bwMode="auto">
+                    <a:xfrm>
+                      <a:off x="0" y="0"/>
+                      <a:ext cx="5943600" cy="4013200"/>
+                    </a:xfrm>
+                    <a:prstGeom prst="rect">
+                      <a:avLst/>
+                    </a:prstGeom>
+                    <a:noFill/>
+                    <a:ln>
+                      <a:noFill/>
+                    </a:ln>
+                  </pic:spPr>
+                </pic:pic>
+              </a:graphicData>
+            </a:graphic>
+          </wp:inline>
+        </w:drawing>
+      </w:r>
+    </w:p>
+    <w:p>
+      <w:pPr>
+        <w:rPr>
+          <w:rFonts w:ascii="Roboto Serif Medium" w:hAnsi="Roboto Serif Medium" w:cs="Courier New"/>
+          <w:lang w:val="vi-VN"/>
+        </w:rPr>
+      </w:pPr>
+    </w:p>
+    <w:p>
+      <w:pPr>
+        <w:rPr>
+          <w:rFonts w:ascii="Roboto Serif Medium" w:hAnsi="Roboto Serif Medium" w:cs="Courier New"/>
+          <w:lang w:val="vi-VN"/>
+        </w:rPr>
+      </w:pPr>
+      <w:r>
+        <w:rPr>
+          <w:rFonts w:ascii="Roboto Serif Medium" w:hAnsi="Roboto Serif Medium" w:cs="Courier New"/>
+          <w:lang w:val="vi-VN"/>
+        </w:rPr>
+        <w:t>kubectl get pods</w:t>
+      </w:r>
+    </w:p>
+    <w:p>
+      <w:pPr>
+        <w:rPr>
+          <w:rFonts w:ascii="Roboto Serif Medium" w:hAnsi="Roboto Serif Medium" w:cs="Courier New"/>
+          <w:lang w:val="vi-VN"/>
+        </w:rPr>
+      </w:pPr>
+      <w:r>
+        <w:rPr>
+          <w:rFonts w:ascii="Roboto Serif Medium" w:hAnsi="Roboto Serif Medium" w:cs="Courier New"/>
+          <w:lang w:val="vi-VN"/>
+        </w:rPr>
+        <w:drawing>
+          <wp:inline distT="0" distB="0" distL="0" distR="0" wp14:anchorId="7E91AC6E" wp14:editId="016BC2D7">
+            <wp:extent cx="5943600" cy="1193800"/>
+            <wp:effectExtent l="0" t="0" r="0" b="6350"/>
+            <wp:docPr id="1455816133" name="Picture 72"/>
+            <wp:cNvGraphicFramePr>
+              <a:graphicFrameLocks xmlns:a="http://schemas.openxmlformats.org/drawingml/2006/main" noChangeAspect="1"/>
+            </wp:cNvGraphicFramePr>
+            <a:graphic xmlns:a="http://schemas.openxmlformats.org/drawingml/2006/main">
+              <a:graphicData uri="http://schemas.openxmlformats.org/drawingml/2006/picture">
+                <pic:pic xmlns:pic="http://schemas.openxmlformats.org/drawingml/2006/picture">
+                  <pic:nvPicPr>
+                    <pic:cNvPr id="0" name="image6.png"/>
+                    <pic:cNvPicPr>
+                      <a:picLocks noChangeAspect="1" noChangeArrowheads="1"/>
+                    </pic:cNvPicPr>
+                  </pic:nvPicPr>
+                  <pic:blipFill>
+                    <a:blip r:embed="rId44">
+                      <a:extLst>
+                        <a:ext uri="{28A0092B-C50C-407E-A947-70E740481C1C}">
+                          <a14:useLocalDpi xmlns:a14="http://schemas.microsoft.com/office/drawing/2010/main" val="0"/>
+                        </a:ext>
+                      </a:extLst>
+                    </a:blip>
+                    <a:srcRect/>
+                    <a:stretch>
+                      <a:fillRect/>
+                    </a:stretch>
+                  </pic:blipFill>
+                  <pic:spPr bwMode="auto">
+                    <a:xfrm>
+                      <a:off x="0" y="0"/>
+                      <a:ext cx="5943600" cy="1193800"/>
+                    </a:xfrm>
+                    <a:prstGeom prst="rect">
+                      <a:avLst/>
+                    </a:prstGeom>
+                    <a:noFill/>
+                    <a:ln>
+                      <a:noFill/>
+                    </a:ln>
+                  </pic:spPr>
+                </pic:pic>
+              </a:graphicData>
+            </a:graphic>
+          </wp:inline>
+        </w:drawing>
+      </w:r>
+    </w:p>
+    <w:p>
+      <w:pPr>
+        <w:rPr>
+          <w:rFonts w:ascii="Roboto Serif Medium" w:hAnsi="Roboto Serif Medium" w:cs="Courier New"/>
+          <w:lang w:val="vi-VN"/>
+        </w:rPr>
+      </w:pPr>
+    </w:p>
+    <w:p>
+      <w:pPr>
+        <w:rPr>
+          <w:rFonts w:ascii="Roboto Serif Medium" w:hAnsi="Roboto Serif Medium" w:cs="Courier New"/>
+          <w:lang w:val="vi-VN"/>
+        </w:rPr>
+      </w:pPr>
+    </w:p>
+    <w:p>
+      <w:pPr>
+        <w:rPr>
+          <w:rFonts w:ascii="Roboto Serif Medium" w:hAnsi="Roboto Serif Medium" w:cs="Courier New"/>
+          <w:lang w:val="vi-VN"/>
+        </w:rPr>
+      </w:pPr>
+    </w:p>
+    <w:p>
+      <w:pPr>
+        <w:rPr>
+          <w:rFonts w:ascii="Roboto Serif Medium" w:hAnsi="Roboto Serif Medium" w:cs="Courier New"/>
+          <w:lang w:val="vi-VN"/>
+        </w:rPr>
+      </w:pPr>
+    </w:p>
+    <w:p>
+      <w:pPr>
+        <w:rPr>
+          <w:rFonts w:ascii="Roboto Serif Medium" w:hAnsi="Roboto Serif Medium" w:cs="Courier New"/>
+          <w:lang w:val="vi-VN"/>
+        </w:rPr>
+      </w:pPr>
+    </w:p>
+    <w:p>
+      <w:pPr>
+        <w:rPr>
+          <w:rFonts w:ascii="Roboto Serif Medium" w:hAnsi="Roboto Serif Medium" w:cs="Courier New"/>
+          <w:lang w:val="vi-VN"/>
+        </w:rPr>
+      </w:pPr>
+    </w:p>
+    <w:p>
+      <w:pPr>
+        <w:rPr>
+          <w:rFonts w:ascii="Roboto Serif Medium" w:hAnsi="Roboto Serif Medium" w:cs="Courier New"/>
+          <w:lang w:val="vi-VN"/>
+        </w:rPr>
+      </w:pPr>
+    </w:p>
+    <w:p>
+      <w:pPr>
+        <w:rPr>
+          <w:rFonts w:ascii="Roboto Serif Medium" w:hAnsi="Roboto Serif Medium" w:cs="Courier New"/>
+          <w:lang w:val="vi-VN"/>
+        </w:rPr>
+      </w:pPr>
+    </w:p>
+    <w:p>
+      <w:pPr>
+        <w:rPr>
+          <w:rFonts w:ascii="Roboto Serif Medium" w:hAnsi="Roboto Serif Medium" w:cs="Courier New"/>
+          <w:lang w:val="vi-VN"/>
+        </w:rPr>
+      </w:pPr>
+    </w:p>
+    <w:p>
+      <w:pPr>
+        <w:rPr>
+          <w:rFonts w:ascii="Roboto Serif Medium" w:hAnsi="Roboto Serif Medium" w:cs="Courier New"/>
+          <w:lang w:val="vi-VN"/>
+        </w:rPr>
+      </w:pPr>
+    </w:p>
+    <w:p>
+      <w:pPr>
+        <w:rPr>
+          <w:rFonts w:ascii="Roboto Serif Medium" w:hAnsi="Roboto Serif Medium" w:cs="Courier New"/>
+          <w:lang w:val="vi-VN"/>
+        </w:rPr>
+      </w:pPr>
+      <w:r>
+        <w:rPr>
+          <w:rFonts w:ascii="Roboto Serif Medium" w:hAnsi="Roboto Serif Medium" w:cs="Courier New"/>
+          <w:lang w:val="vi-VN"/>
+        </w:rPr>
+        <w:t>Expose service prometheus</w:t>
+      </w:r>
+    </w:p>
+    <w:p>
+      <w:pPr>
+        <w:rPr>
+          <w:rFonts w:ascii="Roboto Serif Medium" w:hAnsi="Roboto Serif Medium" w:cs="Courier New"/>
+          <w:lang w:val="vi-VN"/>
+        </w:rPr>
+      </w:pPr>
+      <w:r>
+        <w:rPr>
+          <w:rFonts w:ascii="Roboto Serif Medium" w:hAnsi="Roboto Serif Medium" w:cs="Courier New"/>
+          <w:lang w:val="vi-VN"/>
+        </w:rPr>
+        <w:t>kubectl expose service prometheus --type=NodePort --target-port=9090 --name=prometheus-server-ext</w:t>
+      </w:r>
+    </w:p>
+    <w:p>
+      <w:pPr>
+        <w:rPr>
+          <w:rFonts w:ascii="Roboto Serif Medium" w:hAnsi="Roboto Serif Medium" w:cs="Courier New"/>
+          <w:lang w:val="vi-VN"/>
+        </w:rPr>
+      </w:pPr>
+    </w:p>
+    <w:p>
+      <w:pPr>
+        <w:rPr>
+          <w:rFonts w:ascii="Roboto Serif Medium" w:hAnsi="Roboto Serif Medium" w:cs="Courier New"/>
+          <w:lang w:val="vi-VN"/>
+        </w:rPr>
+      </w:pPr>
+      <w:r>
+        <w:rPr>
+          <w:rFonts w:ascii="Roboto Serif Medium" w:hAnsi="Roboto Serif Medium" w:cs="Courier New"/>
+          <w:lang w:val="vi-VN"/>
+        </w:rPr>
+        <w:drawing>
+          <wp:inline distT="0" distB="0" distL="0" distR="0" wp14:anchorId="3590EA74" wp14:editId="0558E540">
+            <wp:extent cx="5943600" cy="1651000"/>
+            <wp:effectExtent l="0" t="0" r="0" b="6350"/>
+            <wp:docPr id="433071523" name="Picture 71"/>
+            <wp:cNvGraphicFramePr>
+              <a:graphicFrameLocks xmlns:a="http://schemas.openxmlformats.org/drawingml/2006/main" noChangeAspect="1"/>
+            </wp:cNvGraphicFramePr>
+            <a:graphic xmlns:a="http://schemas.openxmlformats.org/drawingml/2006/main">
+              <a:graphicData uri="http://schemas.openxmlformats.org/drawingml/2006/picture">
+                <pic:pic xmlns:pic="http://schemas.openxmlformats.org/drawingml/2006/picture">
+                  <pic:nvPicPr>
+                    <pic:cNvPr id="0" name="image50.png"/>
+                    <pic:cNvPicPr>
+                      <a:picLocks noChangeAspect="1" noChangeArrowheads="1"/>
+                    </pic:cNvPicPr>
+                  </pic:nvPicPr>
+                  <pic:blipFill>
+                    <a:blip r:embed="rId45">
+                      <a:extLst>
+                        <a:ext uri="{28A0092B-C50C-407E-A947-70E740481C1C}">
+                          <a14:useLocalDpi xmlns:a14="http://schemas.microsoft.com/office/drawing/2010/main" val="0"/>
+                        </a:ext>
+                      </a:extLst>
+                    </a:blip>
+                    <a:srcRect/>
+                    <a:stretch>
+                      <a:fillRect/>
+                    </a:stretch>
+                  </pic:blipFill>
+                  <pic:spPr bwMode="auto">
+                    <a:xfrm>
+                      <a:off x="0" y="0"/>
+                      <a:ext cx="5943600" cy="1651000"/>
+                    </a:xfrm>
+                    <a:prstGeom prst="rect">
+                      <a:avLst/>
+                    </a:prstGeom>
+                    <a:noFill/>
+                    <a:ln>
+                      <a:noFill/>
+                    </a:ln>
+                  </pic:spPr>
+                </pic:pic>
+              </a:graphicData>
+            </a:graphic>
+          </wp:inline>
+        </w:drawing>
+      </w:r>
+    </w:p>
+    <w:p>
+      <w:pPr>
+        <w:rPr>
+          <w:rFonts w:ascii="Roboto Serif Medium" w:hAnsi="Roboto Serif Medium" w:cs="Courier New"/>
+          <w:lang w:val="vi-VN"/>
+        </w:rPr>
+      </w:pPr>
+    </w:p>
+    <w:p>
+      <w:pPr>
+        <w:rPr>
+          <w:rFonts w:ascii="Roboto Serif Medium" w:hAnsi="Roboto Serif Medium" w:cs="Courier New"/>
+          <w:lang w:val="vi-VN"/>
+        </w:rPr>
+      </w:pPr>
+      <w:r>
+        <w:rPr>
+          <w:rFonts w:ascii="Roboto Serif Medium" w:hAnsi="Roboto Serif Medium" w:cs="Courier New"/>
+          <w:lang w:val="vi-VN"/>
+        </w:rPr>
+        <w:t>Open in browser</w:t>
+      </w:r>
+    </w:p>
+    <w:p>
+      <w:pPr>
+        <w:rPr>
+          <w:rFonts w:ascii="Roboto Serif Medium" w:hAnsi="Roboto Serif Medium" w:cs="Courier New"/>
+          <w:lang w:val="vi-VN"/>
+        </w:rPr>
+      </w:pPr>
+      <w:r>
+        <w:rPr>
+          <w:rFonts w:ascii="Roboto Serif Medium" w:hAnsi="Roboto Serif Medium" w:cs="Courier New"/>
+          <w:lang w:val="vi-VN"/>
+        </w:rPr>
+        <w:drawing>
+          <wp:inline distT="0" distB="0" distL="0" distR="0" wp14:anchorId="137F2C99" wp14:editId="107A9A12">
+            <wp:extent cx="5937250" cy="1397000"/>
+            <wp:effectExtent l="0" t="0" r="6350" b="0"/>
+            <wp:docPr id="1078483260" name="Picture 70"/>
+            <wp:cNvGraphicFramePr>
+              <a:graphicFrameLocks xmlns:a="http://schemas.openxmlformats.org/drawingml/2006/main" noChangeAspect="1"/>
+            </wp:cNvGraphicFramePr>
+            <a:graphic xmlns:a="http://schemas.openxmlformats.org/drawingml/2006/main">
+              <a:graphicData uri="http://schemas.openxmlformats.org/drawingml/2006/picture">
+                <pic:pic xmlns:pic="http://schemas.openxmlformats.org/drawingml/2006/picture">
+                  <pic:nvPicPr>
+                    <pic:cNvPr id="0" name="image28.png"/>
+                    <pic:cNvPicPr>
+                      <a:picLocks noChangeAspect="1" noChangeArrowheads="1"/>
+                    </pic:cNvPicPr>
+                  </pic:nvPicPr>
+                  <pic:blipFill>
+                    <a:blip r:embed="rId46" cstate="print">
+                      <a:extLst>
+                        <a:ext uri="{28A0092B-C50C-407E-A947-70E740481C1C}">
+                          <a14:useLocalDpi xmlns:a14="http://schemas.microsoft.com/office/drawing/2010/main" val="0"/>
+                        </a:ext>
+                      </a:extLst>
+                    </a:blip>
+                    <a:srcRect/>
+                    <a:stretch>
+                      <a:fillRect/>
+                    </a:stretch>
+                  </pic:blipFill>
+                  <pic:spPr bwMode="auto">
+                    <a:xfrm>
+                      <a:off x="0" y="0"/>
+                      <a:ext cx="5937250" cy="1397000"/>
+                    </a:xfrm>
+                    <a:prstGeom prst="rect">
+                      <a:avLst/>
+                    </a:prstGeom>
+                    <a:noFill/>
+                    <a:ln>
+                      <a:noFill/>
+                    </a:ln>
+                  </pic:spPr>
+                </pic:pic>
+              </a:graphicData>
+            </a:graphic>
+          </wp:inline>
+        </w:drawing>
+      </w:r>
+    </w:p>
+    <w:p>
+      <w:pPr>
+        <w:rPr>
+          <w:rFonts w:ascii="Roboto Serif Medium" w:hAnsi="Roboto Serif Medium" w:cs="Courier New"/>
+          <w:lang w:val="vi-VN"/>
+        </w:rPr>
+      </w:pPr>
+    </w:p>
+    <w:p>
+      <w:pPr>
+        <w:rPr>
+          <w:rFonts w:ascii="Roboto Serif Medium" w:hAnsi="Roboto Serif Medium" w:cs="Courier New"/>
+          <w:lang w:val="vi-VN"/>
+        </w:rPr>
+      </w:pPr>
+      <w:r>
+        <w:rPr>
+          <w:rFonts w:ascii="Roboto Serif Medium" w:hAnsi="Roboto Serif Medium" w:cs="Courier New"/>
+          <w:lang w:val="vi-VN"/>
+        </w:rPr>
+        <w:drawing>
+          <wp:inline distT="0" distB="0" distL="0" distR="0" wp14:anchorId="10DEB5DD" wp14:editId="68A4AC80">
+            <wp:extent cx="5943600" cy="2030095"/>
+            <wp:effectExtent l="0" t="0" r="0" b="8255"/>
+            <wp:docPr id="327436080" name="Picture 69"/>
+            <wp:cNvGraphicFramePr>
+              <a:graphicFrameLocks xmlns:a="http://schemas.openxmlformats.org/drawingml/2006/main" noChangeAspect="1"/>
+            </wp:cNvGraphicFramePr>
+            <a:graphic xmlns:a="http://schemas.openxmlformats.org/drawingml/2006/main">
+              <a:graphicData uri="http://schemas.openxmlformats.org/drawingml/2006/picture">
+                <pic:pic xmlns:pic="http://schemas.openxmlformats.org/drawingml/2006/picture">
+                  <pic:nvPicPr>
+                    <pic:cNvPr id="0" name="image12.png"/>
+                    <pic:cNvPicPr>
+                      <a:picLocks noChangeAspect="1" noChangeArrowheads="1"/>
+                    </pic:cNvPicPr>
+                  </pic:nvPicPr>
+                  <pic:blipFill>
+                    <a:blip r:embed="rId47" cstate="print">
+                      <a:extLst>
+                        <a:ext uri="{28A0092B-C50C-407E-A947-70E740481C1C}">
+                          <a14:useLocalDpi xmlns:a14="http://schemas.microsoft.com/office/drawing/2010/main" val="0"/>
+                        </a:ext>
+                      </a:extLst>
+                    </a:blip>
+                    <a:srcRect/>
+                    <a:stretch>
+                      <a:fillRect/>
+                    </a:stretch>
+                  </pic:blipFill>
+                  <pic:spPr bwMode="auto">
+                    <a:xfrm>
+                      <a:off x="0" y="0"/>
+                      <a:ext cx="5943600" cy="2030095"/>
+                    </a:xfrm>
+                    <a:prstGeom prst="rect">
+                      <a:avLst/>
+                    </a:prstGeom>
+                    <a:noFill/>
+                    <a:ln>
+                      <a:noFill/>
+                    </a:ln>
+                  </pic:spPr>
+                </pic:pic>
+              </a:graphicData>
+            </a:graphic>
+          </wp:inline>
+        </w:drawing>
+      </w:r>
+    </w:p>
+    <w:p>
+      <w:pPr>
+        <w:rPr>
+          <w:rFonts w:ascii="Roboto Serif Medium" w:hAnsi="Roboto Serif Medium" w:cs="Courier New"/>
+          <w:lang w:val="vi-VN"/>
+        </w:rPr>
+      </w:pPr>
+      <w:r>
+        <w:rPr>
+          <w:rFonts w:ascii="Roboto Serif Medium" w:hAnsi="Roboto Serif Medium" w:cs="Courier New"/>
+          <w:lang w:val="vi-VN"/>
+        </w:rPr>
+        <w:lastRenderedPageBreak/>
+        <w:drawing>
+          <wp:inline distT="0" distB="0" distL="0" distR="0" wp14:anchorId="4AF38F50" wp14:editId="13100536">
+            <wp:extent cx="5943600" cy="2286000"/>
+            <wp:effectExtent l="0" t="0" r="0" b="0"/>
+            <wp:docPr id="1822574029" name="Picture 68"/>
+            <wp:cNvGraphicFramePr>
+              <a:graphicFrameLocks xmlns:a="http://schemas.openxmlformats.org/drawingml/2006/main" noChangeAspect="1"/>
+            </wp:cNvGraphicFramePr>
+            <a:graphic xmlns:a="http://schemas.openxmlformats.org/drawingml/2006/main">
+              <a:graphicData uri="http://schemas.openxmlformats.org/drawingml/2006/picture">
+                <pic:pic xmlns:pic="http://schemas.openxmlformats.org/drawingml/2006/picture">
+                  <pic:nvPicPr>
+                    <pic:cNvPr id="0" name="image4.png"/>
+                    <pic:cNvPicPr>
+                      <a:picLocks noChangeAspect="1" noChangeArrowheads="1"/>
+                    </pic:cNvPicPr>
+                  </pic:nvPicPr>
+                  <pic:blipFill>
+                    <a:blip r:embed="rId48" cstate="print">
+                      <a:extLst>
+                        <a:ext uri="{28A0092B-C50C-407E-A947-70E740481C1C}">
+                          <a14:useLocalDpi xmlns:a14="http://schemas.microsoft.com/office/drawing/2010/main" val="0"/>
+                        </a:ext>
+                      </a:extLst>
+                    </a:blip>
+                    <a:srcRect/>
+                    <a:stretch>
+                      <a:fillRect/>
+                    </a:stretch>
+                  </pic:blipFill>
+                  <pic:spPr bwMode="auto">
+                    <a:xfrm>
+                      <a:off x="0" y="0"/>
+                      <a:ext cx="5943600" cy="2286000"/>
+                    </a:xfrm>
+                    <a:prstGeom prst="rect">
+                      <a:avLst/>
+                    </a:prstGeom>
+                    <a:noFill/>
+                    <a:ln>
+                      <a:noFill/>
+                    </a:ln>
+                  </pic:spPr>
+                </pic:pic>
+              </a:graphicData>
+            </a:graphic>
+          </wp:inline>
+        </w:drawing>
+      </w:r>
+    </w:p>
+    <w:p>
+      <w:pPr>
+        <w:rPr>
+          <w:rFonts w:ascii="Roboto Serif Medium" w:hAnsi="Roboto Serif Medium" w:cs="Courier New"/>
+          <w:lang w:val="vi-VN"/>
+        </w:rPr>
+      </w:pPr>
+    </w:p>
+    <w:p>
+      <w:pPr>
+        <w:rPr>
+          <w:rFonts w:ascii="Roboto Serif Medium" w:hAnsi="Roboto Serif Medium" w:cs="Courier New"/>
+          <w:lang w:val="vi-VN"/>
+        </w:rPr>
+      </w:pPr>
+      <w:r>
+        <w:rPr>
+          <w:rFonts w:ascii="Roboto Serif Medium" w:hAnsi="Roboto Serif Medium" w:cs="Courier New"/>
+          <w:lang w:val="vi-VN"/>
+        </w:rPr>
+        <w:t>Install grafana</w:t>
+      </w:r>
+    </w:p>
+    <w:p>
+      <w:pPr>
+        <w:rPr>
+          <w:rFonts w:ascii="Roboto Serif Medium" w:hAnsi="Roboto Serif Medium" w:cs="Courier New"/>
+          <w:lang w:val="vi-VN"/>
+        </w:rPr>
+      </w:pPr>
+      <w:r>
+        <w:rPr>
+          <w:rFonts w:ascii="Roboto Serif Medium" w:hAnsi="Roboto Serif Medium" w:cs="Courier New"/>
+          <w:lang w:val="vi-VN"/>
+        </w:rPr>
+        <w:t>Add repo</w:t>
+      </w:r>
+    </w:p>
+    <w:p>
+      <w:pPr>
+        <w:rPr>
+          <w:rFonts w:ascii="Roboto Serif Medium" w:hAnsi="Roboto Serif Medium" w:cs="Courier New"/>
+          <w:lang w:val="vi-VN"/>
+        </w:rPr>
+      </w:pPr>
+      <w:r>
+        <w:rPr>
+          <w:rFonts w:ascii="Roboto Serif Medium" w:hAnsi="Roboto Serif Medium" w:cs="Courier New"/>
+          <w:lang w:val="vi-VN"/>
+        </w:rPr>
+        <w:t>helm repo add grafana https://grafana.github.io/helm-charts</w:t>
+      </w:r>
+    </w:p>
+    <w:p>
+      <w:pPr>
+        <w:rPr>
+          <w:rFonts w:ascii="Roboto Serif Medium" w:hAnsi="Roboto Serif Medium" w:cs="Courier New"/>
+          <w:lang w:val="vi-VN"/>
+        </w:rPr>
+      </w:pPr>
+    </w:p>
+    <w:p>
+      <w:pPr>
+        <w:rPr>
+          <w:rFonts w:ascii="Roboto Serif Medium" w:hAnsi="Roboto Serif Medium" w:cs="Courier New"/>
+          <w:lang w:val="vi-VN"/>
+        </w:rPr>
+      </w:pPr>
+      <w:r>
+        <w:rPr>
+          <w:rFonts w:ascii="Roboto Serif Medium" w:hAnsi="Roboto Serif Medium" w:cs="Courier New"/>
+          <w:lang w:val="vi-VN"/>
+        </w:rPr>
+        <w:t>Install</w:t>
+      </w:r>
+    </w:p>
+    <w:p>
+      <w:pPr>
+        <w:rPr>
+          <w:rFonts w:ascii="Roboto Serif Medium" w:hAnsi="Roboto Serif Medium" w:cs="Courier New"/>
+          <w:lang w:val="vi-VN"/>
+        </w:rPr>
+      </w:pPr>
+      <w:r>
+        <w:rPr>
+          <w:rFonts w:ascii="Roboto Serif Medium" w:hAnsi="Roboto Serif Medium" w:cs="Courier New"/>
+          <w:lang w:val="vi-VN"/>
+        </w:rPr>
+        <w:t>helm install my-grafana grafana/grafana</w:t>
+      </w:r>
+      <w:r>
+        <w:rPr>
+          <w:rFonts w:ascii="Roboto Serif Medium" w:hAnsi="Roboto Serif Medium" w:cs="Courier New"/>
+          <w:lang w:val="vi-VN"/>
+        </w:rPr>
+        <w:drawing>
+          <wp:inline distT="0" distB="0" distL="0" distR="0" wp14:anchorId="7CCDDA75" wp14:editId="61E66B12">
+            <wp:extent cx="5943600" cy="2743200"/>
+            <wp:effectExtent l="0" t="0" r="0" b="0"/>
+            <wp:docPr id="666160975" name="Picture 67"/>
+            <wp:cNvGraphicFramePr>
+              <a:graphicFrameLocks xmlns:a="http://schemas.openxmlformats.org/drawingml/2006/main" noChangeAspect="1"/>
+            </wp:cNvGraphicFramePr>
+            <a:graphic xmlns:a="http://schemas.openxmlformats.org/drawingml/2006/main">
+              <a:graphicData uri="http://schemas.openxmlformats.org/drawingml/2006/picture">
+                <pic:pic xmlns:pic="http://schemas.openxmlformats.org/drawingml/2006/picture">
+                  <pic:nvPicPr>
+                    <pic:cNvPr id="0" name="image31.png"/>
+                    <pic:cNvPicPr>
+                      <a:picLocks noChangeAspect="1" noChangeArrowheads="1"/>
+                    </pic:cNvPicPr>
+                  </pic:nvPicPr>
+                  <pic:blipFill>
+                    <a:blip r:embed="rId49">
+                      <a:extLst>
+                        <a:ext uri="{28A0092B-C50C-407E-A947-70E740481C1C}">
+                          <a14:useLocalDpi xmlns:a14="http://schemas.microsoft.com/office/drawing/2010/main" val="0"/>
+                        </a:ext>
+                      </a:extLst>
+                    </a:blip>
+                    <a:srcRect/>
+                    <a:stretch>
+                      <a:fillRect/>
+                    </a:stretch>
+                  </pic:blipFill>
+                  <pic:spPr bwMode="auto">
+                    <a:xfrm>
+                      <a:off x="0" y="0"/>
+                      <a:ext cx="5943600" cy="2743200"/>
+                    </a:xfrm>
+                    <a:prstGeom prst="rect">
+                      <a:avLst/>
+                    </a:prstGeom>
+                    <a:noFill/>
+                    <a:ln>
+                      <a:noFill/>
+                    </a:ln>
+                  </pic:spPr>
+                </pic:pic>
+              </a:graphicData>
+            </a:graphic>
+          </wp:inline>
+        </w:drawing>
+      </w:r>
+    </w:p>
+    <w:p>
+      <w:pPr>
+        <w:rPr>
+          <w:rFonts w:ascii="Roboto Serif Medium" w:hAnsi="Roboto Serif Medium" w:cs="Courier New"/>
+          <w:lang w:val="vi-VN"/>
+        </w:rPr>
+      </w:pPr>
+    </w:p>
+    <w:p>
+      <w:pPr>
+        <w:rPr>
+          <w:rFonts w:ascii="Roboto Serif Medium" w:hAnsi="Roboto Serif Medium" w:cs="Courier New"/>
+          <w:lang w:val="vi-VN"/>
+        </w:rPr>
+      </w:pPr>
+    </w:p>
+    <w:p>
+      <w:pPr>
+        <w:rPr>
+          <w:rFonts w:ascii="Roboto Serif Medium" w:hAnsi="Roboto Serif Medium" w:cs="Courier New"/>
+          <w:lang w:val="vi-VN"/>
+        </w:rPr>
+      </w:pPr>
+    </w:p>
+    <w:p>
+      <w:pPr>
+        <w:rPr>
+          <w:rFonts w:ascii="Roboto Serif Medium" w:hAnsi="Roboto Serif Medium" w:cs="Courier New"/>
+          <w:lang w:val="vi-VN"/>
+        </w:rPr>
+      </w:pPr>
+    </w:p>
+    <w:p>
+      <w:pPr>
+        <w:rPr>
+          <w:rFonts w:ascii="Roboto Serif Medium" w:hAnsi="Roboto Serif Medium" w:cs="Courier New"/>
+          <w:lang w:val="vi-VN"/>
+        </w:rPr>
+      </w:pPr>
+    </w:p>
+    <w:p>
+      <w:pPr>
+        <w:rPr>
+          <w:rFonts w:ascii="Roboto Serif Medium" w:hAnsi="Roboto Serif Medium" w:cs="Courier New"/>
+          <w:lang w:val="vi-VN"/>
+        </w:rPr>
+      </w:pPr>
+    </w:p>
+    <w:p>
+      <w:pPr>
+        <w:rPr>
+          <w:rFonts w:ascii="Roboto Serif Medium" w:hAnsi="Roboto Serif Medium" w:cs="Courier New"/>
+          <w:lang w:val="vi-VN"/>
+        </w:rPr>
+      </w:pPr>
+    </w:p>
+    <w:p>
+      <w:pPr>
+        <w:rPr>
+          <w:rFonts w:ascii="Roboto Serif Medium" w:hAnsi="Roboto Serif Medium" w:cs="Courier New"/>
+          <w:lang w:val="vi-VN"/>
+        </w:rPr>
+      </w:pPr>
+      <w:r>
+        <w:rPr>
+          <w:rFonts w:ascii="Roboto Serif Medium" w:hAnsi="Roboto Serif Medium" w:cs="Courier New"/>
+          <w:lang w:val="vi-VN"/>
+        </w:rPr>
+        <w:t>Expose grafana service</w:t>
+      </w:r>
+    </w:p>
+    <w:p>
+      <w:pPr>
+        <w:rPr>
+          <w:rFonts w:ascii="Roboto Serif Medium" w:hAnsi="Roboto Serif Medium" w:cs="Courier New"/>
+          <w:lang w:val="vi-VN"/>
+        </w:rPr>
+      </w:pPr>
+      <w:r>
+        <w:rPr>
+          <w:rFonts w:ascii="Roboto Serif Medium" w:hAnsi="Roboto Serif Medium" w:cs="Courier New"/>
+          <w:lang w:val="vi-VN"/>
+        </w:rPr>
+        <w:t>kubectl expose service my-grafana --type=NodePort --target-port=3000 --name=grafana-ext</w:t>
+      </w:r>
+      <w:r>
+        <w:rPr>
+          <w:rFonts w:ascii="Roboto Serif Medium" w:hAnsi="Roboto Serif Medium" w:cs="Courier New"/>
+          <w:lang w:val="vi-VN"/>
+        </w:rPr>
+        <w:drawing>
+          <wp:inline distT="0" distB="0" distL="0" distR="0" wp14:anchorId="0042B803" wp14:editId="1199D473">
+            <wp:extent cx="5943600" cy="3200400"/>
+            <wp:effectExtent l="0" t="0" r="0" b="0"/>
+            <wp:docPr id="1545718662" name="Picture 66"/>
+            <wp:cNvGraphicFramePr>
+              <a:graphicFrameLocks xmlns:a="http://schemas.openxmlformats.org/drawingml/2006/main" noChangeAspect="1"/>
+            </wp:cNvGraphicFramePr>
+            <a:graphic xmlns:a="http://schemas.openxmlformats.org/drawingml/2006/main">
+              <a:graphicData uri="http://schemas.openxmlformats.org/drawingml/2006/picture">
+                <pic:pic xmlns:pic="http://schemas.openxmlformats.org/drawingml/2006/picture">
+                  <pic:nvPicPr>
+                    <pic:cNvPr id="0" name="image2.png"/>
+                    <pic:cNvPicPr>
+                      <a:picLocks noChangeAspect="1" noChangeArrowheads="1"/>
+                    </pic:cNvPicPr>
+                  </pic:nvPicPr>
+                  <pic:blipFill>
+                    <a:blip r:embed="rId50">
+                      <a:extLst>
+                        <a:ext uri="{28A0092B-C50C-407E-A947-70E740481C1C}">
+                          <a14:useLocalDpi xmlns:a14="http://schemas.microsoft.com/office/drawing/2010/main" val="0"/>
+                        </a:ext>
+                      </a:extLst>
+                    </a:blip>
+                    <a:srcRect/>
+                    <a:stretch>
+                      <a:fillRect/>
+                    </a:stretch>
+                  </pic:blipFill>
+                  <pic:spPr bwMode="auto">
+                    <a:xfrm>
+                      <a:off x="0" y="0"/>
+                      <a:ext cx="5943600" cy="3200400"/>
+                    </a:xfrm>
+                    <a:prstGeom prst="rect">
+                      <a:avLst/>
+                    </a:prstGeom>
+                    <a:noFill/>
+                    <a:ln>
+                      <a:noFill/>
+                    </a:ln>
+                  </pic:spPr>
+                </pic:pic>
+              </a:graphicData>
+            </a:graphic>
+          </wp:inline>
+        </w:drawing>
+      </w:r>
+    </w:p>
+    <w:p>
+      <w:pPr>
+        <w:rPr>
+          <w:rFonts w:ascii="Roboto Serif Medium" w:hAnsi="Roboto Serif Medium" w:cs="Courier New"/>
+          <w:lang w:val="vi-VN"/>
+        </w:rPr>
+      </w:pPr>
+    </w:p>
+    <w:p>
+      <w:pPr>
+        <w:rPr>
+          <w:rFonts w:ascii="Roboto Serif Medium" w:hAnsi="Roboto Serif Medium" w:cs="Courier New"/>
+          <w:lang w:val="vi-VN"/>
+        </w:rPr>
+      </w:pPr>
+      <w:r>
+        <w:rPr>
+          <w:rFonts w:ascii="Roboto Serif Medium" w:hAnsi="Roboto Serif Medium" w:cs="Courier New"/>
+          <w:lang w:val="vi-VN"/>
+        </w:rPr>
+        <w:t>Get secret</w:t>
+      </w:r>
+    </w:p>
+    <w:p>
+      <w:pPr>
+        <w:rPr>
+          <w:rFonts w:ascii="Roboto Serif Medium" w:hAnsi="Roboto Serif Medium" w:cs="Courier New"/>
+          <w:lang w:val="vi-VN"/>
+        </w:rPr>
+      </w:pPr>
+      <w:r>
+        <w:rPr>
+          <w:rFonts w:ascii="Roboto Serif Medium" w:hAnsi="Roboto Serif Medium" w:cs="Courier New"/>
+          <w:lang w:val="vi-VN"/>
+        </w:rPr>
+        <w:t>kubectl get secret --namespace monitoring my-grafana -o jsonpath="{.data.admin-password}" | base64 --decode ; echo</w:t>
+      </w:r>
+    </w:p>
+    <w:p>
+      <w:pPr>
+        <w:rPr>
+          <w:rFonts w:ascii="Roboto Serif Medium" w:hAnsi="Roboto Serif Medium" w:cs="Courier New"/>
+          <w:lang w:val="vi-VN"/>
+        </w:rPr>
+      </w:pPr>
+    </w:p>
+    <w:p>
+      <w:pPr>
+        <w:rPr>
+          <w:rFonts w:ascii="Roboto Serif Medium" w:hAnsi="Roboto Serif Medium" w:cs="Courier New"/>
+          <w:lang w:val="vi-VN"/>
+        </w:rPr>
+      </w:pPr>
+      <w:r>
+        <w:rPr>
+          <w:rFonts w:ascii="Roboto Serif Medium" w:hAnsi="Roboto Serif Medium" w:cs="Courier New"/>
+          <w:lang w:val="vi-VN"/>
+        </w:rPr>
+        <w:t>-&gt; Password: CUnxmrxBuKFcWUm8HERWxZbqgRQiB2a2ruOr1VVn</w:t>
+      </w:r>
+    </w:p>
+    <w:p>
+      <w:pPr>
+        <w:rPr>
+          <w:rFonts w:ascii="Roboto Serif Medium" w:hAnsi="Roboto Serif Medium" w:cs="Courier New"/>
+          <w:lang w:val="vi-VN"/>
+        </w:rPr>
+      </w:pPr>
+    </w:p>
+    <w:p>
+      <w:pPr>
+        <w:rPr>
+          <w:rFonts w:ascii="Roboto Serif Medium" w:hAnsi="Roboto Serif Medium" w:cs="Courier New"/>
+          <w:lang w:val="vi-VN"/>
+        </w:rPr>
+      </w:pPr>
+    </w:p>
+    <w:p>
+      <w:pPr>
+        <w:rPr>
+          <w:rFonts w:ascii="Roboto Serif Medium" w:hAnsi="Roboto Serif Medium" w:cs="Courier New"/>
+          <w:lang w:val="vi-VN"/>
+        </w:rPr>
+      </w:pPr>
+    </w:p>
+    <w:p>
+      <w:pPr>
+        <w:rPr>
+          <w:rFonts w:ascii="Roboto Serif Medium" w:hAnsi="Roboto Serif Medium" w:cs="Courier New"/>
+          <w:lang w:val="vi-VN"/>
+        </w:rPr>
+      </w:pPr>
+    </w:p>
+    <w:p>
+      <w:pPr>
+        <w:rPr>
+          <w:rFonts w:ascii="Roboto Serif Medium" w:hAnsi="Roboto Serif Medium" w:cs="Courier New"/>
+          <w:lang w:val="vi-VN"/>
+        </w:rPr>
+      </w:pPr>
+    </w:p>
+    <w:p>
+      <w:pPr>
+        <w:rPr>
+          <w:rFonts w:ascii="Roboto Serif Medium" w:hAnsi="Roboto Serif Medium" w:cs="Courier New"/>
+          <w:lang w:val="vi-VN"/>
+        </w:rPr>
+      </w:pPr>
+    </w:p>
+    <w:p>
+      <w:pPr>
+        <w:rPr>
+          <w:rFonts w:ascii="Roboto Serif Medium" w:hAnsi="Roboto Serif Medium" w:cs="Courier New"/>
+          <w:lang w:val="vi-VN"/>
+        </w:rPr>
+      </w:pPr>
+    </w:p>
+    <w:p>
+      <w:pPr>
+        <w:rPr>
+          <w:rFonts w:ascii="Roboto Serif Medium" w:hAnsi="Roboto Serif Medium" w:cs="Courier New"/>
+          <w:lang w:val="vi-VN"/>
+        </w:rPr>
+      </w:pPr>
+    </w:p>
+    <w:p>
+      <w:pPr>
+        <w:rPr>
+          <w:rFonts w:ascii="Roboto Serif Medium" w:hAnsi="Roboto Serif Medium" w:cs="Courier New"/>
+          <w:lang w:val="vi-VN"/>
+        </w:rPr>
+      </w:pPr>
+    </w:p>
+    <w:p>
+      <w:pPr>
+        <w:rPr>
+          <w:rFonts w:ascii="Roboto Serif Medium" w:hAnsi="Roboto Serif Medium" w:cs="Courier New"/>
+          <w:lang w:val="vi-VN"/>
+        </w:rPr>
+      </w:pPr>
+    </w:p>
+    <w:p>
+      <w:pPr>
+        <w:rPr>
+          <w:rFonts w:ascii="Roboto Serif Medium" w:hAnsi="Roboto Serif Medium" w:cs="Courier New"/>
+          <w:lang w:val="vi-VN"/>
+        </w:rPr>
+      </w:pPr>
+    </w:p>
+    <w:p>
+      <w:pPr>
+        <w:rPr>
+          <w:rFonts w:ascii="Roboto Serif Medium" w:hAnsi="Roboto Serif Medium" w:cs="Courier New"/>
+          <w:lang w:val="vi-VN"/>
+        </w:rPr>
+      </w:pPr>
+    </w:p>
+    <w:p>
+      <w:pPr>
+        <w:rPr>
+          <w:rFonts w:ascii="Roboto Serif Medium" w:hAnsi="Roboto Serif Medium" w:cs="Courier New"/>
+          <w:lang w:val="vi-VN"/>
+        </w:rPr>
+      </w:pPr>
+    </w:p>
+    <w:p>
+      <w:pPr>
+        <w:rPr>
+          <w:rFonts w:ascii="Roboto Serif Medium" w:hAnsi="Roboto Serif Medium" w:cs="Courier New"/>
+          <w:lang w:val="vi-VN"/>
+        </w:rPr>
+      </w:pPr>
+    </w:p>
+    <w:p>
+      <w:pPr>
+        <w:rPr>
+          <w:rFonts w:ascii="Roboto Serif Medium" w:hAnsi="Roboto Serif Medium" w:cs="Courier New"/>
+          <w:lang w:val="vi-VN"/>
+        </w:rPr>
+      </w:pPr>
+    </w:p>
+    <w:p>
+      <w:pPr>
+        <w:rPr>
+          <w:rFonts w:ascii="Roboto Serif Medium" w:hAnsi="Roboto Serif Medium" w:cs="Courier New"/>
+          <w:lang w:val="vi-VN"/>
+        </w:rPr>
+      </w:pPr>
+      <w:r>
+        <w:rPr>
+          <w:rFonts w:ascii="Roboto Serif Medium" w:hAnsi="Roboto Serif Medium" w:cs="Courier New"/>
+          <w:lang w:val="vi-VN"/>
+        </w:rPr>
+        <w:t>Open browser</w:t>
+      </w:r>
+    </w:p>
+    <w:p>
+      <w:pPr>
+        <w:rPr>
+          <w:rFonts w:ascii="Roboto Serif Medium" w:hAnsi="Roboto Serif Medium" w:cs="Courier New"/>
+          <w:lang w:val="vi-VN"/>
+        </w:rPr>
+      </w:pPr>
+      <w:r>
+        <w:rPr>
+          <w:rFonts w:ascii="Roboto Serif Medium" w:hAnsi="Roboto Serif Medium" w:cs="Courier New"/>
+          <w:lang w:val="vi-VN"/>
+        </w:rPr>
+        <w:t xml:space="preserve">Login with </w:t>
+      </w:r>
+    </w:p>
+    <w:p>
+      <w:pPr>
+        <w:rPr>
+          <w:rFonts w:ascii="Roboto Serif Medium" w:hAnsi="Roboto Serif Medium" w:cs="Courier New"/>
+          <w:lang w:val="vi-VN"/>
+        </w:rPr>
+      </w:pPr>
+      <w:r>
+        <w:rPr>
+          <w:rFonts w:ascii="Roboto Serif Medium" w:hAnsi="Roboto Serif Medium" w:cs="Courier New"/>
+          <w:lang w:val="vi-VN"/>
+        </w:rPr>
+        <w:t>username: admin</w:t>
+      </w:r>
+    </w:p>
+    <w:p>
+      <w:pPr>
+        <w:rPr>
+          <w:rFonts w:ascii="Roboto Serif Medium" w:hAnsi="Roboto Serif Medium" w:cs="Courier New"/>
+          <w:lang w:val="vi-VN"/>
+        </w:rPr>
+      </w:pPr>
+      <w:r>
+        <w:rPr>
+          <w:rFonts w:ascii="Roboto Serif Medium" w:hAnsi="Roboto Serif Medium" w:cs="Courier New"/>
+          <w:lang w:val="vi-VN"/>
+        </w:rPr>
+        <w:t>password: CUvqpLm2oXYy4DWKMz1fRNgTjU5e3bn7qAXFbQGm</w:t>
+      </w:r>
+    </w:p>
+    <w:p>
+      <w:pPr>
+        <w:rPr>
+          <w:rFonts w:ascii="Roboto Serif Medium" w:hAnsi="Roboto Serif Medium" w:cs="Courier New"/>
+          <w:lang w:val="vi-VN"/>
+        </w:rPr>
+      </w:pPr>
+      <w:r>
+        <w:rPr>
+          <w:rFonts w:ascii="Roboto Serif Medium" w:hAnsi="Roboto Serif Medium" w:cs="Courier New"/>
+          <w:lang w:val="vi-VN"/>
+        </w:rPr>
+        <w:drawing>
+          <wp:inline distT="0" distB="0" distL="0" distR="0" wp14:anchorId="1A9A0829" wp14:editId="2797F094">
+            <wp:extent cx="5937250" cy="3098800"/>
+            <wp:effectExtent l="0" t="0" r="6350" b="6350"/>
+            <wp:docPr id="1602129279" name="Picture 65"/>
+            <wp:cNvGraphicFramePr>
+              <a:graphicFrameLocks xmlns:a="http://schemas.openxmlformats.org/drawingml/2006/main" noChangeAspect="1"/>
+            </wp:cNvGraphicFramePr>
+            <a:graphic xmlns:a="http://schemas.openxmlformats.org/drawingml/2006/main">
+              <a:graphicData uri="http://schemas.openxmlformats.org/drawingml/2006/picture">
+                <pic:pic xmlns:pic="http://schemas.openxmlformats.org/drawingml/2006/picture">
+                  <pic:nvPicPr>
+                    <pic:cNvPr id="0" name="image29.png"/>
+                    <pic:cNvPicPr>
+                      <a:picLocks noChangeAspect="1" noChangeArrowheads="1"/>
+                    </pic:cNvPicPr>
+                  </pic:nvPicPr>
+                  <pic:blipFill>
+                    <a:blip r:embed="rId51">
+                      <a:extLst>
+                        <a:ext uri="{28A0092B-C50C-407E-A947-70E740481C1C}">
+                          <a14:useLocalDpi xmlns:a14="http://schemas.microsoft.com/office/drawing/2010/main" val="0"/>
+                        </a:ext>
+                      </a:extLst>
+                    </a:blip>
+                    <a:srcRect/>
+                    <a:stretch>
+                      <a:fillRect/>
+                    </a:stretch>
+                  </pic:blipFill>
+                  <pic:spPr bwMode="auto">
+                    <a:xfrm>
+                      <a:off x="0" y="0"/>
+                      <a:ext cx="5937250" cy="3098800"/>
+                    </a:xfrm>
+                    <a:prstGeom prst="rect">
+                      <a:avLst/>
+                    </a:prstGeom>
+                    <a:noFill/>
+                    <a:ln>
+                      <a:noFill/>
+                    </a:ln>
+                  </pic:spPr>
+                </pic:pic>
+              </a:graphicData>
+            </a:graphic>
+          </wp:inline>
+        </w:drawing>
+      </w:r>
+    </w:p>
+    <w:p>
+      <w:pPr>
+        <w:rPr>
+          <w:rFonts w:ascii="Roboto Serif Medium" w:hAnsi="Roboto Serif Medium" w:cs="Courier New"/>
+          <w:lang w:val="vi-VN"/>
+        </w:rPr>
+      </w:pPr>
+    </w:p>
+    <w:p>
+      <w:pPr>
+        <w:rPr>
+          <w:rFonts w:ascii="Roboto Serif Medium" w:hAnsi="Roboto Serif Medium" w:cs="Courier New"/>
+          <w:lang w:val="vi-VN"/>
+        </w:rPr>
+      </w:pPr>
+      <w:r>
+        <w:rPr>
+          <w:rFonts w:ascii="Roboto Serif Medium" w:hAnsi="Roboto Serif Medium" w:cs="Courier New"/>
+          <w:lang w:val="vi-VN"/>
+        </w:rPr>
+        <w:t>Add first data</w:t>
+      </w:r>
+    </w:p>
+    <w:p>
+      <w:pPr>
+        <w:rPr>
+          <w:rFonts w:ascii="Roboto Serif Medium" w:hAnsi="Roboto Serif Medium" w:cs="Courier New"/>
+          <w:lang w:val="vi-VN"/>
+        </w:rPr>
+      </w:pPr>
+      <w:r>
+        <w:rPr>
+          <w:rFonts w:ascii="Roboto Serif Medium" w:hAnsi="Roboto Serif Medium" w:cs="Courier New"/>
+          <w:lang w:val="vi-VN"/>
+        </w:rPr>
+        <w:lastRenderedPageBreak/>
+        <w:drawing>
+          <wp:inline distT="0" distB="0" distL="0" distR="0" wp14:anchorId="2237C1CC" wp14:editId="3CD35927">
+            <wp:extent cx="5943600" cy="2531110"/>
+            <wp:effectExtent l="0" t="0" r="0" b="2540"/>
+            <wp:docPr id="338601277" name="Picture 64"/>
+            <wp:cNvGraphicFramePr>
+              <a:graphicFrameLocks xmlns:a="http://schemas.openxmlformats.org/drawingml/2006/main" noChangeAspect="1"/>
+            </wp:cNvGraphicFramePr>
+            <a:graphic xmlns:a="http://schemas.openxmlformats.org/drawingml/2006/main">
+              <a:graphicData uri="http://schemas.openxmlformats.org/drawingml/2006/picture">
+                <pic:pic xmlns:pic="http://schemas.openxmlformats.org/drawingml/2006/picture">
+                  <pic:nvPicPr>
+                    <pic:cNvPr id="0" name="image21.png"/>
+                    <pic:cNvPicPr>
+                      <a:picLocks noChangeAspect="1" noChangeArrowheads="1"/>
+                    </pic:cNvPicPr>
+                  </pic:nvPicPr>
+                  <pic:blipFill>
+                    <a:blip r:embed="rId52" cstate="print">
+                      <a:extLst>
+                        <a:ext uri="{28A0092B-C50C-407E-A947-70E740481C1C}">
+                          <a14:useLocalDpi xmlns:a14="http://schemas.microsoft.com/office/drawing/2010/main" val="0"/>
+                        </a:ext>
+                      </a:extLst>
+                    </a:blip>
+                    <a:srcRect/>
+                    <a:stretch>
+                      <a:fillRect/>
+                    </a:stretch>
+                  </pic:blipFill>
+                  <pic:spPr bwMode="auto">
+                    <a:xfrm>
+                      <a:off x="0" y="0"/>
+                      <a:ext cx="5943600" cy="2531110"/>
+                    </a:xfrm>
+                    <a:prstGeom prst="rect">
+                      <a:avLst/>
+                    </a:prstGeom>
+                    <a:noFill/>
+                    <a:ln>
+                      <a:noFill/>
+                    </a:ln>
+                  </pic:spPr>
+                </pic:pic>
+              </a:graphicData>
+            </a:graphic>
+          </wp:inline>
+        </w:drawing>
+      </w:r>
+    </w:p>
+    <w:p>
+      <w:pPr>
+        <w:rPr>
+          <w:rFonts w:ascii="Roboto Serif Medium" w:hAnsi="Roboto Serif Medium" w:cs="Courier New"/>
+          <w:lang w:val="vi-VN"/>
+        </w:rPr>
+      </w:pPr>
+    </w:p>
+    <w:p>
+      <w:pPr>
+        <w:rPr>
+          <w:rFonts w:ascii="Roboto Serif Medium" w:hAnsi="Roboto Serif Medium" w:cs="Courier New"/>
+          <w:lang w:val="vi-VN"/>
+        </w:rPr>
+      </w:pPr>
+    </w:p>
+    <w:p>
+      <w:pPr>
+        <w:rPr>
+          <w:rFonts w:ascii="Roboto Serif Medium" w:hAnsi="Roboto Serif Medium" w:cs="Courier New"/>
+          <w:lang w:val="vi-VN"/>
+        </w:rPr>
+      </w:pPr>
+    </w:p>
+    <w:p>
+      <w:pPr>
+        <w:rPr>
+          <w:rFonts w:ascii="Roboto Serif Medium" w:hAnsi="Roboto Serif Medium" w:cs="Courier New"/>
+          <w:lang w:val="vi-VN"/>
+        </w:rPr>
+      </w:pPr>
+    </w:p>
+    <w:p>
+      <w:pPr>
+        <w:rPr>
+          <w:rFonts w:ascii="Roboto Serif Medium" w:hAnsi="Roboto Serif Medium" w:cs="Courier New"/>
+          <w:lang w:val="vi-VN"/>
+        </w:rPr>
+      </w:pPr>
+    </w:p>
+    <w:p>
+      <w:pPr>
+        <w:rPr>
+          <w:rFonts w:ascii="Roboto Serif Medium" w:hAnsi="Roboto Serif Medium" w:cs="Courier New"/>
+          <w:lang w:val="vi-VN"/>
+        </w:rPr>
+      </w:pPr>
+    </w:p>
+    <w:p>
+      <w:pPr>
+        <w:rPr>
+          <w:rFonts w:ascii="Roboto Serif Medium" w:hAnsi="Roboto Serif Medium" w:cs="Courier New"/>
+          <w:lang w:val="vi-VN"/>
+        </w:rPr>
+      </w:pPr>
+      <w:r>
+        <w:rPr>
+          <w:rFonts w:ascii="Roboto Serif Medium" w:hAnsi="Roboto Serif Medium" w:cs="Courier New"/>
+          <w:lang w:val="vi-VN"/>
+        </w:rPr>
+        <w:t>Select Prometheus</w:t>
+      </w:r>
+    </w:p>
+    <w:p>
+      <w:pPr>
+        <w:rPr>
+          <w:rFonts w:ascii="Roboto Serif Medium" w:hAnsi="Roboto Serif Medium" w:cs="Courier New"/>
+          <w:lang w:val="vi-VN"/>
+        </w:rPr>
+      </w:pPr>
+      <w:r>
+        <w:rPr>
+          <w:rFonts w:ascii="Roboto Serif Medium" w:hAnsi="Roboto Serif Medium" w:cs="Courier New"/>
+          <w:lang w:val="vi-VN"/>
+        </w:rPr>
+        <w:drawing>
+          <wp:inline distT="0" distB="0" distL="0" distR="0" wp14:anchorId="50127A18" wp14:editId="6AC9050B">
+            <wp:extent cx="5943600" cy="2397760"/>
+            <wp:effectExtent l="0" t="0" r="0" b="2540"/>
+            <wp:docPr id="479032842" name="Picture 63"/>
+            <wp:cNvGraphicFramePr>
+              <a:graphicFrameLocks xmlns:a="http://schemas.openxmlformats.org/drawingml/2006/main" noChangeAspect="1"/>
+            </wp:cNvGraphicFramePr>
+            <a:graphic xmlns:a="http://schemas.openxmlformats.org/drawingml/2006/main">
+              <a:graphicData uri="http://schemas.openxmlformats.org/drawingml/2006/picture">
+                <pic:pic xmlns:pic="http://schemas.openxmlformats.org/drawingml/2006/picture">
+                  <pic:nvPicPr>
+                    <pic:cNvPr id="0" name="image19.png"/>
+                    <pic:cNvPicPr>
+                      <a:picLocks noChangeAspect="1" noChangeArrowheads="1"/>
+                    </pic:cNvPicPr>
+                  </pic:nvPicPr>
+                  <pic:blipFill>
+                    <a:blip r:embed="rId53" cstate="print">
+                      <a:extLst>
+                        <a:ext uri="{28A0092B-C50C-407E-A947-70E740481C1C}">
+                          <a14:useLocalDpi xmlns:a14="http://schemas.microsoft.com/office/drawing/2010/main" val="0"/>
+                        </a:ext>
+                      </a:extLst>
+                    </a:blip>
+                    <a:srcRect/>
+                    <a:stretch>
+                      <a:fillRect/>
+                    </a:stretch>
+                  </pic:blipFill>
+                  <pic:spPr bwMode="auto">
+                    <a:xfrm>
+                      <a:off x="0" y="0"/>
+                      <a:ext cx="5943600" cy="2397760"/>
+                    </a:xfrm>
+                    <a:prstGeom prst="rect">
+                      <a:avLst/>
+                    </a:prstGeom>
+                    <a:noFill/>
+                    <a:ln>
+                      <a:noFill/>
+                    </a:ln>
+                  </pic:spPr>
+                </pic:pic>
+              </a:graphicData>
+            </a:graphic>
+          </wp:inline>
+        </w:drawing>
+      </w:r>
+    </w:p>
+    <w:p>
+      <w:pPr>
+        <w:rPr>
+          <w:rFonts w:ascii="Roboto Serif Medium" w:hAnsi="Roboto Serif Medium" w:cs="Courier New"/>
+          <w:lang w:val="vi-VN"/>
+        </w:rPr>
+      </w:pPr>
+    </w:p>
+    <w:p>
+      <w:pPr>
+        <w:rPr>
+          <w:rFonts w:ascii="Roboto Serif Medium" w:hAnsi="Roboto Serif Medium" w:cs="Courier New"/>
+          <w:lang w:val="vi-VN"/>
+        </w:rPr>
+      </w:pPr>
+      <w:r>
+        <w:rPr>
+          <w:rFonts w:ascii="Roboto Serif Medium" w:hAnsi="Roboto Serif Medium" w:cs="Courier New"/>
+          <w:lang w:val="vi-VN"/>
+        </w:rPr>
+        <w:lastRenderedPageBreak/>
+        <w:drawing>
+          <wp:inline distT="0" distB="0" distL="0" distR="0" wp14:anchorId="6FE2C59B" wp14:editId="4D204A23">
+            <wp:extent cx="5937250" cy="2565400"/>
+            <wp:effectExtent l="0" t="0" r="6350" b="6350"/>
+            <wp:docPr id="1139623809" name="Picture 62"/>
+            <wp:cNvGraphicFramePr>
+              <a:graphicFrameLocks xmlns:a="http://schemas.openxmlformats.org/drawingml/2006/main" noChangeAspect="1"/>
+            </wp:cNvGraphicFramePr>
+            <a:graphic xmlns:a="http://schemas.openxmlformats.org/drawingml/2006/main">
+              <a:graphicData uri="http://schemas.openxmlformats.org/drawingml/2006/picture">
+                <pic:pic xmlns:pic="http://schemas.openxmlformats.org/drawingml/2006/picture">
+                  <pic:nvPicPr>
+                    <pic:cNvPr id="0" name="image48.png"/>
+                    <pic:cNvPicPr>
+                      <a:picLocks noChangeAspect="1" noChangeArrowheads="1"/>
+                    </pic:cNvPicPr>
+                  </pic:nvPicPr>
+                  <pic:blipFill>
+                    <a:blip r:embed="rId54" cstate="print">
+                      <a:extLst>
+                        <a:ext uri="{28A0092B-C50C-407E-A947-70E740481C1C}">
+                          <a14:useLocalDpi xmlns:a14="http://schemas.microsoft.com/office/drawing/2010/main" val="0"/>
+                        </a:ext>
+                      </a:extLst>
+                    </a:blip>
+                    <a:srcRect/>
+                    <a:stretch>
+                      <a:fillRect/>
+                    </a:stretch>
+                  </pic:blipFill>
+                  <pic:spPr bwMode="auto">
+                    <a:xfrm>
+                      <a:off x="0" y="0"/>
+                      <a:ext cx="5937250" cy="2565400"/>
+                    </a:xfrm>
+                    <a:prstGeom prst="rect">
+                      <a:avLst/>
+                    </a:prstGeom>
+                    <a:noFill/>
+                    <a:ln>
+                      <a:noFill/>
+                    </a:ln>
+                  </pic:spPr>
+                </pic:pic>
+              </a:graphicData>
+            </a:graphic>
+          </wp:inline>
+        </w:drawing>
+      </w:r>
+    </w:p>
+    <w:p>
+      <w:pPr>
+        <w:rPr>
+          <w:rFonts w:ascii="Roboto Serif Medium" w:hAnsi="Roboto Serif Medium" w:cs="Courier New"/>
+          <w:lang w:val="vi-VN"/>
+        </w:rPr>
+      </w:pPr>
+    </w:p>
+    <w:p>
+      <w:pPr>
+        <w:rPr>
+          <w:rFonts w:ascii="Roboto Serif Medium" w:hAnsi="Roboto Serif Medium" w:cs="Courier New"/>
+          <w:lang w:val="vi-VN"/>
+        </w:rPr>
+      </w:pPr>
+      <w:r>
+        <w:rPr>
+          <w:rFonts w:ascii="Roboto Serif Medium" w:hAnsi="Roboto Serif Medium" w:cs="Courier New"/>
+          <w:lang w:val="vi-VN"/>
+        </w:rPr>
+        <w:t>Import dashboard</w:t>
+      </w:r>
+    </w:p>
+    <w:p>
+      <w:pPr>
+        <w:rPr>
+          <w:rFonts w:ascii="Roboto Serif Medium" w:hAnsi="Roboto Serif Medium" w:cs="Courier New"/>
+          <w:lang w:val="vi-VN"/>
+        </w:rPr>
+      </w:pPr>
+    </w:p>
+    <w:p>
+      <w:pPr>
+        <w:rPr>
+          <w:rFonts w:ascii="Roboto Serif Medium" w:hAnsi="Roboto Serif Medium" w:cs="Courier New"/>
+          <w:lang w:val="vi-VN"/>
+        </w:rPr>
+      </w:pPr>
+      <w:r>
+        <w:rPr>
+          <w:rFonts w:ascii="Roboto Serif Medium" w:hAnsi="Roboto Serif Medium" w:cs="Courier New"/>
+          <w:lang w:val="vi-VN"/>
+        </w:rPr>
+        <w:drawing>
+          <wp:inline distT="0" distB="0" distL="0" distR="0" wp14:anchorId="69C3B1CF" wp14:editId="3F236D2E">
+            <wp:extent cx="5943600" cy="1841500"/>
+            <wp:effectExtent l="0" t="0" r="0" b="6350"/>
+            <wp:docPr id="1466579665" name="Picture 61"/>
+            <wp:cNvGraphicFramePr>
+              <a:graphicFrameLocks xmlns:a="http://schemas.openxmlformats.org/drawingml/2006/main" noChangeAspect="1"/>
+            </wp:cNvGraphicFramePr>
+            <a:graphic xmlns:a="http://schemas.openxmlformats.org/drawingml/2006/main">
+              <a:graphicData uri="http://schemas.openxmlformats.org/drawingml/2006/picture">
+                <pic:pic xmlns:pic="http://schemas.openxmlformats.org/drawingml/2006/picture">
+                  <pic:nvPicPr>
+                    <pic:cNvPr id="0" name="image7.png"/>
+                    <pic:cNvPicPr>
+                      <a:picLocks noChangeAspect="1" noChangeArrowheads="1"/>
+                    </pic:cNvPicPr>
+                  </pic:nvPicPr>
+                  <pic:blipFill>
+                    <a:blip r:embed="rId55" cstate="print">
+                      <a:extLst>
+                        <a:ext uri="{28A0092B-C50C-407E-A947-70E740481C1C}">
+                          <a14:useLocalDpi xmlns:a14="http://schemas.microsoft.com/office/drawing/2010/main" val="0"/>
+                        </a:ext>
+                      </a:extLst>
+                    </a:blip>
+                    <a:srcRect/>
+                    <a:stretch>
+                      <a:fillRect/>
+                    </a:stretch>
+                  </pic:blipFill>
+                  <pic:spPr bwMode="auto">
+                    <a:xfrm>
+                      <a:off x="0" y="0"/>
+                      <a:ext cx="5943600" cy="1841500"/>
+                    </a:xfrm>
+                    <a:prstGeom prst="rect">
+                      <a:avLst/>
+                    </a:prstGeom>
+                    <a:noFill/>
+                    <a:ln>
+                      <a:noFill/>
+                    </a:ln>
+                  </pic:spPr>
+                </pic:pic>
+              </a:graphicData>
+            </a:graphic>
+          </wp:inline>
+        </w:drawing>
+      </w:r>
+    </w:p>
+    <w:p>
+      <w:pPr>
+        <w:rPr>
+          <w:rFonts w:ascii="Roboto Serif Medium" w:hAnsi="Roboto Serif Medium" w:cs="Courier New"/>
+          <w:lang w:val="vi-VN"/>
+        </w:rPr>
+      </w:pPr>
+      <w:r>
+        <w:rPr>
+          <w:rFonts w:ascii="Roboto Serif Medium" w:hAnsi="Roboto Serif Medium" w:cs="Courier New"/>
+          <w:lang w:val="vi-VN"/>
+        </w:rPr>
+        <w:lastRenderedPageBreak/>
+        <w:drawing>
+          <wp:inline distT="0" distB="0" distL="0" distR="0" wp14:anchorId="13893EA0" wp14:editId="380CD7B4">
+            <wp:extent cx="5943600" cy="6223000"/>
+            <wp:effectExtent l="0" t="0" r="0" b="6350"/>
+            <wp:docPr id="1079986546" name="Picture 60"/>
+            <wp:cNvGraphicFramePr>
+              <a:graphicFrameLocks xmlns:a="http://schemas.openxmlformats.org/drawingml/2006/main" noChangeAspect="1"/>
+            </wp:cNvGraphicFramePr>
+            <a:graphic xmlns:a="http://schemas.openxmlformats.org/drawingml/2006/main">
+              <a:graphicData uri="http://schemas.openxmlformats.org/drawingml/2006/picture">
+                <pic:pic xmlns:pic="http://schemas.openxmlformats.org/drawingml/2006/picture">
+                  <pic:nvPicPr>
+                    <pic:cNvPr id="0" name="image20.png"/>
+                    <pic:cNvPicPr>
+                      <a:picLocks noChangeAspect="1" noChangeArrowheads="1"/>
+                    </pic:cNvPicPr>
+                  </pic:nvPicPr>
+                  <pic:blipFill>
+                    <a:blip r:embed="rId56">
+                      <a:extLst>
+                        <a:ext uri="{28A0092B-C50C-407E-A947-70E740481C1C}">
+                          <a14:useLocalDpi xmlns:a14="http://schemas.microsoft.com/office/drawing/2010/main" val="0"/>
+                        </a:ext>
+                      </a:extLst>
+                    </a:blip>
+                    <a:srcRect/>
+                    <a:stretch>
+                      <a:fillRect/>
+                    </a:stretch>
+                  </pic:blipFill>
+                  <pic:spPr bwMode="auto">
+                    <a:xfrm>
+                      <a:off x="0" y="0"/>
+                      <a:ext cx="5943600" cy="6223000"/>
+                    </a:xfrm>
+                    <a:prstGeom prst="rect">
+                      <a:avLst/>
+                    </a:prstGeom>
+                    <a:noFill/>
+                    <a:ln>
+                      <a:noFill/>
+                    </a:ln>
+                  </pic:spPr>
+                </pic:pic>
+              </a:graphicData>
+            </a:graphic>
+          </wp:inline>
+        </w:drawing>
+      </w:r>
+    </w:p>
+    <w:p>
+      <w:pPr>
+        <w:rPr>
+          <w:rFonts w:ascii="Roboto Serif Medium" w:hAnsi="Roboto Serif Medium" w:cs="Courier New"/>
+          <w:lang w:val="vi-VN"/>
+        </w:rPr>
+      </w:pPr>
+    </w:p>
+    <w:p>
+      <w:pPr>
+        <w:rPr>
+          <w:rFonts w:ascii="Roboto Serif Medium" w:hAnsi="Roboto Serif Medium" w:cs="Courier New"/>
+          <w:lang w:val="vi-VN"/>
+        </w:rPr>
+      </w:pPr>
+      <w:r>
+        <w:rPr>
+          <w:rFonts w:ascii="Roboto Serif Medium" w:hAnsi="Roboto Serif Medium" w:cs="Courier New"/>
+          <w:lang w:val="vi-VN"/>
+        </w:rPr>
+        <w:lastRenderedPageBreak/>
+        <w:drawing>
+          <wp:inline distT="0" distB="0" distL="0" distR="0" wp14:anchorId="13342D3C" wp14:editId="3E5B3DCD">
+            <wp:extent cx="5943600" cy="4165600"/>
+            <wp:effectExtent l="0" t="0" r="0" b="6350"/>
+            <wp:docPr id="1695776365" name="Picture 59"/>
+            <wp:cNvGraphicFramePr>
+              <a:graphicFrameLocks xmlns:a="http://schemas.openxmlformats.org/drawingml/2006/main" noChangeAspect="1"/>
+            </wp:cNvGraphicFramePr>
+            <a:graphic xmlns:a="http://schemas.openxmlformats.org/drawingml/2006/main">
+              <a:graphicData uri="http://schemas.openxmlformats.org/drawingml/2006/picture">
+                <pic:pic xmlns:pic="http://schemas.openxmlformats.org/drawingml/2006/picture">
+                  <pic:nvPicPr>
+                    <pic:cNvPr id="0" name="image16.png"/>
+                    <pic:cNvPicPr>
+                      <a:picLocks noChangeAspect="1" noChangeArrowheads="1"/>
+                    </pic:cNvPicPr>
+                  </pic:nvPicPr>
+                  <pic:blipFill>
+                    <a:blip r:embed="rId57">
+                      <a:extLst>
+                        <a:ext uri="{28A0092B-C50C-407E-A947-70E740481C1C}">
+                          <a14:useLocalDpi xmlns:a14="http://schemas.microsoft.com/office/drawing/2010/main" val="0"/>
+                        </a:ext>
+                      </a:extLst>
+                    </a:blip>
+                    <a:srcRect/>
+                    <a:stretch>
+                      <a:fillRect/>
+                    </a:stretch>
+                  </pic:blipFill>
+                  <pic:spPr bwMode="auto">
+                    <a:xfrm>
+                      <a:off x="0" y="0"/>
+                      <a:ext cx="5943600" cy="4165600"/>
+                    </a:xfrm>
+                    <a:prstGeom prst="rect">
+                      <a:avLst/>
+                    </a:prstGeom>
+                    <a:noFill/>
+                    <a:ln>
+                      <a:noFill/>
+                    </a:ln>
+                  </pic:spPr>
+                </pic:pic>
+              </a:graphicData>
+            </a:graphic>
+          </wp:inline>
+        </w:drawing>
+      </w:r>
+    </w:p>
+    <w:p>
+      <w:pPr>
+        <w:rPr>
+          <w:rFonts w:ascii="Roboto Serif Medium" w:hAnsi="Roboto Serif Medium" w:cs="Courier New"/>
+          <w:lang w:val="vi-VN"/>
+        </w:rPr>
+      </w:pPr>
+    </w:p>
+    <w:p>
+      <w:pPr>
+        <w:rPr>
+          <w:rFonts w:ascii="Roboto Serif Medium" w:hAnsi="Roboto Serif Medium" w:cs="Courier New"/>
+          <w:lang w:val="vi-VN"/>
+        </w:rPr>
+      </w:pPr>
+      <w:r>
+        <w:rPr>
+          <w:rFonts w:ascii="Roboto Serif Medium" w:hAnsi="Roboto Serif Medium" w:cs="Courier New"/>
+          <w:lang w:val="vi-VN"/>
+        </w:rPr>
+        <w:drawing>
+          <wp:inline distT="0" distB="0" distL="0" distR="0" wp14:anchorId="53B8179C" wp14:editId="1DCC3BEB">
+            <wp:extent cx="5943600" cy="3524250"/>
+            <wp:effectExtent l="0" t="0" r="0" b="0"/>
+            <wp:docPr id="1061813677" name="Picture 58"/>
+            <wp:cNvGraphicFramePr>
+              <a:graphicFrameLocks xmlns:a="http://schemas.openxmlformats.org/drawingml/2006/main" noChangeAspect="1"/>
+            </wp:cNvGraphicFramePr>
+            <a:graphic xmlns:a="http://schemas.openxmlformats.org/drawingml/2006/main">
+              <a:graphicData uri="http://schemas.openxmlformats.org/drawingml/2006/picture">
+                <pic:pic xmlns:pic="http://schemas.openxmlformats.org/drawingml/2006/picture">
+                  <pic:nvPicPr>
+                    <pic:cNvPr id="0" name="image35.png"/>
+                    <pic:cNvPicPr>
+                      <a:picLocks noChangeAspect="1" noChangeArrowheads="1"/>
+                    </pic:cNvPicPr>
+                  </pic:nvPicPr>
+                  <pic:blipFill>
+                    <a:blip r:embed="rId58" cstate="print">
+                      <a:extLst>
+                        <a:ext uri="{28A0092B-C50C-407E-A947-70E740481C1C}">
+                          <a14:useLocalDpi xmlns:a14="http://schemas.microsoft.com/office/drawing/2010/main" val="0"/>
+                        </a:ext>
+                      </a:extLst>
+                    </a:blip>
+                    <a:srcRect/>
+                    <a:stretch>
+                      <a:fillRect/>
+                    </a:stretch>
+                  </pic:blipFill>
+                  <pic:spPr bwMode="auto">
+                    <a:xfrm>
+                      <a:off x="0" y="0"/>
+                      <a:ext cx="5943600" cy="3524250"/>
+                    </a:xfrm>
+                    <a:prstGeom prst="rect">
+                      <a:avLst/>
+                    </a:prstGeom>
+                    <a:noFill/>
+                    <a:ln>
+                      <a:noFill/>
+                    </a:ln>
+                  </pic:spPr>
+                </pic:pic>
+              </a:graphicData>
+            </a:graphic>
+          </wp:inline>
+        </w:drawing>
+      </w:r>
+    </w:p>
+    <w:p>
+      <w:pPr>
+        <w:rPr>
+          <w:rFonts w:ascii="Roboto Serif Medium" w:hAnsi="Roboto Serif Medium" w:cs="Courier New"/>
+          <w:lang w:val="vi-VN"/>
+        </w:rPr>
+      </w:pPr>
+    </w:p>
+    <w:p>
+      <w:pPr>
+        <w:rPr>
+          <w:rFonts w:ascii="Roboto Serif Medium" w:hAnsi="Roboto Serif Medium" w:cs="Courier New"/>
         </w:rPr>
       </w:pPr>
     </w:p>
@@ -4170,6 +5870,146 @@
     </w:lvl>
   </w:abstractNum>
   <w:abstractNum w:abstractNumId="8" w15:restartNumberingAfterBreak="0">
+    <w:nsid w:val="3E2560E7"/>
+    <w:multiLevelType w:val="multilevel"/>
+    <w:tmpl w:val="87CC4674"/>
+    <w:lvl w:ilvl="0">
+      <w:start w:val="1"/>
+      <w:numFmt w:val="bullet"/>
+      <w:lvlText w:val="-"/>
+      <w:lvlJc w:val="left"/>
+      <w:pPr>
+        <w:ind w:left="720" w:hanging="360"/>
+      </w:pPr>
+      <w:rPr>
+        <w:strike w:val="0"/>
+        <w:dstrike w:val="0"/>
+        <w:u w:val="none"/>
+        <w:effect w:val="none"/>
+      </w:rPr>
+    </w:lvl>
+    <w:lvl w:ilvl="1">
+      <w:start w:val="1"/>
+      <w:numFmt w:val="bullet"/>
+      <w:lvlText w:val="-"/>
+      <w:lvlJc w:val="left"/>
+      <w:pPr>
+        <w:ind w:left="1440" w:hanging="360"/>
+      </w:pPr>
+      <w:rPr>
+        <w:strike w:val="0"/>
+        <w:dstrike w:val="0"/>
+        <w:u w:val="none"/>
+        <w:effect w:val="none"/>
+      </w:rPr>
+    </w:lvl>
+    <w:lvl w:ilvl="2">
+      <w:start w:val="1"/>
+      <w:numFmt w:val="bullet"/>
+      <w:lvlText w:val="-"/>
+      <w:lvlJc w:val="left"/>
+      <w:pPr>
+        <w:ind w:left="2160" w:hanging="360"/>
+      </w:pPr>
+      <w:rPr>
+        <w:strike w:val="0"/>
+        <w:dstrike w:val="0"/>
+        <w:u w:val="none"/>
+        <w:effect w:val="none"/>
+      </w:rPr>
+    </w:lvl>
+    <w:lvl w:ilvl="3">
+      <w:start w:val="1"/>
+      <w:numFmt w:val="bullet"/>
+      <w:lvlText w:val="-"/>
+      <w:lvlJc w:val="left"/>
+      <w:pPr>
+        <w:ind w:left="2880" w:hanging="360"/>
+      </w:pPr>
+      <w:rPr>
+        <w:strike w:val="0"/>
+        <w:dstrike w:val="0"/>
+        <w:u w:val="none"/>
+        <w:effect w:val="none"/>
+      </w:rPr>
+    </w:lvl>
+    <w:lvl w:ilvl="4">
+      <w:start w:val="1"/>
+      <w:numFmt w:val="bullet"/>
+      <w:lvlText w:val="-"/>
+      <w:lvlJc w:val="left"/>
+      <w:pPr>
+        <w:ind w:left="3600" w:hanging="360"/>
+      </w:pPr>
+      <w:rPr>
+        <w:strike w:val="0"/>
+        <w:dstrike w:val="0"/>
+        <w:u w:val="none"/>
+        <w:effect w:val="none"/>
+      </w:rPr>
+    </w:lvl>
+    <w:lvl w:ilvl="5">
+      <w:start w:val="1"/>
+      <w:numFmt w:val="bullet"/>
+      <w:lvlText w:val="-"/>
+      <w:lvlJc w:val="left"/>
+      <w:pPr>
+        <w:ind w:left="4320" w:hanging="360"/>
+      </w:pPr>
+      <w:rPr>
+        <w:strike w:val="0"/>
+        <w:dstrike w:val="0"/>
+        <w:u w:val="none"/>
+        <w:effect w:val="none"/>
+      </w:rPr>
+    </w:lvl>
+    <w:lvl w:ilvl="6">
+      <w:start w:val="1"/>
+      <w:numFmt w:val="bullet"/>
+      <w:lvlText w:val="-"/>
+      <w:lvlJc w:val="left"/>
+      <w:pPr>
+        <w:ind w:left="5040" w:hanging="360"/>
+      </w:pPr>
+      <w:rPr>
+        <w:strike w:val="0"/>
+        <w:dstrike w:val="0"/>
+        <w:u w:val="none"/>
+        <w:effect w:val="none"/>
+      </w:rPr>
+    </w:lvl>
+    <w:lvl w:ilvl="7">
+      <w:start w:val="1"/>
+      <w:numFmt w:val="bullet"/>
+      <w:lvlText w:val="-"/>
+      <w:lvlJc w:val="left"/>
+      <w:pPr>
+        <w:ind w:left="5760" w:hanging="360"/>
+      </w:pPr>
+      <w:rPr>
+        <w:strike w:val="0"/>
+        <w:dstrike w:val="0"/>
+        <w:u w:val="none"/>
+        <w:effect w:val="none"/>
+      </w:rPr>
+    </w:lvl>
+    <w:lvl w:ilvl="8">
+      <w:start w:val="1"/>
+      <w:numFmt w:val="bullet"/>
+      <w:lvlText w:val="-"/>
+      <w:lvlJc w:val="left"/>
+      <w:pPr>
+        <w:ind w:left="6480" w:hanging="360"/>
+      </w:pPr>
+      <w:rPr>
+        <w:strike w:val="0"/>
+        <w:dstrike w:val="0"/>
+        <w:u w:val="none"/>
+        <w:effect w:val="none"/>
+      </w:rPr>
+    </w:lvl>
+  </w:abstractNum>
+  <w:abstractNum w:abstractNumId="9" w15:restartNumberingAfterBreak="0">
     <w:nsid w:val="508C4EBC"/>
     <w:multiLevelType w:val="multilevel"/>
     <w:tmpl w:val="A894C33C"/>
@@ -4282,7 +6122,7 @@
       </w:rPr>
     </w:lvl>
   </w:abstractNum>
-  <w:abstractNum w:abstractNumId="9" w15:restartNumberingAfterBreak="0">
+  <w:abstractNum w:abstractNumId="10" w15:restartNumberingAfterBreak="0">
     <w:nsid w:val="5D9E3059"/>
     <w:multiLevelType w:val="multilevel"/>
     <w:tmpl w:val="00CA82BE"/>
@@ -4395,7 +6235,7 @@
       </w:rPr>
     </w:lvl>
   </w:abstractNum>
-  <w:abstractNum w:abstractNumId="10" w15:restartNumberingAfterBreak="0">
+  <w:abstractNum w:abstractNumId="11" w15:restartNumberingAfterBreak="0">
     <w:nsid w:val="64F61103"/>
     <w:multiLevelType w:val="multilevel"/>
     <w:tmpl w:val="3466BF64"/>
@@ -4508,7 +6348,7 @@
       </w:rPr>
     </w:lvl>
   </w:abstractNum>
-  <w:abstractNum w:abstractNumId="11" w15:restartNumberingAfterBreak="0">
+  <w:abstractNum w:abstractNumId="12" w15:restartNumberingAfterBreak="0">
     <w:nsid w:val="6CDB652B"/>
     <w:multiLevelType w:val="multilevel"/>
     <w:tmpl w:val="FC90B47A"/>
@@ -4621,7 +6461,7 @@
       </w:rPr>
     </w:lvl>
   </w:abstractNum>
-  <w:abstractNum w:abstractNumId="12" w15:restartNumberingAfterBreak="0">
+  <w:abstractNum w:abstractNumId="13" w15:restartNumberingAfterBreak="0">
     <w:nsid w:val="71E51C1A"/>
     <w:multiLevelType w:val="multilevel"/>
     <w:tmpl w:val="A42CC320"/>
@@ -4735,10 +6575,10 @@
     </w:lvl>
   </w:abstractNum>
   <w:num w:numId="1" w16cid:durableId="823274322">
-    <w:abstractNumId w:val="10"/>
+    <w:abstractNumId w:val="11"/>
   </w:num>
   <w:num w:numId="2" w16cid:durableId="959190086">
-    <w:abstractNumId w:val="9"/>
+    <w:abstractNumId w:val="10"/>
   </w:num>
   <w:num w:numId="3" w16cid:durableId="88505736">
     <w:abstractNumId w:val="3"/>
@@ -4756,13 +6596,13 @@
     <w:abstractNumId w:val="6"/>
   </w:num>
   <w:num w:numId="8" w16cid:durableId="1628121927">
-    <w:abstractNumId w:val="8"/>
+    <w:abstractNumId w:val="9"/>
   </w:num>
   <w:num w:numId="9" w16cid:durableId="537277263">
-    <w:abstractNumId w:val="11"/>
+    <w:abstractNumId w:val="12"/>
   </w:num>
   <w:num w:numId="10" w16cid:durableId="1502813210">
-    <w:abstractNumId w:val="12"/>
+    <w:abstractNumId w:val="13"/>
   </w:num>
   <w:num w:numId="11" w16cid:durableId="956060748">
     <w:abstractNumId w:val="5"/>
@@ -4772,6 +6612,18 @@
   </w:num>
   <w:num w:numId="13" w16cid:durableId="511574319">
     <w:abstractNumId w:val="4"/>
+  </w:num>
+  <w:num w:numId="14" w16cid:durableId="902717609">
+    <w:abstractNumId w:val="8"/>
+    <w:lvlOverride w:ilvl="0"/>
+    <w:lvlOverride w:ilvl="1"/>
+    <w:lvlOverride w:ilvl="2"/>
+    <w:lvlOverride w:ilvl="3"/>
+    <w:lvlOverride w:ilvl="4"/>
+    <w:lvlOverride w:ilvl="5"/>
+    <w:lvlOverride w:ilvl="6"/>
+    <w:lvlOverride w:ilvl="7"/>
+    <w:lvlOverride w:ilvl="8"/>
   </w:num>
 </w:numbering>
 </file>
@@ -5179,7 +7031,6 @@
   <w:style w:type="character" w:default="1" w:styleId="DefaultParagraphFont">
     <w:name w:val="Default Paragraph Font"/>
     <w:uiPriority w:val="1"/>
-    <w:semiHidden/>
     <w:unhideWhenUsed/>
   </w:style>
   <w:style w:type="table" w:default="1" w:styleId="TableNormal">
@@ -5241,6 +7092,18 @@
     <w:name w:val="s2"/>
     <w:basedOn w:val="DefaultParagraphFont"/>
     <w:rsid w:val="00E4121E"/>
+  </w:style>
+  <w:style w:type="character" w:styleId="UnresolvedMention">
+    <w:name w:val="Unresolved Mention"/>
+    <w:basedOn w:val="DefaultParagraphFont"/>
+    <w:uiPriority w:val="99"/>
+    <w:semiHidden/>
+    <w:unhideWhenUsed/>
+    <w:rsid w:val="004236C8"/>
+    <w:rPr>
+      <w:color w:val="605E5C"/>
+      <w:shd w:val="clear" w:color="auto" w:fill="E1DFDD"/>
+    </w:rPr>
   </w:style>
 </w:styles>
 </file>
